--- a/zaini_case_audit_output/outputs/word/documents/041_اتفاقية الصلح والتخارج في شركات أحمد زيني وأولاده ـ مصدقة من المحكمة.docx
+++ b/zaini_case_audit_output/outputs/word/documents/041_اتفاقية الصلح والتخارج في شركات أحمد زيني وأولاده ـ مصدقة من المحكمة.docx
@@ -53,6 +53,20 @@
         <w:t>[مخرج آلي / Script Output - سماوي]  [مخرج آلي يحتاج مراجعة بشرية - وردي]</w:t>
       </w:r>
     </w:p>
+    <w:p>
+      <w:pPr>
+        <w:jc w:val="right"/>
+        <w:bidi/>
+      </w:pPr>
+      <w:r>
+        <w:rPr>
+          <w:b w:val="0"/>
+          <w:i/>
+          <w:color w:val="C00000"/>
+        </w:rPr>
+        <w:t>[نص ممسوح OCR صُحِّح ترتيبه آلياً — قد يحتوي أخطاء طفيفة]</w:t>
+      </w:r>
+    </w:p>
     <w:p/>
     <w:p>
       <w:pPr>
@@ -116,7 +130,7 @@
           <w:b w:val="0"/>
           <w:i w:val="0"/>
         </w:rPr>
-        <w:t>الدائرة السابعة عشرة</w:t>
+        <w:t>ةرشع ةعباسلا ةرئادلا</w:t>
       </w:r>
     </w:p>
     <w:p>
@@ -207,7 +221,7 @@
           <w:b w:val="0"/>
           <w:i w:val="0"/>
         </w:rPr>
-        <w:t>انعقدت الدائرة القضائية السابعة عشرة والمشكلة من :</w:t>
+        <w:t>: نم ةلكشملاو ةرشع ةعباسلا ةيئاضقلا ةرئادلا تدقعنا</w:t>
       </w:r>
     </w:p>
     <w:p>
@@ -454,7 +468,7 @@
           <w:b w:val="0"/>
           <w:i w:val="0"/>
         </w:rPr>
-        <w:t>الدائرة السابعة عشرة</w:t>
+        <w:t>ةرشع ةعباسلا ةرئادلا</w:t>
       </w:r>
     </w:p>
     <w:p>
@@ -636,7 +650,7 @@
           <w:b w:val="0"/>
           <w:i w:val="0"/>
         </w:rPr>
-        <w:t>الدائرة السابعة عشرة</w:t>
+        <w:t>ةرشع ةعباسلا ةرئادلا</w:t>
       </w:r>
     </w:p>
     <w:p>
@@ -779,7 +793,7 @@
           <w:b w:val="0"/>
           <w:i w:val="0"/>
         </w:rPr>
-        <w:t>الدائرة السابعة عشرة</w:t>
+        <w:t>ةرشع ةعباسلا ةرئادلا</w:t>
       </w:r>
     </w:p>
     <w:p>
@@ -948,7 +962,7 @@
           <w:b w:val="0"/>
           <w:i w:val="0"/>
         </w:rPr>
-        <w:t>الدائرة السابعة عشرة</w:t>
+        <w:t>ةرشع ةعباسلا ةرئادلا</w:t>
       </w:r>
     </w:p>
     <w:p>
@@ -1091,7 +1105,7 @@
           <w:b w:val="0"/>
           <w:i w:val="0"/>
         </w:rPr>
-        <w:t>الدائرة السابعة عشرة</w:t>
+        <w:t>ةرشع ةعباسلا ةرئادلا</w:t>
       </w:r>
     </w:p>
     <w:p>
@@ -1338,7 +1352,7 @@
           <w:b w:val="0"/>
           <w:i w:val="0"/>
         </w:rPr>
-        <w:t>الدائرة السابعة عشرة</w:t>
+        <w:t>ةرشع ةعباسلا ةرئادلا</w:t>
       </w:r>
     </w:p>
     <w:p>
@@ -1546,7 +1560,7 @@
           <w:b w:val="0"/>
           <w:i w:val="0"/>
         </w:rPr>
-        <w:t>الدائرة السابعة عشرة</w:t>
+        <w:t>ةرشع ةعباسلا ةرئادلا</w:t>
       </w:r>
     </w:p>
     <w:p>
@@ -1780,7 +1794,7 @@
           <w:b w:val="0"/>
           <w:i w:val="0"/>
         </w:rPr>
-        <w:t>الدائرة السابعة عشرة</w:t>
+        <w:t>ةرشع ةعباسلا ةرئادلا</w:t>
       </w:r>
     </w:p>
     <w:p>
@@ -1923,7 +1937,7 @@
           <w:b w:val="0"/>
           <w:i w:val="0"/>
         </w:rPr>
-        <w:t>الدائرة السابعة عشرة</w:t>
+        <w:t>ةرشع ةعباسلا ةرئادلا</w:t>
       </w:r>
     </w:p>
     <w:p>
@@ -2053,7 +2067,7 @@
           <w:b w:val="0"/>
           <w:i w:val="0"/>
         </w:rPr>
-        <w:t>الدائرة السابعة عشرة</w:t>
+        <w:t>ةرشع ةعباسلا ةرئادلا</w:t>
       </w:r>
     </w:p>
     <w:p>
@@ -2183,7 +2197,7 @@
           <w:b w:val="0"/>
           <w:i w:val="0"/>
         </w:rPr>
-        <w:t>الدائرة السابعة عشرة</w:t>
+        <w:t>ةرشع ةعباسلا ةرئادلا</w:t>
       </w:r>
     </w:p>
     <w:p>
@@ -2430,7 +2444,7 @@
           <w:b w:val="0"/>
           <w:i w:val="0"/>
         </w:rPr>
-        <w:t>الأختام الموجودة في المقر الرئيسي.</w:t>
+        <w:t>.يسيئرلا رقملا يف ةدوجوملا ماتخألا</w:t>
       </w:r>
     </w:p>
     <w:p>
@@ -2599,7 +2613,7 @@
           <w:b w:val="0"/>
           <w:i w:val="0"/>
         </w:rPr>
-        <w:t>الدائرة السابعة عشرة</w:t>
+        <w:t>ةرشع ةعباسلا ةرئادلا</w:t>
       </w:r>
     </w:p>
     <w:p>
@@ -2625,7 +2639,7 @@
           <w:b w:val="0"/>
           <w:i w:val="0"/>
         </w:rPr>
-        <w:t>البند السابع</w:t>
+        <w:t>عباسلا دنبلا</w:t>
       </w:r>
     </w:p>
     <w:p>
@@ -2768,7 +2782,7 @@
           <w:b w:val="0"/>
           <w:i w:val="0"/>
         </w:rPr>
-        <w:t>الدائرة السابعة عشرة</w:t>
+        <w:t>ةرشع ةعباسلا ةرئادلا</w:t>
       </w:r>
     </w:p>
     <w:p>
@@ -3054,7 +3068,7 @@
           <w:b w:val="0"/>
           <w:i w:val="0"/>
         </w:rPr>
-        <w:t>الدائرة السابعة عشرة</w:t>
+        <w:t>ةرشع ةعباسلا ةرئادلا</w:t>
       </w:r>
     </w:p>
     <w:p>

--- a/zaini_case_audit_output/outputs/word/documents/041_اتفاقية الصلح والتخارج في شركات أحمد زيني وأولاده ـ مصدقة من المحكمة.docx
+++ b/zaini_case_audit_output/outputs/word/documents/041_اتفاقية الصلح والتخارج في شركات أحمد زيني وأولاده ـ مصدقة من المحكمة.docx
@@ -78,7 +78,7 @@
           <w:b w:val="0"/>
           <w:i w:val="0"/>
         </w:rPr>
-        <w:t>المملكة العربية السعودية</w:t>
+        <w:t>ةيدوعسلا ةيبرعلا ةكلمملا</w:t>
       </w:r>
     </w:p>
     <w:p>
@@ -91,7 +91,7 @@
           <w:b w:val="0"/>
           <w:i w:val="0"/>
         </w:rPr>
-        <w:t>بسم الله الخرز الحي</w:t>
+        <w:t>يحلا زرخلا هللا مسب</w:t>
       </w:r>
     </w:p>
     <w:p>
@@ -104,7 +104,7 @@
           <w:b w:val="0"/>
           <w:i w:val="0"/>
         </w:rPr>
-        <w:t>المحكمة الإدارية بجدة</w:t>
+        <w:t>ةدجب ةيرادإلا ةمكحملا</w:t>
       </w:r>
     </w:p>
     <w:p>
@@ -117,7 +117,7 @@
           <w:b w:val="0"/>
           <w:i w:val="0"/>
         </w:rPr>
-        <w:t>ديوان المظالم</w:t>
+        <w:t>ملاظملا ناويد</w:t>
       </w:r>
     </w:p>
     <w:p>
@@ -208,7 +208,7 @@
           <w:b w:val="0"/>
           <w:i w:val="0"/>
         </w:rPr>
-        <w:t>فإنه في يوم السبت الموافق ١٤۳۲/۱۲/۲هـ وبمقر المحكمة الإدارية بجدة</w:t>
+        <w:t>ةدجب ةيرادإلا ةمكحملا رقمبو ـه۲/۲۱/۲۳١٤ قفاوملا تبسلا موي يف هنإف</w:t>
       </w:r>
     </w:p>
     <w:p>
@@ -234,7 +234,7 @@
           <w:b w:val="0"/>
           <w:i w:val="0"/>
         </w:rPr>
-        <w:t>القاد</w:t>
+        <w:t>داقلا</w:t>
       </w:r>
     </w:p>
     <w:p>
@@ -286,7 +286,7 @@
           <w:b w:val="0"/>
           <w:i w:val="0"/>
         </w:rPr>
-        <w:t>بدر بن عبد العزيز التويجري</w:t>
+        <w:t>يرجيوتلا زيزعلا دبع نب ردب</w:t>
       </w:r>
     </w:p>
     <w:p>
@@ -312,7 +312,7 @@
           <w:b w:val="0"/>
           <w:i w:val="0"/>
         </w:rPr>
-        <w:t>عبد المجيد بن علي الفوزان</w:t>
+        <w:t>نازوفلا يلع نب ديجملا دبع</w:t>
       </w:r>
     </w:p>
     <w:p>
@@ -338,7 +338,7 @@
           <w:b w:val="0"/>
           <w:i w:val="0"/>
         </w:rPr>
-        <w:t>عبد الله بن علي الزهرا</w:t>
+        <w:t>ارهزلا يلع نب هللا دبع</w:t>
       </w:r>
     </w:p>
     <w:p>
@@ -364,7 +364,7 @@
           <w:b w:val="0"/>
           <w:i w:val="0"/>
         </w:rPr>
-        <w:t>وذلك للنظر في القضيتين الموضحتين بعاليه والمحالتين للدائرة بتاريخ ١٤٣١/١٠/١٦هـ و ١٤٣٢/٢/٢١هـ .</w:t>
+        <w:t>. ـه١٤٣٢/٢/٢١ و ـه١٤٣١/١٠/١٦ خيراتب ةرئادلل نيتلاحملاو هيلاعب نيتحضوملا نيتيضقلا يف رظنلل كلذو</w:t>
       </w:r>
     </w:p>
     <w:p>
@@ -377,7 +377,7 @@
           <w:b w:val="0"/>
           <w:i w:val="0"/>
         </w:rPr>
-        <w:t>(الوقائع)</w:t>
+        <w:t>(عئاقولا)</w:t>
       </w:r>
     </w:p>
     <w:p>
@@ -429,7 +429,7 @@
           <w:b w:val="0"/>
           <w:i w:val="0"/>
         </w:rPr>
-        <w:t>المملكة العربية السعودية ويوان المظالم</w:t>
+        <w:t>ملاظملا ناويو ةيدوعسلا ةيبرعلا ةكلمملا</w:t>
       </w:r>
     </w:p>
     <w:p>
@@ -442,7 +442,7 @@
           <w:b w:val="0"/>
           <w:i w:val="0"/>
         </w:rPr>
-        <w:t>بشم انته الحر الحب</w:t>
+        <w:t>بحلا رحلا هتنا مشب</w:t>
       </w:r>
     </w:p>
     <w:p>
@@ -455,7 +455,7 @@
           <w:b w:val="0"/>
           <w:i w:val="0"/>
         </w:rPr>
-        <w:t>المحكمة الإدارية بجدة</w:t>
+        <w:t>ةدجب ةيرادإلا ةمكحملا</w:t>
       </w:r>
     </w:p>
     <w:p>
@@ -481,7 +481,7 @@
           <w:b w:val="0"/>
           <w:i w:val="0"/>
         </w:rPr>
-        <w:t>والوثائق المطلوبة رغم تكرار مطالبته بذلك وهو ما يعد مخالفة صريحة للنظام ومن شانه إلحاق الضرر بموكله وتهديد مصالحه في الشركات ، وانتهى إلى طلب إيقاف المدعى عليه عن أعمال إدارة شركة أحمد زيني وأولاده المحدودة . والشركات التابعة لها ، وتعيين حارس قضائي لتسيير أعمال الشركات، وإلزام المدعى عليه بتسليم كافة المستندات والوثائق المحاسبية الخاصة بجميع الشركات لمراجعتها من قبل محاسب قانوني متضمنة بيان كافة التسهيلات والقروض</w:t>
+        <w:t>ضورقلاو تاليهستلا ةفاك نايب ةنمضتم ينوناق بساحم لبق نم اهتعجارمل تاكرشلا عيمجب ةصاخلا ةيبساحملا قئاثولاو تادنتسملا ةفاك ميلستب هيلع ىعدملا مازلإو ،تاكرشلا لامعأ رييستل يئاضق سراح نييعتو ، اهل ةعباتلا تاكرشلاو . ةدودحملا هدالوأو ينيز دمحأ ةكرش ةرادإ لامعأ نع هيلع ىعدملا فاقيإ بلط ىلإ ىهتناو ، تاكرشلا يف هحلاصم ديدهتو هلكومب ررضلا قاحلإ هناش نمو ماظنلل ةحيرص ةفلاخم دعي ام وهو كلذب هتبلاطم راركت مغر ةبولطملا قئاثولاو</w:t>
       </w:r>
     </w:p>
     <w:p>
@@ -494,7 +494,7 @@
           <w:b w:val="0"/>
           <w:i w:val="0"/>
         </w:rPr>
-        <w:t>البنكية بتفاصيلها.</w:t>
+        <w:t>.اهليصافتب ةيكنبلا</w:t>
       </w:r>
     </w:p>
     <w:p>
@@ -572,7 +572,7 @@
           <w:b w:val="0"/>
           <w:i w:val="0"/>
         </w:rPr>
-        <w:t>بتكليفه بهذه المهمة.</w:t>
+        <w:t>.ةمهملا هذهب هفيلكتب</w:t>
       </w:r>
     </w:p>
     <w:p>
@@ -611,7 +611,7 @@
           <w:b w:val="0"/>
           <w:i w:val="0"/>
         </w:rPr>
-        <w:t>المملكة العربية السعودية ديوان المظالم</w:t>
+        <w:t>ملاظملا ناويد ةيدوعسلا ةيبرعلا ةكلمملا</w:t>
       </w:r>
     </w:p>
     <w:p>
@@ -624,7 +624,7 @@
           <w:b w:val="0"/>
           <w:i w:val="0"/>
         </w:rPr>
-        <w:t>بسم الله الحر الحب</w:t>
+        <w:t>بحلا رحلا هللا مسب</w:t>
       </w:r>
     </w:p>
     <w:p>
@@ -637,7 +637,7 @@
           <w:b w:val="0"/>
           <w:i w:val="0"/>
         </w:rPr>
-        <w:t>المحكمة الإدارية بجدة</w:t>
+        <w:t>ةدجب ةيرادإلا ةمكحملا</w:t>
       </w:r>
     </w:p>
     <w:p>
@@ -663,7 +663,7 @@
           <w:b w:val="0"/>
           <w:i w:val="0"/>
         </w:rPr>
-        <w:t>القضائية إلى طلب تعيين مراقب مالي للشركات خلال فترة أعمال المحاسبة بشرط أنه إذا تبين خلال هذه الفترة تجاوزات أو مخالفات أو أضرار في الشركات فإنهم يصرون على طلبهم فرض الحراسة القضائية ، وبسؤال و حيل مكتب المحاسب القانوني طلال أبو غزالة وشركاه عن تقدير أتعاب المراقبة المالية خلال فترة تدقيق الميزانيات وتقييم الحصص المقدرة من قبله في العرض المقدم للدائرة بثلاثة أشهر أفاد بأنه يقدرها بمبلغ ۱۰۰,۰۰۰) ریال ، فقرر الأطراف موافقتهم على ذلك، على أن تكون مناصفة بينهم ، وأكد المدعى عليه أنه ملتزم بتسليم المحاسب القانوني كافة الميزانيات والمستندات التي يطلبها لإتمام عمله، كما أكد على التزامه بشراء حصص المدعيين بعد تقييمها من قبل المحاسب القانوني دون اعتراض، كما أكد المدعون التزامهم بالبيع بالمبلغ المقدر من قبل المحاســب دون اعتراض. فأصدرت الدائرة قرارها رقم ٥١ لعام ١٤٣٢هـ القاضي نبدب الخبير المحاسبي / طلال أبو غزالة وشركاه الدوليــة محاسبون قانونيون بحيث تكون مهمته كالتالي :</w:t>
+        <w:t>: يلاتلاك هتمهم نوكت ثيحب نوينوناق نوبساحم ةــيلودلا هاكرشو ةلازغ وبأ لالط / يبساحملا ريبخلا بدبن يضاقلا ـه١٤٣٢ ماعل ٥١ مقر اهرارق ةرئادلا تردصأف .ضارتعا نود بــساحملا لبق نم ردقملا غلبملاب عيبلاب مهمازتلا نوعدملا دكأ امك ،ضارتعا نود ينوناقلا بساحملا لبق نم اهمييقت دعب نييعدملا صصح ءارشب همازتلا ىلع دكأ امك ،هلمع مامتإل اهبلطي يتلا تادنتسملاو تاينازيملا ةفاك ينوناقلا بساحملا ميلستب مزتلم هنأ هيلع ىعدملا دكأو ، مهنيب ةفصانم نوكت نأ ىلع ،كلذ ىلع مهتقفاوم فارطألا ررقف ، لایر (۰۰۰,۰۰۱ غلبمب اهردقي هنأب دافأ رهشأ ةثالثب ةرئادلل مدقملا ضرعلا يف هلبق نم ةردقملا صصحلا مييقتو تاينازيملا قيقدت ةرتف لالخ ةيلاملا ةبقارملا باعتأ ريدقت نع هاكرشو ةلازغ وبأ لالط ينوناقلا بساحملا بتكم ليح و لاؤسبو ، ةيئاضقلا ةسارحلا ضرف مهبلط ىلع نورصي مهنإف تاكرشلا يف رارضأ وأ تافلاخم وأ تازواجت ةرتفلا هذه لالخ نيبت اذإ هنأ طرشب ةبساحملا لامعأ ةرتف لالخ تاكرشلل يلام بقارم نييعت بلط ىلإ ةيئاضقلا</w:t>
       </w:r>
     </w:p>
     <w:p>
@@ -715,7 +715,7 @@
           <w:b w:val="0"/>
           <w:i w:val="0"/>
         </w:rPr>
-        <w:t>ثالثاً : مراقبة الحسابات المالية من تاريخه وحتى الانتهاء من الأعمال المكلف بها.</w:t>
+        <w:t>.اهب فلكملا لامعألا نم ءاهتنالا ىتحو هخيرات نم ةيلاملا تاباسحلا ةبقارم : ًاثلاث</w:t>
       </w:r>
     </w:p>
     <w:p>
@@ -754,7 +754,7 @@
           <w:b w:val="0"/>
           <w:i w:val="0"/>
         </w:rPr>
-        <w:t>المملكة العربية السعودية ديوان المظالم</w:t>
+        <w:t>ملاظملا ناويد ةيدوعسلا ةيبرعلا ةكلمملا</w:t>
       </w:r>
     </w:p>
     <w:p>
@@ -767,7 +767,7 @@
           <w:b w:val="0"/>
           <w:i w:val="0"/>
         </w:rPr>
-        <w:t>بشم انته الحر الحب</w:t>
+        <w:t>بحلا رحلا هتنا مشب</w:t>
       </w:r>
     </w:p>
     <w:p>
@@ -780,7 +780,7 @@
           <w:b w:val="0"/>
           <w:i w:val="0"/>
         </w:rPr>
-        <w:t>المحكمة الإدارية بجدة</w:t>
+        <w:t>ةدجب ةيرادإلا ةمكحملا</w:t>
       </w:r>
     </w:p>
     <w:p>
@@ -845,7 +845,7 @@
           <w:b w:val="0"/>
           <w:i w:val="0"/>
         </w:rPr>
-        <w:t>إنه في يوم السبت ١٤٣٢/١٢/١ هـ الموافق ۲۰۱۱/۱۰/۲۹م، تم بعون الله تعالى الاتفاق والتراضي بين كل من الأطراف المذكورين أدناه :</w:t>
+        <w:t>: هاندأ نيروكذملا فارطألا نم لك نيب يضارتلاو قافتالا ىلاعت هللا نوعب مت ،م۹۲/۰۱/۱۱۰۲ قفاوملا ـه ١٤٣٢/١٢/١ تبسلا موي يف هنإ</w:t>
       </w:r>
     </w:p>
     <w:p>
@@ -910,7 +910,7 @@
           <w:b w:val="0"/>
           <w:i w:val="0"/>
         </w:rPr>
-        <w:t>أقر الأطراف بكامل أهليتهم المعتبرة شرعاً ونظاماً لإبرام العقود والتصرفات واتفقوا فيما بينهم على الآتي:</w:t>
+        <w:t>:يتآلا ىلع مهنيب اميف اوقفتاو تافرصتلاو دوقعلا ماربإل ًاماظنو ًاعرش ةربتعملا مهتيلهأ لماكب فارطألا رقأ</w:t>
       </w:r>
     </w:p>
     <w:p>
@@ -923,7 +923,7 @@
           <w:b w:val="0"/>
           <w:i w:val="0"/>
         </w:rPr>
-        <w:t>المملكة العربية السعودية ويوان المظالم</w:t>
+        <w:t>ملاظملا ناويو ةيدوعسلا ةيبرعلا ةكلمملا</w:t>
       </w:r>
     </w:p>
     <w:p>
@@ -936,7 +936,7 @@
           <w:b w:val="0"/>
           <w:i w:val="0"/>
         </w:rPr>
-        <w:t>بسم انه الحر الجميع</w:t>
+        <w:t>عيمجلا رحلا هنا مسب</w:t>
       </w:r>
     </w:p>
     <w:p>
@@ -949,7 +949,7 @@
           <w:b w:val="0"/>
           <w:i w:val="0"/>
         </w:rPr>
-        <w:t>المحكمة الإدارية بجدة</w:t>
+        <w:t>ةدجب ةيرادإلا ةمكحملا</w:t>
       </w:r>
     </w:p>
     <w:p>
@@ -1001,7 +1001,7 @@
           <w:b w:val="0"/>
           <w:i w:val="0"/>
         </w:rPr>
-        <w:t>الشركة من حصص وشراكات في الشركات التالية:</w:t>
+        <w:t>:ةيلاتلا تاكرشلا يف تاكارشو صصح نم ةكرشلا</w:t>
       </w:r>
     </w:p>
     <w:p>
@@ -1014,7 +1014,7 @@
           <w:b w:val="0"/>
           <w:i w:val="0"/>
         </w:rPr>
-        <w:t>(۱) شركة الضيافة للأعمال العقارية المحدودة سجل تجاري (٤)٤٠٣٠۱۲۰۱۰) مصدره جدة. (۲) شركة مصنع الحلويات والطحينة الوطني المحدودة سجل تجاري (٤٠٣٠٠٩۲۵۰۷) مصدره جدة. (۳) شركة مزرعة وادي فاطمة للدواجن المحدودة سجل تجاري (٤٠٣۰۰۹۲۰۹۱) مصدره جدة. (٤) شركة أحمد زيني للتموين والخدمات الغذائية المحدودة سجل تجاري (٤٠٣٠۱۰۷۰۰۳) مصدره جدة. (٥) شركة أحمد زيني للكهرباء والتكييف المحدودة سجل تجاري ٤٠٣٠۱۰۷۱٤٥) مصدره جدة. (1) شركة أحمد زيني سود كسو للتموين المحدودة سجل تجاري (٤٠٣٠٠١٦٩٧٤) مصدره جدة. (۷) شركة أحمد زيني دايكن لتكييف الهواء المحدودة سجل تجاري (٤٠٣٠٠٥٤۱۸۷) مصدره حدة. (۸) الشركة الوطنية للإدارة والخدمات المحدودة سجل تجاري (٤٠٣٠٠٤٢٤٩٦) مصدره جدة.</w:t>
+        <w:t>.ةدج هردصم (٤٠٣٠٠٤٢٤٩٦) يراجت لجس ةدودحملا تامدخلاو ةرادإلل ةينطولا ةكرشلا (۸) .ةدح هردصم (۷۸۱٤٠٣٠٠٥٤) يراجت لجس ةدودحملا ءاوهلا فييكتل نكياد ينيز دمحأ ةكرش (۷) .ةدج هردصم (٤٠٣٠٠١٦٩٧٤) يراجت لجس ةدودحملا نيومتلل وسك دوس ينيز دمحأ ةكرش (1) .ةدج هردصم (٤٥۱۷۰۱٤٠٣٠ يراجت لجس ةدودحملا فييكتلاو ءابرهكلل ينيز دمحأ ةكرش (٥) .ةدج هردصم (۳۰۰۷۰۱٤٠٣٠) يراجت لجس ةدودحملا ةيئاذغلا تامدخلاو نيومتلل ينيز دمحأ ةكرش (٤) .ةدج هردصم (۱۹۰۲۹۰۰٤٠٣) يراجت لجس ةدودحملا نجاودلل ةمطاف يداو ةعرزم ةكرش (۳) .ةدج هردصم (۷۰۵۲٤٠٣٠٠٩) يراجت لجس ةدودحملا ينطولا ةنيحطلاو تايولحلا عنصم ةكرش (۲) .ةدج هردصم (۰۱۰۲۱٤٠٣٠(٤) يراجت لجس ةدودحملا ةيراقعلا لامعألل ةفايضلا ةكرش (۱)</w:t>
       </w:r>
     </w:p>
     <w:p>
@@ -1027,7 +1027,7 @@
           <w:b w:val="0"/>
           <w:i w:val="0"/>
         </w:rPr>
-        <w:t>(۹) شركة الخميرة السعودية المحدودة سجل تجاري (٤٠٣٠٠٤٨٦٢٠) مصدره جدة . (١٠) شركة كورتينا للصناعات الغذائية المحدودة سجل تجاري (٤٠٣٠٠۹۲۵۱۸) مصدره جدة. (۱۱) شركة أحمد ) زيني التجارية المحدودة سجل تجاري (٤٠٣٠١٦۹۱۰۲) مصدره جدة. وحيث قد اتفق الأطراف المدعون على التخارج من هذه الشركات محل الدعوى إلى المدعي عليه الذي التزم بالشراء كما ورد بقرار الدائرة التجارية السابعة عشرة رقم ٢/١٧/٥١ وتاريخ ١٤٣٧/٤/١١هـ المتضمن انتداب الخبير المحاسبي مكتب طلال أبو غزالة لتقييم الشركات.</w:t>
+        <w:t>.تاكرشلا مييقتل ةلازغ وبأ لالط بتكم يبساحملا ريبخلا بادتنا نمضتملا ـه١٤٣٧/٤/١١ خيراتو ٢/١٧/٥١ مقر ةرشع ةعباسلا ةيراجتلا ةرئادلا رارقب درو امك ءارشلاب مزتلا يذلا هيلع يعدملا ىلإ ىوعدلا لحم تاكرشلا هذه نم جراختلا ىلع نوعدملا فارطألا قفتا دق ثيحو .ةدج هردصم (۲۰۱۹٤٠٣٠١٦) يراجت لجس ةدودحملا ةيراجتلا ينيز ( دمحأ ةكرش (۱۱) .ةدج هردصم (۸۱۵۲۹٤٠٣٠٠) يراجت لجس ةدودحملا ةيئاذغلا تاعانصلل انيتروك ةكرش (١٠) . ةدج هردصم (٤٠٣٠٠٤٨٦٢٠) يراجت لجس ةدودحملا ةيدوعسلا ةريمخلا ةكرش (۹)</w:t>
       </w:r>
     </w:p>
     <w:p>
@@ -1040,7 +1040,7 @@
           <w:b w:val="0"/>
           <w:i w:val="0"/>
         </w:rPr>
-        <w:t>وحيث عرضت هيئة المحكمة المنظورة أمامها الدعوى الرئيسية على الأطراف إنهاء الدعاوى المذكورة أعلاه صلحاً، وقد قبل الأطراف جميعاً إبرام الصلح والتنازل والتخارج عن الشركات المذكورة ووفقاً لما سيرد بهذه الاتفاقية.</w:t>
+        <w:t>.ةيقافتالا هذهب دريس امل ًاقفوو ةروكذملا تاكرشلا نع جراختلاو لزانتلاو حلصلا ماربإ ًاعيمج فارطألا لبق دقو ،ًاحلص هالعأ ةروكذملا ىواعدلا ءاهنإ فارطألا ىلع ةيسيئرلا ىوعدلا اهمامأ ةروظنملا ةمكحملا ةئيه تضرع ثيحو</w:t>
       </w:r>
     </w:p>
     <w:p>
@@ -1066,7 +1066,7 @@
           <w:b w:val="0"/>
           <w:i w:val="0"/>
         </w:rPr>
-        <w:t>المملكة العربية السعودية ديوان المظالم</w:t>
+        <w:t>ملاظملا ناويد ةيدوعسلا ةيبرعلا ةكلمملا</w:t>
       </w:r>
     </w:p>
     <w:p>
@@ -1079,7 +1079,7 @@
           <w:b w:val="0"/>
           <w:i w:val="0"/>
         </w:rPr>
-        <w:t>بشم انته الحر الحب</w:t>
+        <w:t>بحلا رحلا هتنا مشب</w:t>
       </w:r>
     </w:p>
     <w:p>
@@ -1092,7 +1092,7 @@
           <w:b w:val="0"/>
           <w:i w:val="0"/>
         </w:rPr>
-        <w:t>المحكمة الإدارية بجدة</w:t>
+        <w:t>ةدجب ةيرادإلا ةمكحملا</w:t>
       </w:r>
     </w:p>
     <w:p>
@@ -1131,7 +1131,7 @@
           <w:b w:val="0"/>
           <w:i w:val="0"/>
         </w:rPr>
-        <w:t>البند الأول</w:t>
+        <w:t>لوألا دنبلا</w:t>
       </w:r>
     </w:p>
     <w:p>
@@ -1144,7 +1144,7 @@
           <w:b w:val="0"/>
           <w:i w:val="0"/>
         </w:rPr>
-        <w:t>التمهيد السابق والقرار الصادر من الدائرة التجارية السابعة عشرة برقم (٢/١٧/٥١) بتاريخ ١٤١١/٤/١١ مـــــ وكافة السجلات التجارية والتراخيص والتصاريح والوكالات التجارية ووكالات التوزيع الحصرية والأسماء والعلامات التجارية الخاصة بأي وجميع الشركات الوارد ذكرها جزءاً لا يتجزأ من هذه الاتفاقية ترفق بها وتقرأ معها باستمرار ويرجع إليها ويؤخذ بها لتفسير ما اتجهت إليه إرادة الأطراف وقت تحريرها والتوقيع عليها وذلك بالقدر الذي لا يتعارض مع الاتفاقية أو أي بند بنودها أو يتعارض مع مضمون ومفهوم ما حررت من أجله.</w:t>
+        <w:t>.هلجأ نم تررح ام موهفمو نومضم عم ضراعتي وأ اهدونب دنب يأ وأ ةيقافتالا عم ضراعتي ال يذلا ردقلاب كلذو اهيلع عيقوتلاو اهريرحت تقو فارطألا ةدارإ هيلإ تهجتا ام ريسفتل اهب ذخؤيو اهيلإ عجريو رارمتساب اهعم أرقتو اهب قفرت ةيقافتالا هذه نم أزجتي ال ًاءزج اهركذ دراولا تاكرشلا عيمجو يأب ةصاخلا ةيراجتلا تامالعلاو ءامسألاو ةيرصحلا عيزوتلا تالاكوو ةيراجتلا تالاكولاو حيراصتلاو صيخارتلاو ةيراجتلا تالجسلا ةفاكو ـــــم ١٤١١/٤/١١ خيراتب (٢/١٧/٥١) مقرب ةرشع ةعباسلا ةيراجتلا ةرئادلا نم رداصلا رارقلاو قباسلا ديهمتلا</w:t>
       </w:r>
     </w:p>
     <w:p>
@@ -1157,7 +1157,7 @@
           <w:b w:val="0"/>
           <w:i w:val="0"/>
         </w:rPr>
-        <w:t>البند الثاني</w:t>
+        <w:t>يناثلا دنبلا</w:t>
       </w:r>
     </w:p>
     <w:p>
@@ -1170,7 +1170,7 @@
           <w:b w:val="0"/>
           <w:i w:val="0"/>
         </w:rPr>
-        <w:t>۱/۲ اتفق الأطراف جميعاً على إنهاء الدعاوى المرفوعة من أفراد الطرفين الثاني والثالث ضد الطرف الأول أمام الدائرتين التجاريتين السادسة عشرة والسابعة عشرة بالمحكمة الإدارية بجدة صلحاً بموجب هذه الاتفاقية بشرط الالتزام</w:t>
+        <w:t>مازتلالا طرشب ةيقافتالا هذه بجومب ًاحلص ةدجب ةيرادإلا ةمكحملاب ةرشع ةعباسلاو ةرشع ةسداسلا نيتيراجتلا نيترئادلا مامأ لوألا فرطلا دض ثلاثلاو يناثلا نيفرطلا دارفأ نم ةعوفرملا ىواعدلا ءاهنإ ىلع ًاعيمج فارطألا قفتا ۲/۱</w:t>
       </w:r>
     </w:p>
     <w:p>
@@ -1183,7 +1183,7 @@
           <w:b w:val="0"/>
           <w:i w:val="0"/>
         </w:rPr>
-        <w:t>بأحكام هذه الاتفاقية .</w:t>
+        <w:t>. ةيقافتالا هذه ماكحأب</w:t>
       </w:r>
     </w:p>
     <w:p>
@@ -1196,7 +1196,7 @@
           <w:b w:val="0"/>
           <w:i w:val="0"/>
         </w:rPr>
-        <w:t>٢/٢ اتفق الأطراف على تقديم هذه الاتفاقية لدى الدائرتين التجاريتين سالفتي الذكر وإثبات محتواها وجعله في قوة</w:t>
+        <w:t>ةوق يف هلعجو اهاوتحم تابثإو ركذلا يتفلاس نيتيراجتلا نيترئادلا ىدل ةيقافتالا هذه ميدقت ىلع فارطألا قفتا ٢/٢</w:t>
       </w:r>
     </w:p>
     <w:p>
@@ -1222,7 +1222,7 @@
           <w:b w:val="0"/>
           <w:i w:val="0"/>
         </w:rPr>
-        <w:t>البند الثالث</w:t>
+        <w:t>ثلاثلا دنبلا</w:t>
       </w:r>
     </w:p>
     <w:p>
@@ -1235,7 +1235,7 @@
           <w:b w:val="0"/>
           <w:i w:val="0"/>
         </w:rPr>
-        <w:t>۱/۳ اتفق الأطراف جميعاً على إنفاذ الصلح بالتخارج من الشركات وفقاً للآلية التالية:</w:t>
+        <w:t>:ةيلاتلا ةيلآلل ًاقفو تاكرشلا نم جراختلاب حلصلا ذافنإ ىلع ًاعيمج فارطألا قفتا ۳/۱</w:t>
       </w:r>
     </w:p>
     <w:p>
@@ -1313,7 +1313,7 @@
           <w:b w:val="0"/>
           <w:i w:val="0"/>
         </w:rPr>
-        <w:t>المملكة العربية السعودية ديوان المظام</w:t>
+        <w:t>ماظملا ناويد ةيدوعسلا ةيبرعلا ةكلمملا</w:t>
       </w:r>
     </w:p>
     <w:p>
@@ -1326,7 +1326,7 @@
           <w:b w:val="0"/>
           <w:i w:val="0"/>
         </w:rPr>
-        <w:t>بشم انته الحر الحب</w:t>
+        <w:t>بحلا رحلا هتنا مشب</w:t>
       </w:r>
     </w:p>
     <w:p>
@@ -1339,7 +1339,7 @@
           <w:b w:val="0"/>
           <w:i w:val="0"/>
         </w:rPr>
-        <w:t>المحكمة الإدارية بجدة</w:t>
+        <w:t>ةدجب ةيرادإلا ةمكحملا</w:t>
       </w:r>
     </w:p>
     <w:p>
@@ -1391,7 +1391,7 @@
           <w:b w:val="0"/>
           <w:i w:val="0"/>
         </w:rPr>
-        <w:t>قرارات الشركاء بتخارجه.</w:t>
+        <w:t>.هجراختب ءاكرشلا تارارق</w:t>
       </w:r>
     </w:p>
     <w:p>
@@ -1404,7 +1404,7 @@
           <w:b w:val="0"/>
           <w:i w:val="0"/>
         </w:rPr>
-        <w:t>ج التزم الطرف الأول بسداد النصف الباقي وقدره (۸۵,۰۰۰,۰۰۰) خمسة وثمانون مليون ريال على قسطين متساوين بواقع قيمة القسط الواحد (٤۲,۵۰۰,۰۰۰) اثنان وأربعون مليون وخمسمائة ألف ريال سعودي تدفع</w:t>
+        <w:t>عفدت يدوعس لاير فلأ ةئامسمخو نويلم نوعبرأو نانثا (۰۰۰,۰۰۵,۲٤) دحاولا طسقلا ةميق عقاوب نيواستم نيطسق ىلع لاير نويلم نونامثو ةسمخ (۰۰۰,۰۰۰,۵۸) هردقو يقابلا فصنلا دادسب لوألا فرطلا مزتلا ج</w:t>
       </w:r>
     </w:p>
     <w:p>
@@ -1417,7 +1417,7 @@
           <w:b w:val="0"/>
           <w:i w:val="0"/>
         </w:rPr>
-        <w:t>كالتالي:</w:t>
+        <w:t>:يلاتلاك</w:t>
       </w:r>
     </w:p>
     <w:p>
@@ -1495,7 +1495,7 @@
           <w:b w:val="0"/>
           <w:i w:val="0"/>
         </w:rPr>
-        <w:t>الشركات على قرارات الشركاء بتخارجهم فيما لا يجاوز مدة هذه الاتفاقية، ويتم توزيع المبلغ علي النحو التالي:</w:t>
+        <w:t>:يلاتلا وحنلا يلع غلبملا عيزوت متيو ،ةيقافتالا هذه ةدم زواجي ال اميف مهجراختب ءاكرشلا تارارق ىلع تاكرشلا</w:t>
       </w:r>
     </w:p>
     <w:p>
@@ -1521,7 +1521,7 @@
           <w:b w:val="0"/>
           <w:i w:val="0"/>
         </w:rPr>
-        <w:t>المملكة العربية السعودية ديوان المظالم</w:t>
+        <w:t>ملاظملا ناويد ةيدوعسلا ةيبرعلا ةكلمملا</w:t>
       </w:r>
     </w:p>
     <w:p>
@@ -1534,7 +1534,7 @@
           <w:b w:val="0"/>
           <w:i w:val="0"/>
         </w:rPr>
-        <w:t>بشم انته الحر الحر</w:t>
+        <w:t>رحلا رحلا هتنا مشب</w:t>
       </w:r>
     </w:p>
     <w:p>
@@ -1547,7 +1547,7 @@
           <w:b w:val="0"/>
           <w:i w:val="0"/>
         </w:rPr>
-        <w:t>المحكمة الإدارية بجدة</w:t>
+        <w:t>ةدجب ةيرادإلا ةمكحملا</w:t>
       </w:r>
     </w:p>
     <w:p>
@@ -1612,7 +1612,7 @@
           <w:b w:val="0"/>
           <w:i w:val="0"/>
         </w:rPr>
-        <w:t>وتسعون بتخارج أفراد الطرف الثالث.</w:t>
+        <w:t>.ثلاثلا فرطلا دارفأ جراختب نوعستو</w:t>
       </w:r>
     </w:p>
     <w:p>
@@ -1625,7 +1625,7 @@
           <w:b w:val="0"/>
           <w:i w:val="0"/>
         </w:rPr>
-        <w:t>التزم الطرف الأول بسداد النصف الباقي وقدره (۸۵,۰۰۰,۰۰۰) خمسة وثمانون مليون ريال على قسطين متساوين بواقع القسط الواحد (٤٢,٥٠٠,٠٠٠ اثنان وأربعون مليون وخمسمائة ألف ريال توزع علي أفراد الطرف الثالث كالتالي:</w:t>
+        <w:t>:يلاتلاك ثلاثلا فرطلا دارفأ يلع عزوت لاير فلأ ةئامسمخو نويلم نوعبرأو نانثا ٠٠٠,٥٠٠,٤٢) دحاولا طسقلا عقاوب نيواستم نيطسق ىلع لاير نويلم نونامثو ةسمخ (۰۰۰,۰۰۰,۵۸) هردقو يقابلا فصنلا دادسب لوألا فرطلا مزتلا</w:t>
       </w:r>
     </w:p>
     <w:p>
@@ -1638,7 +1638,7 @@
           <w:b w:val="0"/>
           <w:i w:val="0"/>
         </w:rPr>
-        <w:t>١- السيد / طلال غازي أحمد زيني على النحو التالي :-</w:t>
+        <w:t>:- يلاتلا وحنلا ىلع ينيز دمحأ يزاغ لالط / ديسلا ١-</w:t>
       </w:r>
     </w:p>
     <w:p>
@@ -1755,7 +1755,7 @@
           <w:b w:val="0"/>
           <w:i w:val="0"/>
         </w:rPr>
-        <w:t>المملكة العربية السعودية ديوان المظالم</w:t>
+        <w:t>ملاظملا ناويد ةيدوعسلا ةيبرعلا ةكلمملا</w:t>
       </w:r>
     </w:p>
     <w:p>
@@ -1768,7 +1768,7 @@
           <w:b w:val="0"/>
           <w:i w:val="0"/>
         </w:rPr>
-        <w:t>بشم انته الحر الجمي</w:t>
+        <w:t>يمجلا رحلا هتنا مشب</w:t>
       </w:r>
     </w:p>
     <w:p>
@@ -1781,7 +1781,7 @@
           <w:b w:val="0"/>
           <w:i w:val="0"/>
         </w:rPr>
-        <w:t>المحكمة الإدارية بجدة</w:t>
+        <w:t>ةدجب ةيرادإلا ةمكحملا</w:t>
       </w:r>
     </w:p>
     <w:p>
@@ -1833,7 +1833,7 @@
           <w:b w:val="0"/>
           <w:i w:val="0"/>
         </w:rPr>
-        <w:t>البند الرابع</w:t>
+        <w:t>عبارلا دنبلا</w:t>
       </w:r>
     </w:p>
     <w:p>
@@ -1872,7 +1872,7 @@
           <w:b w:val="0"/>
           <w:i w:val="0"/>
         </w:rPr>
-        <w:t>(۲۳) ثلاثة وعشرون بالمائة في شركة أحمد زيني وأولاده بما لها من حصص وشراكات في الشركات المذكورة تفصيلاً بالتمهيد أعلاه بتاريخ التقييم المعتمد من الخبير المحاسبي المنتدب بالدعوى طلال أبو غزالة) بما لها وما عليها إلى الطرف الأول القابل لذلك مقابل ما ألتزم - هذا الأخير - بدفعه وفقاً للآلية المشار إليها بالبند الثالث أعلاه باستثناء شركة أحمد زيني للكهرباء والتكييف المحدودة وشركة أحمد زيني دايكن المحدودة، ويقر الطرف الثاني بأنه ليس له أي حق بمطالبة الطرف الأول والثالث سواء بصفته شريك أو مدير لتلك الشركات أو الشركات محل هذه الدعوى والفروع التابعة لها بأي مطالبة مهما كان نوعها أو سببها متعلقة بأعمال تلك الشركات ويعتبر هذا التخارج بالصلح</w:t>
+        <w:t>حلصلاب جراختلا اذه ربتعيو تاكرشلا كلت لامعأب ةقلعتم اهببس وأ اهعون ناك امهم ةبلاطم يأب اهل ةعباتلا عورفلاو ىوعدلا هذه لحم تاكرشلا وأ تاكرشلا كلتل ريدم وأ كيرش هتفصب ءاوس ثلاثلاو لوألا فرطلا ةبلاطمب قح يأ هل سيل هنأب يناثلا فرطلا رقيو ،ةدودحملا نكياد ينيز دمحأ ةكرشو ةدودحملا فييكتلاو ءابرهكلل ينيز دمحأ ةكرش ءانثتساب هالعأ ثلاثلا دنبلاب اهيلإ راشملا ةيلآلل ًاقفو هعفدب - ريخألا اذه - مزتلأ ام لباقم كلذل لباقلا لوألا فرطلا ىلإ اهيلع امو اهل امب (ةلازغ وبأ لالط ىوعدلاب بدتنملا يبساحملا ريبخلا نم دمتعملا مييقتلا خيراتب هالعأ ديهمتلاب ًاليصفت ةروكذملا تاكرشلا يف تاكارشو صصح نم اهل امب هدالوأو ينيز دمحأ ةكرش يف ةئاملاب نورشعو ةثالث (۳۲)</w:t>
       </w:r>
     </w:p>
     <w:p>
@@ -1911,7 +1911,7 @@
           <w:b w:val="0"/>
           <w:i w:val="0"/>
         </w:rPr>
-        <w:t>المملكة العربية السعودية ديوان المظالم</w:t>
+        <w:t>ملاظملا ناويد ةيدوعسلا ةيبرعلا ةكلمملا</w:t>
       </w:r>
     </w:p>
     <w:p>
@@ -1924,7 +1924,7 @@
           <w:b w:val="0"/>
           <w:i w:val="0"/>
         </w:rPr>
-        <w:t>المحكمة الإدارية بجدة</w:t>
+        <w:t>ةدجب ةيرادإلا ةمكحملا</w:t>
       </w:r>
     </w:p>
     <w:p>
@@ -1963,7 +1963,7 @@
           <w:b w:val="0"/>
           <w:i w:val="0"/>
         </w:rPr>
-        <w:t>٣/٤ يقر أفراد الطرف الثالث - هنا والآن - بتنازلهم نهائياً عن كافة الحصص المملوكة لهم وقدرها (٢٣%) ثلاثـــة وعشرين بالمائة بواقع نسبة 9 بالمائة للسيد/ طلال غازي زيني ونسبه (٦٢) بالمائة للسيد فيصل غازي زيني ونسبة (٤٦) بالمائة للأستاذة / غدير غازي زيني في شركة أحمد زيني وأولاده المحدودة بما لهــا مــن حـصص وشراكات في الشركات المذكورة تفصيلاً بالتمهيد أعلاه إلى الطرف الأول القابل لذلك مقابل ما التزم - هذا الأخير بدفعه وفقاً للآلية المشار إليها بالبند الثالث أعلاه، ويقروا بأنه ليس لهم أي حق بمطالبة الطرف الأول سواء بصفته شريك أو مدير لتلك الشركات أو الشركات محل هذه الدعوى والفروع التابعة لها بأي مطالبة مهما كان نوعها أو سببها متعلقة بأعمال تلك الشركات، ويعتبر هذا التخارج بالصلح إبراء ذمة شامل ونهائي لذمة الطرف الأول عن أعمال الإدارة للشركات المتخارج عنها إبراء تاماً وشاملاً وإسقاطاً لحقهم في أي مطلب أو دعوى مهما كان نوعها أو سببها في الماضي والحاضر والمستقبل فيما يتعلق بتلك الشركات ماعدا ما سبق رفعه من دعاوى سابقه أو استئنافها أمام محكمة أخرى. ٤/٤ يقر كافة الأطراف بأنهم أطلعوا على كافة الأوضاع والمراكز المالية للشركات موضوع التخارج بتاريخ التقرير المحاسبي المعد من قبل الخبير المحاسبي المنتدب في الدعوة (طلال أبو غزالة).</w:t>
+        <w:t>.(ةلازغ وبأ لالط) ةوعدلا يف بدتنملا يبساحملا ريبخلا لبق نم دعملا يبساحملا ريرقتلا خيراتب جراختلا عوضوم تاكرشلل ةيلاملا زكارملاو عاضوألا ةفاك ىلع اوعلطأ مهنأب فارطألا ةفاك رقي ٤/٤ .ىرخأ ةمكحم مامأ اهفانئتسا وأ هقباس ىواعد نم هعفر قبس ام ادعام تاكرشلا كلتب قلعتي اميف لبقتسملاو رضاحلاو يضاملا يف اهببس وأ اهعون ناك امهم ىوعد وأ بلطم يأ يف مهقحل ًاطاقسإو ًالماشو ًامات ءاربإ اهنع جراختملا تاكرشلل ةرادإلا لامعأ نع لوألا فرطلا ةمذل يئاهنو لماش ةمذ ءاربإ حلصلاب جراختلا اذه ربتعيو ،تاكرشلا كلت لامعأب ةقلعتم اهببس وأ اهعون ناك امهم ةبلاطم يأب اهل ةعباتلا عورفلاو ىوعدلا هذه لحم تاكرشلا وأ تاكرشلا كلتل ريدم وأ كيرش هتفصب ءاوس لوألا فرطلا ةبلاطمب قح يأ مهل سيل هنأب اورقيو ،هالعأ ثلاثلا دنبلاب اهيلإ راشملا ةيلآلل ًاقفو هعفدب ريخألا اذه - مزتلا ام لباقم كلذل لباقلا لوألا فرطلا ىلإ هالعأ ديهمتلاب ًاليصفت ةروكذملا تاكرشلا يف تاكارشو صصـح نــم اــهل امب ةدودحملا هدالوأو ينيز دمحأ ةكرش يف ينيز يزاغ ريدغ / ةذاتسألل ةئاملاب (٤٦) ةبسنو ينيز يزاغ لصيف ديسلل ةئاملاب (٦٢) هبسنو ينيز يزاغ لالط /ديسلل ةئاملاب 9 ةبسن عقاوب ةئاملاب نيرشعو ةـــثالث (%٢٣) اهردقو مهل ةكولمملا صصحلا ةفاك نع ًايئاهن مهلزانتب - نآلاو انه - ثلاثلا فرطلا دارفأ رقي ٣/٤</w:t>
       </w:r>
     </w:p>
     <w:p>
@@ -1976,7 +1976,7 @@
           <w:b w:val="0"/>
           <w:i w:val="0"/>
         </w:rPr>
-        <w:t>البند الخامس</w:t>
+        <w:t>سماخلا دنبلا</w:t>
       </w:r>
     </w:p>
     <w:p>
@@ -2002,7 +2002,7 @@
           <w:b w:val="0"/>
           <w:i w:val="0"/>
         </w:rPr>
-        <w:t>٢/٥ التزم الأطراف جميعاً بالتوقيع على أي أوراق أو وثائق أو مستندات نظامية تكون لازمة لإجراء ما ورد بهذه الاتفاقية من التزامات وتنازلات ووضعها محل التنفيذ وقت طلبهم دون أي تأخير أو إبطاء فور إخطارهم. ٣/٥ من المتفق عليه بين الأطراف أنه في حالة إخلال الطرف الأول بسداد أي قسط من الأقساط المستحقة والمنصوص عليها بالبند (الثالث) أعلاه في موعده المقرر لأي من الطرفين الثاني والثالث فإن القسط الثاني يحل فوراً دون حاجة لاتخاذ أي إجراء نظامي ويحق للطرف صاحب المصلحة - في حينه اتخاذ كافة الإجراءات النظامية اللازمة التي تكفل حفظ واستيفاء حقوقه المقررة. ٤/٥ من المتفق عليه بين الأطراف انه وفور التوقيع أمام كاتب عدل المختص وسداد المبالغ المستحقة وقــت ذلك، يكون التخارج قد استوفى أوضاعه النظامية، ومن ثم تنتفي مسئولية أفراد الطرف الثالث عن الشركات موضوع هذه</w:t>
+        <w:t>هذه عوضوم تاكرشلا نع ثلاثلا فرطلا دارفأ ةيلوئسم يفتنت مث نمو ،ةيماظنلا هعاضوأ ىفوتسا دق جراختلا نوكي ،كلذ تــقو ةقحتسملا غلابملا دادسو صتخملا لدع بتاك مامأ عيقوتلا روفو هنا فارطألا نيب هيلع قفتملا نم ٤/٥ .ةررقملا هقوقح ءافيتساو ظفح لفكت يتلا ةمزاللا ةيماظنلا تاءارجإلا ةفاك ذاختا هنيح يف - ةحلصملا بحاص فرطلل قحيو يماظن ءارجإ يأ ذاختال ةجاح نود ًاروف لحي يناثلا طسقلا نإف ثلاثلاو يناثلا نيفرطلا نم يأل ررقملا هدعوم يف هالعأ (ثلاثلا) دنبلاب اهيلع صوصنملاو ةقحتسملا طاسقألا نم طسق يأ دادسب لوألا فرطلا لالخإ ةلاح يف هنأ فارطألا نيب هيلع قفتملا نم ٣/٥ .مهراطخإ روف ءاطبإ وأ ريخأت يأ نود مهبلط تقو ذيفنتلا لحم اهعضوو تالزانتو تامازتلا نم ةيقافتالا هذهب درو ام ءارجإل ةمزال نوكت ةيماظن تادنتسم وأ قئاثو وأ قاروأ يأ ىلع عيقوتلاب ًاعيمج فارطألا مزتلا ٢/٥</w:t>
       </w:r>
     </w:p>
     <w:p>
@@ -2028,7 +2028,7 @@
           <w:b w:val="0"/>
           <w:i w:val="0"/>
         </w:rPr>
-        <w:t>المملكة العربية السعودية ديوان المظالم</w:t>
+        <w:t>ملاظملا ناويد ةيدوعسلا ةيبرعلا ةكلمملا</w:t>
       </w:r>
     </w:p>
     <w:p>
@@ -2041,7 +2041,7 @@
           <w:b w:val="0"/>
           <w:i w:val="0"/>
         </w:rPr>
-        <w:t>بسم الله الحر الجن</w:t>
+        <w:t>نجلا رحلا هللا مسب</w:t>
       </w:r>
     </w:p>
     <w:p>
@@ -2054,7 +2054,7 @@
           <w:b w:val="0"/>
           <w:i w:val="0"/>
         </w:rPr>
-        <w:t>المحكمة الإدارية بجدة</w:t>
+        <w:t>ةدجب ةيرادإلا ةمكحملا</w:t>
       </w:r>
     </w:p>
     <w:p>
@@ -2093,7 +2093,7 @@
           <w:b w:val="0"/>
           <w:i w:val="0"/>
         </w:rPr>
-        <w:t>الاتفاقية بالكامل دون استثناء، ويسري ذلك الحكم بالنسبة للطرف الثاني باستثناء الشركتين اللتين آلتا إليــه علــى النحو سالف البيان بالبند الثالث) اعلاه ويسري ذلك الحكم بالنسبه للطرف الأول بانتقاء مسئوليته عن شركة أحمد زيني للكهرباء والتكييف ، شركة أحمد زيني دايكن لتكيف الهواء كما يبرئ الطرف الثاني مسئولية الطرف الأول عن إدارته لشركة أحمد للكهرباء والتكييف وشركة أحمد زيني دايكن حتى تاريخ تسلمه للشركتين بما لا يرتب أي التزامات مالية جوهرية على الشركتين منذ تاريخ التقرير الخبير المحاسبي المنتدب من قبل الدائرة، ويلتزم الطرفان الأول والثاني بإجراء ما يلزم نحو إخطار كافة دائني الشركات بما تم من تعديلات للمراكز النظامية بها وإبراء ذمة الأطراف المتخارجة مما تخارجوا عنه ونقل التزاماتهم إلى من تم التخارج لصالحه، وذلك في موعد لا يجاوز (۲) شهران من تاريخ إثبات التخارج : نظاماً.</w:t>
+        <w:t>.ًاماظن : جراختلا تابثإ خيرات نم نارهش (۲) زواجي ال دعوم يف كلذو ،هحلاصل جراختلا مت نم ىلإ مهتامازتلا لقنو هنع اوجراخت امم ةجراختملا فارطألا ةمذ ءاربإو اهب ةيماظنلا زكارملل تاليدعت نم مت امب تاكرشلا ينئاد ةفاك راطخإ وحن مزلي ام ءارجإب يناثلاو لوألا نافرطلا مزتليو ،ةرئادلا لبق نم بدتنملا يبساحملا ريبخلا ريرقتلا خيرات ذنم نيتكرشلا ىلع ةيرهوج ةيلام تامازتلا يأ بتري ال امب نيتكرشلل هملست خيرات ىتح نكياد ينيز دمحأ ةكرشو فييكتلاو ءابرهكلل دمحأ ةكرشل هترادإ نع لوألا فرطلا ةيلوئسم يناثلا فرطلا ئربي امك ءاوهلا فيكتل نكياد ينيز دمحأ ةكرش ، فييكتلاو ءابرهكلل ينيز دمحأ ةكرش نع هتيلوئسم ءاقتناب لوألا فرطلل هبسنلاب مكحلا كلذ يرسيو هالعا (ثلاثلا دنبلاب نايبلا فلاس وحنلا ىــلع هــيلإ اتلآ نيتللا نيتكرشلا ءانثتساب يناثلا فرطلل ةبسنلاب مكحلا كلذ يرسيو ،ءانثتسا نود لماكلاب ةيقافتالا</w:t>
       </w:r>
     </w:p>
     <w:p>
@@ -2119,7 +2119,7 @@
           <w:b w:val="0"/>
           <w:i w:val="0"/>
         </w:rPr>
-        <w:t>الشركات.</w:t>
+        <w:t>.تاكرشلا</w:t>
       </w:r>
     </w:p>
     <w:p>
@@ -2132,7 +2132,7 @@
           <w:b w:val="0"/>
           <w:i w:val="0"/>
         </w:rPr>
-        <w:t>البند السادس</w:t>
+        <w:t>سداسلا دنبلا</w:t>
       </w:r>
     </w:p>
     <w:p>
@@ -2145,7 +2145,7 @@
           <w:b w:val="0"/>
           <w:i w:val="0"/>
         </w:rPr>
-        <w:t>التزم الطرف الأول وأفراد الطرف الثالث بالتنازل رسمياً عن كامل الحصص المملوكة لكل منهم بشركة أحمد زيني للكهرباء والتكييف وشركة أحمد زيني دايكن للكهرباء بما لها من حقوق وما عليها من التزامات وديون وبحالتها بتاريخ التقييم المعتمد من السادة / طلال أبو غزالة بما يشمل أيه أصول ثابتة أو منقولة ومنها علي سبيل المثال لا الحصر: الأسماء التجارية والعلامات التجارية والوكالات التجارية ووكالات التوزيع الحصرية والتراخيص التي تتبع الشركتين المذكورتين، ونقل ملكية الشركتين إلى الطرف الثاني أو من سوف يسميه لدى كاتب العدل الشركات عند إتمام التنازل من قبل الطرف الأول وأفراد الطرف الثالث عن حصتهم المتعلقة بهاتين الشركتين بتاريخ التقييم المعتمد من السادة / طلال أبو غزالة وعلى الطرف الأول عدم إنشاء أي التزامات مالية مستقبلية جديدة علي شركة أحمد زيني للكهرباء والتكييف وشركة أحمد زيني دايكن للكهرباء (ماعدا الالتزامات المالية المتعارف عليها لإدارة الشركة</w:t>
+        <w:t>ةكرشلا ةرادإل اهيلع فراعتملا ةيلاملا تامازتلالا ادعام) ءابرهكلل نكياد ينيز دمحأ ةكرشو فييكتلاو ءابرهكلل ينيز دمحأ ةكرش يلع ةديدج ةيلبقتسم ةيلام تامازتلا يأ ءاشنإ مدع لوألا فرطلا ىلعو ةلازغ وبأ لالط / ةداسلا نم دمتعملا مييقتلا خيراتب نيتكرشلا نيتاهب ةقلعتملا مهتصح نع ثلاثلا فرطلا دارفأو لوألا فرطلا لبق نم لزانتلا مامتإ دنع تاكرشلا لدعلا بتاك ىدل هيمسي فوس نم وأ يناثلا فرطلا ىلإ نيتكرشلا ةيكلم لقنو ،نيتروكذملا نيتكرشلا عبتت يتلا صيخارتلاو ةيرصحلا عيزوتلا تالاكوو ةيراجتلا تالاكولاو ةيراجتلا تامالعلاو ةيراجتلا ءامسألا :رصحلا ال لاثملا ليبس يلع اهنمو ةلوقنم وأ ةتباث لوصأ هيأ لمشي امب ةلازغ وبأ لالط / ةداسلا نم دمتعملا مييقتلا خيراتب اهتلاحبو نويدو تامازتلا نم اهيلع امو قوقح نم اهل امب ءابرهكلل نكياد ينيز دمحأ ةكرشو فييكتلاو ءابرهكلل ينيز دمحأ ةكرشب مهنم لكل ةكولمملا صصحلا لماك نع ًايمسر لزانتلاب ثلاثلا فرطلا دارفأو لوألا فرطلا مزتلا</w:t>
       </w:r>
     </w:p>
     <w:p>
@@ -2158,7 +2158,7 @@
           <w:b w:val="0"/>
           <w:i w:val="0"/>
         </w:rPr>
-        <w:t>المملكة العربية السعودية ديوان المظالم</w:t>
+        <w:t>ملاظملا ناويد ةيدوعسلا ةيبرعلا ةكلمملا</w:t>
       </w:r>
     </w:p>
     <w:p>
@@ -2171,7 +2171,7 @@
           <w:b w:val="0"/>
           <w:i w:val="0"/>
         </w:rPr>
-        <w:t>بسم الله الحر الحب</w:t>
+        <w:t>بحلا رحلا هللا مسب</w:t>
       </w:r>
     </w:p>
     <w:p>
@@ -2184,7 +2184,7 @@
           <w:b w:val="0"/>
           <w:i w:val="0"/>
         </w:rPr>
-        <w:t>المحكمة الإدارية بجدة</w:t>
+        <w:t>ةدجب ةيرادإلا ةمكحملا</w:t>
       </w:r>
     </w:p>
     <w:p>
@@ -2366,7 +2366,7 @@
           <w:b w:val="0"/>
           <w:i w:val="0"/>
         </w:rPr>
-        <w:t>دفاتر الشيكات.</w:t>
+        <w:t>.تاكيشلا رتافد</w:t>
       </w:r>
     </w:p>
     <w:p>
@@ -2379,7 +2379,7 @@
           <w:b w:val="0"/>
           <w:i w:val="0"/>
         </w:rPr>
-        <w:t>ملفات القيود المحاسبية.</w:t>
+        <w:t>.ةيبساحملا دويقلا تافلم</w:t>
       </w:r>
     </w:p>
     <w:p>
@@ -2418,7 +2418,7 @@
           <w:b w:val="0"/>
           <w:i w:val="0"/>
         </w:rPr>
-        <w:t>الكمبيوتر الرئيسي و الكمبيوترات التابعة.</w:t>
+        <w:t>.ةعباتلا تارتويبمكلا و يسيئرلا رتويبمكلا</w:t>
       </w:r>
     </w:p>
     <w:p>
@@ -2457,7 +2457,7 @@
           <w:b w:val="0"/>
           <w:i w:val="0"/>
         </w:rPr>
-        <w:t>ملفات السيارات و صور ملكياتها.</w:t>
+        <w:t>.اهتايكلم روص و تارايسلا تافلم</w:t>
       </w:r>
     </w:p>
     <w:p>
@@ -2496,7 +2496,7 @@
           <w:b w:val="0"/>
           <w:i w:val="0"/>
         </w:rPr>
-        <w:t>١٢. السجل التجاري الأصلي.</w:t>
+        <w:t>.يلصألا يراجتلا لجسلا ١٢.</w:t>
       </w:r>
     </w:p>
     <w:p>
@@ -2509,7 +2509,7 @@
           <w:b w:val="0"/>
           <w:i w:val="0"/>
         </w:rPr>
-        <w:t>۱۳ حسابات البنوك والمخزون والذمم والبضائع .</w:t>
+        <w:t>. عئاضبلاو ممذلاو نوزخملاو كونبلا تاباسح ۳۱</w:t>
       </w:r>
     </w:p>
     <w:p>
@@ -2522,7 +2522,7 @@
           <w:b w:val="0"/>
           <w:i w:val="0"/>
         </w:rPr>
-        <w:t>ويعد هذا التنازل بمثابة إبراء ذمة شامل ونهائي لذمة الطرف الأول من قبل الطرف الثاني عن أعمال الإدارة للشركتين أعلاه. كما أن الطرف الثاني يقر بمسئوليته عن أخذ موافقة الشريك الآخر في شركة أحمد زيني دايكن لتكييف الهواء على شرائه الحصص أحمد زيني وأولاده دون أدنى مسئولية على الطرف الأول في شيء. يلتزم الطرف الأول عند نقل ملكية حصص الطرف الثاني بشركة أحمد زيني وأولاده والشركات التابعة حسب ما ذكر بعالية في البند التمهيدي بنقل حصص الشركاء بشركة أحمد زيني للكهرباء والتكييف شركة أحمد : لتكييف الهواء وفي حالة ما إذا كان الطرف الثاني لم يكمل إجراءات ملاحق التعديل لأي من الشركتين فإن مسئولية الطرف الأول تنتهي بمجرد تسليم الطرف الثاني وكالة سارية المفعول غير قابلة للإلغاء لمدة سنة من الطرف الأول بنقل</w:t>
+        <w:t>لقنب لوألا فرطلا نم ةنس ةدمل ءاغلإلل ةلباق ريغ لوعفملا ةيراس ةلاكو يناثلا فرطلا ميلست درجمب يهتنت لوألا فرطلا ةيلوئسم نإف نيتكرشلا نم يأل ليدعتلا قحالم تاءارجإ لمكي مل يناثلا فرطلا ناك اذإ ام ةلاح يفو ءاوهلا فييكتل : دمحأ ةكرش فييكتلاو ءابرهكلل ينيز دمحأ ةكرشب ءاكرشلا صصح لقنب يديهمتلا دنبلا يف ةيلاعب ركذ ام بسح ةعباتلا تاكرشلاو هدالوأو ينيز دمحأ ةكرشب يناثلا فرطلا صصح ةيكلم لقن دنع لوألا فرطلا مزتلي .ءيش يف لوألا فرطلا ىلع ةيلوئسم ىندأ نود هدالوأو ينيز دمحأ صصحلا هئارش ىلع ءاوهلا فييكتل نكياد ينيز دمحأ ةكرش يف رخآلا كيرشلا ةقفاوم ذخأ نع هتيلوئسمب رقي يناثلا فرطلا نأ امك .هالعأ نيتكرشلل ةرادإلا لامعأ نع يناثلا فرطلا لبق نم لوألا فرطلا ةمذل يئاهنو لماش ةمذ ءاربإ ةباثمب لزانتلا اذه دعيو</w:t>
       </w:r>
     </w:p>
     <w:p>
@@ -2574,7 +2574,7 @@
           <w:b w:val="0"/>
           <w:i w:val="0"/>
         </w:rPr>
-        <w:t>المملكة العربية السعودية ديوان المظالم</w:t>
+        <w:t>ملاظملا ناويد ةيدوعسلا ةيبرعلا ةكلمملا</w:t>
       </w:r>
     </w:p>
     <w:p>
@@ -2587,7 +2587,7 @@
           <w:b w:val="0"/>
           <w:i w:val="0"/>
         </w:rPr>
-        <w:t>بشم انت الحر الحب</w:t>
+        <w:t>بحلا رحلا تنا مشب</w:t>
       </w:r>
     </w:p>
     <w:p>
@@ -2600,7 +2600,7 @@
           <w:b w:val="0"/>
           <w:i w:val="0"/>
         </w:rPr>
-        <w:t>المحكمة الإدارية بجدة</w:t>
+        <w:t>ةدجب ةيرادإلا ةمكحملا</w:t>
       </w:r>
     </w:p>
     <w:p>
@@ -2626,7 +2626,7 @@
           <w:b w:val="0"/>
           <w:i w:val="0"/>
         </w:rPr>
-        <w:t>ملكية حصص الشركاء بالشركتين أعلاه إلى اسم الطرف الثاني ويتعهد الطرف الأول بعدم إلغاء هذه الوكالة إلى أن تتم إجراءات نقل ملكية الحصص لتلك الشركتين إلى الطرف الثاني .</w:t>
+        <w:t>. يناثلا فرطلا ىلإ نيتكرشلا كلتل صصحلا ةيكلم لقن تاءارجإ متت نأ ىلإ ةلاكولا هذه ءاغلإ مدعب لوألا فرطلا دهعتيو يناثلا فرطلا مسا ىلإ هالعأ نيتكرشلاب ءاكرشلا صصح ةيكلم</w:t>
       </w:r>
     </w:p>
     <w:p>
@@ -2665,7 +2665,7 @@
           <w:b w:val="0"/>
           <w:i w:val="0"/>
         </w:rPr>
-        <w:t>١/٧ يحل الطرف الأول محل أفراد الطرفين الثاني والثالث في أي كفالة أو ضمان شخصي أو رهن مقدم منهم - أفراد الطرفين الثاني والثالث- مسبقاً لأي دين أو التزام مالي على الشركات محل الدعوى ( ماعدا شركة أحمد زيني للكهرباء والتكييف ، شركة أحمد زيني دايكن لتكييف الهواء المحدودة ( لأي جهة حكومية أو أهلية داخل أو خارج المملكة أيا كان نوع أو مقدار تلك الكفالات أو الضمانات أو الرهونات أو سبب نشأتها، كما يحل الطرف الثاني محل الطرف الأول و أفراد الطرف الثالث في أي كفالة أو ضمان شخصي أو رهن مقدم منهم -أي أفراد الطرفين الأول والثالث - مسبقا لأي دين أو التزام مالي على شركة أحمد زيني للكهرباء والتكييف ، شركة أحمد زيني دايكن لتكييف الهواء لأي جهة حكومية أو أهلية داخل أو خارج المملكة أيا كان نوع أو مقدار تلك الكفالات أو الضمانات أو الرهونات أو سبب نشأتها .</w:t>
+        <w:t>. اهتأشن ببس وأ تانوهرلا وأ تانامضلا وأ تالافكلا كلت رادقم وأ عون ناك ايأ ةكلمملا جراخ وأ لخاد ةيلهأ وأ ةيموكح ةهج يأل ءاوهلا فييكتل نكياد ينيز دمحأ ةكرش ، فييكتلاو ءابرهكلل ينيز دمحأ ةكرش ىلع يلام مازتلا وأ نيد يأل اقبسم - ثلاثلاو لوألا نيفرطلا دارفأ يأ- مهنم مدقم نهر وأ يصخش نامض وأ ةلافك يأ يف ثلاثلا فرطلا دارفأ و لوألا فرطلا لحم يناثلا فرطلا لحي امك ،اهتأشن ببس وأ تانوهرلا وأ تانامضلا وأ تالافكلا كلت رادقم وأ عون ناك ايأ ةكلمملا جراخ وأ لخاد ةيلهأ وأ ةيموكح ةهج يأل ) ةدودحملا ءاوهلا فييكتل نكياد ينيز دمحأ ةكرش ، فييكتلاو ءابرهكلل ينيز دمحأ ةكرش ادعام ) ىوعدلا لحم تاكرشلا ىلع يلام مازتلا وأ نيد يأل ًاقبسم -ثلاثلاو يناثلا نيفرطلا دارفأ - مهنم مدقم نهر وأ يصخش نامض وأ ةلافك يأ يف ثلاثلاو يناثلا نيفرطلا دارفأ لحم لوألا فرطلا لحي ١/٧</w:t>
       </w:r>
     </w:p>
     <w:p>
@@ -2678,7 +2678,7 @@
           <w:b w:val="0"/>
           <w:i w:val="0"/>
         </w:rPr>
-        <w:t>٢/٧ يقر الأطراف جميعا بأن ما ورد بهذه الاتفاقية لا يتضمن أي مخالفة للأنظمة والتعليمات السائدة بالمملكة العربية السعودية ، وفي حال ظهور أي شيء من ذلك فإنهم يتحملون كامل التبعات والمسئوليات النظامية المترتبة على ذلك، كما يقرون بمسئوليتهم عن صحة وسلامة كافة الأوراق والمستندات والوثائق المتعلقة بالترتيبات موضوع هذه</w:t>
+        <w:t>هذه عوضوم تابيترتلاب ةقلعتملا قئاثولاو تادنتسملاو قاروألا ةفاك ةمالسو ةحص نع مهتيلوئسمب نورقي امك ،كلذ ىلع ةبترتملا ةيماظنلا تايلوئسملاو تاعبتلا لماك نولمحتي مهنإف كلذ نم ءيش يأ روهظ لاح يفو ، ةيدوعسلا ةيبرعلا ةكلمملاب ةدئاسلا تاميلعتلاو ةمظنألل ةفلاخم يأ نمضتي ال ةيقافتالا هذهب درو ام نأب اعيمج فارطألا رقي ٢/٧</w:t>
       </w:r>
     </w:p>
     <w:p>
@@ -2704,7 +2704,7 @@
           <w:b w:val="0"/>
           <w:i w:val="0"/>
         </w:rPr>
-        <w:t>٣/٧ من المتفق عليه بين الأطراف أنه لا يحق لأي منهم الإخلال أو / النكول عن التزامه بالحضور لإتمام الإجراءات الرسمية لأي سبب من الأسباب طالما أوفى الطرف الآخر بالتزامه، وإلا جاز للطرف المتضرر اللجوء إلى إلزام الطرف المخل بذلك بالطرق الشرعية والنظامية ومطالبته بالتعويض عن أي أضرار تترتب على ذلك. ٤/٧ هذه الاتفاقية شاملة لكل البنود والشروط المعبرة عن إرادة أطرافها وما اتفقوا عليه وتلغي وتجب وتحل محل أي اتفاقات أو مفاهمات أو تعهدات شفهية أو مكتوبة سابقة بين أطرافها، وعلى ذلك لا يجوز تعديلها بالحذف أو الإضافة أو الكشط أو التحشير وإنما تعدل بموجب اتفاق خطي يوقع عليه الأطراف أو من يمثلهم أو ينوبهم قانوناً، كما وأن أي وعود أو مفاوضات أو مفاهمات أو اتفاقات أو التزامات أو تنازلات أو غيرها سابقة على تاريخ تحرير هذه الاتفاقية لم</w:t>
+        <w:t>مل ةيقافتالا هذه ريرحت خيرات ىلع ةقباس اهريغ وأ تالزانت وأ تامازتلا وأ تاقافتا وأ تامهافم وأ تاضوافم وأ دوعو يأ نأو امك ،ًانوناق مهبوني وأ مهلثمي نم وأ فارطألا هيلع عقوي يطخ قافتا بجومب لدعت امنإو ريشحتلا وأ طشكلا وأ ةفاضإلا وأ فذحلاب اهليدعت زوجي ال كلذ ىلعو ،اهفارطأ نيب ةقباس ةبوتكم وأ ةيهفش تادهعت وأ تامهافم وأ تاقافتا يأ لحم لحتو بجتو يغلتو هيلع اوقفتا امو اهفارطأ ةدارإ نع ةربعملا طورشلاو دونبلا لكل ةلماش ةيقافتالا هذه ٤/٧ .كلذ ىلع بترتت رارضأ يأ نع ضيوعتلاب هتبلاطمو ةيماظنلاو ةيعرشلا قرطلاب كلذب لخملا فرطلا مازلإ ىلإ ءوجللا ررضتملا فرطلل زاج الإو ،همازتلاب رخآلا فرطلا ىفوأ املاط بابسألا نم ببس يأل ةيمسرلا تاءارجإلا مامتإل روضحلاب همازتلا نع لوكنلا / وأ لالخإلا مهنم يأل قحي ال هنأ فارطألا نيب هيلع قفتملا نم ٣/٧</w:t>
       </w:r>
     </w:p>
     <w:p>
@@ -2743,7 +2743,7 @@
           <w:b w:val="0"/>
           <w:i w:val="0"/>
         </w:rPr>
-        <w:t>المملكة العربية السعودية ويران المظالم</w:t>
+        <w:t>ملاظملا ناريو ةيدوعسلا ةيبرعلا ةكلمملا</w:t>
       </w:r>
     </w:p>
     <w:p>
@@ -2756,7 +2756,7 @@
           <w:b w:val="0"/>
           <w:i w:val="0"/>
         </w:rPr>
-        <w:t>بشم انته الحر الحب</w:t>
+        <w:t>بحلا رحلا هتنا مشب</w:t>
       </w:r>
     </w:p>
     <w:p>
@@ -2769,7 +2769,7 @@
           <w:b w:val="0"/>
           <w:i w:val="0"/>
         </w:rPr>
-        <w:t>المحكمة الإدارية بجدة</w:t>
+        <w:t>ةدجب ةيرادإلا ةمكحملا</w:t>
       </w:r>
     </w:p>
     <w:p>
@@ -2834,7 +2834,7 @@
           <w:b w:val="0"/>
           <w:i w:val="0"/>
         </w:rPr>
-        <w:t>النية.</w:t>
+        <w:t>.ةينلا</w:t>
       </w:r>
     </w:p>
     <w:p>
@@ -2873,7 +2873,7 @@
           <w:b w:val="0"/>
           <w:i w:val="0"/>
         </w:rPr>
-        <w:t>البند الثامن</w:t>
+        <w:t>نماثلا دنبلا</w:t>
       </w:r>
     </w:p>
     <w:p>
@@ -2912,7 +2912,7 @@
           <w:b w:val="0"/>
           <w:i w:val="0"/>
         </w:rPr>
-        <w:t>البند التاسع</w:t>
+        <w:t>عساتلا دنبلا</w:t>
       </w:r>
     </w:p>
     <w:p>
@@ -2938,7 +2938,7 @@
           <w:b w:val="0"/>
           <w:i w:val="0"/>
         </w:rPr>
-        <w:t>نصيبه في ذلك الالتزام .</w:t>
+        <w:t>. مازتلالا كلذ يف هبيصن</w:t>
       </w:r>
     </w:p>
     <w:p>
@@ -2951,7 +2951,7 @@
           <w:b w:val="0"/>
           <w:i w:val="0"/>
         </w:rPr>
-        <w:t>البند العاشر</w:t>
+        <w:t>رشاعلا دنبلا</w:t>
       </w:r>
     </w:p>
     <w:p>
@@ -2964,7 +2964,7 @@
           <w:b w:val="0"/>
           <w:i w:val="0"/>
         </w:rPr>
-        <w:t>حررت هذه الاتفاقية من سبعة نسخ سلمت لكل طرف نسخته، وأودعت نسخة أصلية بملف الدعوي الرئيسية لدي الدائرة التجارية السابعة عشر بالمحكمة الإدارية بجدة لإصدار قرار باعتماد الصلح التخارج بالشركات محل الدعوي واثبات محتواه وجعله في قوة السند التنفيذي.</w:t>
+        <w:t>.يذيفنتلا دنسلا ةوق يف هلعجو هاوتحم تابثاو يوعدلا لحم تاكرشلاب جراختلا حلصلا دامتعاب رارق رادصإل ةدجب ةيرادإلا ةمكحملاب رشع ةعباسلا ةيراجتلا ةرئادلا يدل ةيسيئرلا يوعدلا فلمب ةيلصأ ةخسن تعدوأو ،هتخسن فرط لكل تملس خسن ةعبس نم ةيقافتالا هذه تررح</w:t>
       </w:r>
     </w:p>
     <w:p>
@@ -2990,7 +2990,7 @@
           <w:b w:val="0"/>
           <w:i w:val="0"/>
         </w:rPr>
-        <w:t>الشاهدين))</w:t>
+        <w:t>((نيدهاشلا</w:t>
       </w:r>
     </w:p>
     <w:p>
@@ -3029,7 +3029,7 @@
           <w:b w:val="0"/>
           <w:i w:val="0"/>
         </w:rPr>
-        <w:t>المملكة العربية السعودية ديوان المظالم</w:t>
+        <w:t>ملاظملا ناويد ةيدوعسلا ةيبرعلا ةكلمملا</w:t>
       </w:r>
     </w:p>
     <w:p>
@@ -3042,7 +3042,7 @@
           <w:b w:val="0"/>
           <w:i w:val="0"/>
         </w:rPr>
-        <w:t>بشم انت الحر الجميع</w:t>
+        <w:t>عيمجلا رحلا تنا مشب</w:t>
       </w:r>
     </w:p>
     <w:p>
@@ -3055,7 +3055,7 @@
           <w:b w:val="0"/>
           <w:i w:val="0"/>
         </w:rPr>
-        <w:t>المحكمة الإدارية بجدة</w:t>
+        <w:t>ةدجب ةيرادإلا ةمكحملا</w:t>
       </w:r>
     </w:p>
     <w:p>
@@ -3094,7 +3094,7 @@
           <w:b w:val="0"/>
           <w:i w:val="0"/>
         </w:rPr>
-        <w:t>(الأسباب)</w:t>
+        <w:t>(بابسألا)</w:t>
       </w:r>
     </w:p>
     <w:p>
@@ -3120,7 +3120,7 @@
           <w:b w:val="0"/>
           <w:i w:val="0"/>
         </w:rPr>
-        <w:t>النزاعات التجارية، وفقاً لنظام الشركات، فينعقد بذلك الاختصاص الولائي لديوان المظالم بالنظر في هذا النزاع</w:t>
+        <w:t>عازنلا اذه يف رظنلاب ملاظملا ناويدل يئالولا صاصتخالا كلذب دقعنيف ،تاكرشلا ماظنل ًاقفو ،ةيراجتلا تاعازنلا</w:t>
       </w:r>
     </w:p>
     <w:p>
@@ -3159,7 +3159,7 @@
           <w:b w:val="0"/>
           <w:i w:val="0"/>
         </w:rPr>
-        <w:t>بذلك الاختصاص المكاني لهذه المحكمة بالنظر في هذه القضية.</w:t>
+        <w:t>.ةيضقلا هذه يف رظنلاب ةمكحملا هذهل يناكملا صاصتخالا كلذب</w:t>
       </w:r>
     </w:p>
     <w:p>
@@ -3354,7 +3354,7 @@
           <w:b w:val="0"/>
           <w:i w:val="0"/>
         </w:rPr>
-        <w:t>عبد الله بن علي الزهراني عبد المجيد بن علي الفوزان بدر بن عبد العزيز النومجري يوسف بن عبد الرحمن المشاري</w:t>
+        <w:t>يراشملا نمحرلا دبع نب فسوي يرجمونلا زيزعلا دبع نب ردب نازوفلا يلع نب ديجملا دبع ينارهزلا يلع نب هللا دبع</w:t>
       </w:r>
     </w:p>
     <w:p>
@@ -3367,7 +3367,7 @@
           <w:b w:val="0"/>
           <w:i w:val="0"/>
         </w:rPr>
-        <w:t>ريدان المطر</w:t>
+        <w:t>رطملا نادير</w:t>
       </w:r>
     </w:p>
     <w:sectPr>

--- a/zaini_case_audit_output/outputs/word/documents/041_اتفاقية الصلح والتخارج في شركات أحمد زيني وأولاده ـ مصدقة من المحكمة.docx
+++ b/zaini_case_audit_output/outputs/word/documents/041_اتفاقية الصلح والتخارج في شركات أحمد زيني وأولاده ـ مصدقة من المحكمة.docx
@@ -546,7 +546,7 @@
           <w:b w:val="0"/>
           <w:i w:val="0"/>
         </w:rPr>
-        <w:t>وفي جلسة يوم الاثنين الموافق ١٤٣٢/٣/١٨هـ طلب وكيل المدعيان في القضية رقم ١٣٧٥ لعام ١٤٣٢ هـ - وهما فيصل وغدير ولدي غازي بن أحمد زيني - المرفوعة ضد أسامة زيني ضم قضيتهما لهذه القضية رقم ٥٧٩٨ لعام ١٤٣١هـ . فقررت الدائرة ضم قضيتهما ليصبحا المدعيان الثالث والرابع في هذه القضية ، ويكون أطراف الدعوى على نحو ما رصد بمستهل هذا الحكم ، ومستند الدائرة في كل ذلك وحدة الموضوع وكون المدعين شركاء يخاصمون المدعى عليه بصفته شريكاً ومديراً للشركة محل النزاع والشركات التابعة لها.</w:t>
+        <w:t>وفي جلسة يوم الاثنين الموافق ١٤٣٢/٣/١٨هـ طلب وكيل المدعيان في القضية رقم ١٣٧٥ لعام ١٤٣٢ هـ - وهما فيصل وغدير ولدي غازي بن أحمد زيني - المرفوعة ضد أسامة زيني ضم قضيتهما لهذه القضية رقم ٥٧٩٨ لعام ١٤٣١هـ . فقررت الدائرة ضم قضيتهما ليصبحا المدعيان الث والرابع في هذه القضية ، ويكون أطراف الدعوى على نحو ما رصد بمستهل هذا الحكم ، ومستند الدائرة في كل ذلك وحدة الموضوع وكون المدعين شركاء يخاصمون المدعى عليه بصفته شريكاً ومديراً للشركة محل النزاع والشركات التابعة لها.</w:t>
       </w:r>
     </w:p>
     <w:p>
@@ -1222,7 +1222,7 @@
           <w:b w:val="0"/>
           <w:i w:val="0"/>
         </w:rPr>
-        <w:t>ثلاثلا دنبلا</w:t>
+        <w:t>ثلا دنبلا</w:t>
       </w:r>
     </w:p>
     <w:p>
@@ -1482,7 +1482,7 @@
           <w:b w:val="0"/>
           <w:i w:val="0"/>
         </w:rPr>
-        <w:t>وقد أقر الطرف الثاني بعدم أحقية أي منهم في الجمع بين المطالبة بسداد قيمة السندات لأمر المذكورة والمطالبة بتنفيذ قرار الدائرة التجارية السابعة عشرة باعتماد هذه الاتفاقية ( السند التنفيذي في آن واحد. ١/٣/ ٢ يلتزم الطرف الأول بشراء حصة أفراد الطرف الثالث وقدرها (۲۳) ثلاثة وعشرين بالمائة بواقع نسبة (۹۲) للسيد/ طلال غازي زيني ونسبة (٩,٢%) للسيد/ فيصل غازي زيني ونسبة ٤,٦%) للأستاذة / غدير غازي زيني في شركة أحمد زيني وأولاده المحدودة وما لها من حصص وشراكات في الشركات المذكورة بـصـدر هـذه الاتفاقية في مقابل مبلغ إجمالي قدره (۱۷۰,۰۰۰,۰۰۰) مائة وسبعون مليون ريال سعودي لا غير كالتالي: خمسون بالمائة من القيمة وقدرها (۸۵,۰۰۰,۰۰۰) خمسة وثمانون مليون ريال بموجب شيكات مصدقة بأسماء أفراد الطرف الثالث كل حسب حصته تدفع ليد كل فرد منهم أو من ينوبه أو يمثله وقت التوقيع أمام كاتب عــــدل</w:t>
+        <w:t>وقد أقر الطرف الثاني بعدم أحقية أي منهم في الجمع بين المطالبة بسداد قيمة السندات لأمر المذكورة والمطالبة بتنفيذ قرار الدائرة التجارية السابعة عشرة باعتماد هذه الاتفاقية ( السند التنفيذي في آن واحد. ١/٣/ ٢ يلتزم الطرف الأول بشراء حصة أفراد الطرف الث وقدرها (۲۳) ثلاثة وعشرين بالمائة بواقع نسبة (۹۲) للسيد/ طلال غازي زيني ونسبة (٩,٢%) للسيد/ فيصل غازي زيني ونسبة ٤,٦%) للأستاذة / غدير غازي زيني في شركة أحمد زيني وأولاده المحدودة وما لها من حصص وشراكات في الشركات المذكورة بـصـدر هـذه الاتفاقية في مقابل مبلغ إجمالي قدره (۱۷۰,۰۰۰,۰۰۰) مائة وسبعون مليون ريال سعودي لا غير كالتالي: خمسون بالمائة من القيمة وقدرها (۸۵,۰۰۰,۰۰۰) خمسة وثمانون مليون ريال بموجب شيكات مصدقة بأسماء أفراد الطرف الث كل حسب حصته تدفع ليد كل فرد منهم أو من ينوبه أو يمثله وقت التوقيع أمام كاتب عــــدل</w:t>
       </w:r>
     </w:p>
     <w:p>
@@ -1534,7 +1534,7 @@
           <w:b w:val="0"/>
           <w:i w:val="0"/>
         </w:rPr>
-        <w:t>رحلا رحلا هتنا مشب</w:t>
+        <w:t>رحلا هتنا مشب</w:t>
       </w:r>
     </w:p>
     <w:p>
@@ -1625,7 +1625,7 @@
           <w:b w:val="0"/>
           <w:i w:val="0"/>
         </w:rPr>
-        <w:t>:يلاتلاك ثلاثلا فرطلا دارفأ يلع عزوت لاير فلأ ةئامسمخو نويلم نوعبرأو نانثا ٠٠٠,٥٠٠,٤٢) دحاولا طسقلا عقاوب نيواستم نيطسق ىلع لاير نويلم نونامثو ةسمخ (۰۰۰,۰۰۰,۵۸) هردقو يقابلا فصنلا دادسب لوألا فرطلا مزتلا</w:t>
+        <w:t>:يلاتلاك ثلا فرطلا دارفأ يلع عزوت لاير فلأ ةئامسمخو نويلم نوعبرأو نانثا ٠٠٠,٥٠٠,٤٢) دحاولا طسقلا عقاوب نيواستم نيطسق ىلع لاير نويلم نونامثو ةسمخ (۰۰۰,۰۰۰,۵۸) هردقو يقابلا فصنلا دادسب لوألا فرطلا مزتلا</w:t>
       </w:r>
     </w:p>
     <w:p>
@@ -1820,7 +1820,7 @@
           <w:b w:val="0"/>
           <w:i w:val="0"/>
         </w:rPr>
-        <w:t>ب مبلغ وقدره ( ٨,٨٤٩٤٣٠,٢٥ ريال ( ثمانية ملايين وثمانمائة وتسعة وأربعون ألفاً وأربعمائة وثلاثون ريالاً وخمسة وعشرون هللة وقد سجل بهذا المبلغ سند لأمر واجب الدفع في يوم ١٠١٣/١٢/٣١م . وقد أقر أفراد الطرف الثالث بعدم أحقية أي منهم في الجمع بين المطالبة بسداد قيمة السندات لأمر المذكورة والمطالبة بتنفيذ قرار الدائرة التجارية السابعة عشرة باعتماد هذه الاتفاقية ( السند التنفيذي في آن واحد.</w:t>
+        <w:t>ب مبلغ وقدره ( ٨,٨٤٩٤٣٠,٢٥ ريال ( ثمانية ملايين وثمانمائة وتسعة وأربعون ألفاً وأربعمائة وثلاثون ريالاً وخمسة وعشرون هللة وقد سجل بهذا المبلغ سند لأمر واجب الدفع في يوم ١٠١٣/١٢/٣١م . وقد أقر أفراد الطرف الث بعدم أحقية أي منهم في الجمع بين المطالبة بسداد قيمة السندات لأمر المذكورة والمطالبة بتنفيذ قرار الدائرة التجارية السابعة عشرة باعتماد هذه الاتفاقية ( السند التنفيذي في آن واحد.</w:t>
       </w:r>
     </w:p>
     <w:p>
@@ -1872,7 +1872,7 @@
           <w:b w:val="0"/>
           <w:i w:val="0"/>
         </w:rPr>
-        <w:t>حلصلاب جراختلا اذه ربتعيو تاكرشلا كلت لامعأب ةقلعتم اهببس وأ اهعون ناك امهم ةبلاطم يأب اهل ةعباتلا عورفلاو ىوعدلا هذه لحم تاكرشلا وأ تاكرشلا كلتل ريدم وأ كيرش هتفصب ءاوس ثلاثلاو لوألا فرطلا ةبلاطمب قح يأ هل سيل هنأب يناثلا فرطلا رقيو ،ةدودحملا نكياد ينيز دمحأ ةكرشو ةدودحملا فييكتلاو ءابرهكلل ينيز دمحأ ةكرش ءانثتساب هالعأ ثلاثلا دنبلاب اهيلإ راشملا ةيلآلل ًاقفو هعفدب - ريخألا اذه - مزتلأ ام لباقم كلذل لباقلا لوألا فرطلا ىلإ اهيلع امو اهل امب (ةلازغ وبأ لالط ىوعدلاب بدتنملا يبساحملا ريبخلا نم دمتعملا مييقتلا خيراتب هالعأ ديهمتلاب ًاليصفت ةروكذملا تاكرشلا يف تاكارشو صصح نم اهل امب هدالوأو ينيز دمحأ ةكرش يف ةئاملاب نورشعو ةثالث (۳۲)</w:t>
+        <w:t>حلصلاب جراختلا اذه ربتعيو تاكرشلا كلت لامعأب ةقلعتم اهببس وأ اهعون ناك امهم ةبلاطم يأب اهل ةعباتلا عورفلاو ىوعدلا هذه لحم تاكرشلا وأ تاكرشلا كلتل ريدم وأ كيرش هتفصب ءاوس ثلاثلاو لوألا فرطلا ةبلاطمب قح يأ هل سيل هنأب يناثلا فرطلا رقيو ،ةدودحملا نكياد ينيز دمحأ ةكرشو ةدودحملا فييكتلاو ءابرهكلل ينيز دمحأ ةكرش ءانثتساب هالعأ ثلا دنبلاب اهيلإ راشملا ةيلآلل ًاقفو هعفدب - ريخألا اذه - مزتلأ ام لباقم كلذل لباقلا لوألا فرطلا ىلإ اهيلع امو اهل امب (ةلازغ وبأ لالط ىوعدلاب بدتنملا يبساحملا ريبخلا نم دمتعملا مييقتلا خيراتب هالعأ ديهمتلاب ًاليصفت ةروكذملا تاكرشلا يف تاكارشو صصح نم اهل امب هدالوأو ينيز دمحأ ةكرش يف ةئاملاب نورشعو ةثالث (۳۲)</w:t>
       </w:r>
     </w:p>
     <w:p>
@@ -1898,7 +1898,7 @@
           <w:b w:val="0"/>
           <w:i w:val="0"/>
         </w:rPr>
-        <w:t>بتلك الشركات ماعدا ما سبق رفعه من دعاوى سابقة أو استئنافها أمام محكمة أخرى. ٢/٤ وفي المقابل يقر أفراد الطرفين الأول والثالث هنا والآن بتنازلهم عن كافة الحصص المملوكة لهم في شركة أحمد زيني للكهرباء والتكييف المحدودة وشركة دايكن المحدودة بما لها وما عليها بتاريخ التقييم المعتمد من الخبير المحاسبي المنتدب في الدعوى إلى الطرف الثاني القابل لذلك. ويقروا بأنهم ليس لهم أي حق بمطالبة الطرف الثاني سواء بصفته شريك أو مدير للشركتين أعلاه محل هذه الدعوى والفروع التابعة لها بأي مطالبة مهما كان نوعها أو سببها متعلقة بأعمال تلك الشركات ويعتبر هذا التخارج بالصلح إبراء ذمة شامل ونهائي لذمة الطرف الثاني من الطرف الأول وأفراد الطرف الثالث المذكورين أعلاه عن أعمال الإدارة للشركتين المتخارج عنها إبراء تاماً وشاملاً وإسقاطا لحقهم في أي مطلب أو دعوى مهما كان نوعها أو سببها في الماضي والحاضر والمستقبل فيما يتعلق بتلك الشركات ماعدا ما سبق رفعه من دعاوى سابقة أو استئنافها أمام محكمة أخرى.</w:t>
+        <w:t>بتلك الشركات ماعدا ما سبق رفعه من دعاوى سابقة أو استئنافها أمام محكمة أخرى. ٢/٤ وفي المقابل يقر أفراد الطرفين الأول والثالث هنا والآن بتنازلهم عن كافة الحصص المملوكة لهم في شركة أحمد زيني للكهرباء والتكييف المحدودة وشركة دايكن المحدودة بما لها وما عليها بتاريخ التقييم المعتمد من الخبير المحاسبي المنتدب في الدعوى إلى الطرف الثاني القابل لذلك. ويقروا بأنهم ليس لهم أي حق بمطالبة الطرف الثاني سواء بصفته شريك أو مدير للشركتين أعلاه محل هذه الدعوى والفروع التابعة لها بأي مطالبة مهما كان نوعها أو سببها متعلقة بأعمال تلك الشركات ويعتبر هذا التخارج بالصلح إبراء ذمة شامل ونهائي لذمة الطرف الثاني من الطرف الأول وأفراد الطرف الث المذكورين أعلاه عن أعمال الإدارة للشركتين المتخارج عنها إبراء تاماً وشاملاً وإسقاطا لحقهم في أي مطلب أو دعوى مهما كان نوعها أو سببها في الماضي والحاضر والمستقبل فيما يتعلق بتلك الشركات ماعدا ما سبق رفعه من دعاوى سابقة أو استئنافها أمام محكمة أخرى.</w:t>
       </w:r>
     </w:p>
     <w:p>
@@ -1963,7 +1963,7 @@
           <w:b w:val="0"/>
           <w:i w:val="0"/>
         </w:rPr>
-        <w:t>.(ةلازغ وبأ لالط) ةوعدلا يف بدتنملا يبساحملا ريبخلا لبق نم دعملا يبساحملا ريرقتلا خيراتب جراختلا عوضوم تاكرشلل ةيلاملا زكارملاو عاضوألا ةفاك ىلع اوعلطأ مهنأب فارطألا ةفاك رقي ٤/٤ .ىرخأ ةمكحم مامأ اهفانئتسا وأ هقباس ىواعد نم هعفر قبس ام ادعام تاكرشلا كلتب قلعتي اميف لبقتسملاو رضاحلاو يضاملا يف اهببس وأ اهعون ناك امهم ىوعد وأ بلطم يأ يف مهقحل ًاطاقسإو ًالماشو ًامات ءاربإ اهنع جراختملا تاكرشلل ةرادإلا لامعأ نع لوألا فرطلا ةمذل يئاهنو لماش ةمذ ءاربإ حلصلاب جراختلا اذه ربتعيو ،تاكرشلا كلت لامعأب ةقلعتم اهببس وأ اهعون ناك امهم ةبلاطم يأب اهل ةعباتلا عورفلاو ىوعدلا هذه لحم تاكرشلا وأ تاكرشلا كلتل ريدم وأ كيرش هتفصب ءاوس لوألا فرطلا ةبلاطمب قح يأ مهل سيل هنأب اورقيو ،هالعأ ثلاثلا دنبلاب اهيلإ راشملا ةيلآلل ًاقفو هعفدب ريخألا اذه - مزتلا ام لباقم كلذل لباقلا لوألا فرطلا ىلإ هالعأ ديهمتلاب ًاليصفت ةروكذملا تاكرشلا يف تاكارشو صصـح نــم اــهل امب ةدودحملا هدالوأو ينيز دمحأ ةكرش يف ينيز يزاغ ريدغ / ةذاتسألل ةئاملاب (٤٦) ةبسنو ينيز يزاغ لصيف ديسلل ةئاملاب (٦٢) هبسنو ينيز يزاغ لالط /ديسلل ةئاملاب 9 ةبسن عقاوب ةئاملاب نيرشعو ةـــثالث (%٢٣) اهردقو مهل ةكولمملا صصحلا ةفاك نع ًايئاهن مهلزانتب - نآلاو انه - ثلاثلا فرطلا دارفأ رقي ٣/٤</w:t>
+        <w:t>.(ةلازغ وبأ لالط) ةوعدلا يف بدتنملا يبساحملا ريبخلا لبق نم دعملا يبساحملا ريرقتلا خيراتب جراختلا عوضوم تاكرشلل ةيلاملا زكارملاو عاضوألا ةفاك ىلع اوعلطأ مهنأب فارطألا ةفاك رقي ٤/٤ .ىرخأ ةمكحم مامأ اهفانئتسا وأ هقباس ىواعد نم هعفر قبس ام ادعام تاكرشلا كلتب قلعتي اميف لبقتسملاو رضاحلاو يضاملا يف اهببس وأ اهعون ناك امهم ىوعد وأ بلطم يأ يف مهقحل ًاطاقسإو ًالماشو ًامات ءاربإ اهنع جراختملا تاكرشلل ةرادإلا لامعأ نع لوألا فرطلا ةمذل يئاهنو لماش ةمذ ءاربإ حلصلاب جراختلا اذه ربتعيو ،تاكرشلا كلت لامعأب ةقلعتم اهببس وأ اهعون ناك امهم ةبلاطم يأب اهل ةعباتلا عورفلاو ىوعدلا هذه لحم تاكرشلا وأ تاكرشلا كلتل ريدم وأ كيرش هتفصب ءاوس لوألا فرطلا ةبلاطمب قح يأ مهل سيل هنأب اورقيو ،هالعأ ثلا دنبلاب اهيلإ راشملا ةيلآلل ًاقفو هعفدب ريخألا اذه - مزتلا ام لباقم كلذل لباقلا لوألا فرطلا ىلإ هالعأ ديهمتلاب ًاليصفت ةروكذملا تاكرشلا يف تاكارشو صصـح نــم اــهل امب ةدودحملا هدالوأو ينيز دمحأ ةكرش يف ينيز يزاغ ريدغ / ةذاتسألل ةئاملاب (٤٦) ةبسنو ينيز يزاغ لصيف ديسلل ةئاملاب (٦٢) هبسنو ينيز يزاغ لالط /ديسلل ةئاملاب 9 ةبسن عقاوب ةئاملاب نيرشعو ةـــثالث (%٢٣) اهردقو مهل ةكولمملا صصحلا ةفاك نع ًايئاهن مهلزانتب - نآلاو انه - ثلا فرطلا دارفأ رقي ٣/٤</w:t>
       </w:r>
     </w:p>
     <w:p>
@@ -1989,7 +1989,7 @@
           <w:b w:val="0"/>
           <w:i w:val="0"/>
         </w:rPr>
-        <w:t>١/٥ اتفق الأطراف على إعداد قرارات شركاء بالشركات موضوع التخارج وتقديمها لوزارة التجارة لاعتمادها ومن ثم توثيقها أمام كاتب عدل المختص نظاماً حال سداد الدفعة الأولى وقدرها خمسون بالمائة كما محددة بالبند الثالث من هذه الاتفاقية لدى التوقيع أمام كاتب عدل.</w:t>
+        <w:t>١/٥ اتفق الأطراف على إعداد قرارات شركاء بالشركات موضوع التخارج وتقديمها لوزارة التجارة لاعتمادها ومن ثم توثيقها أمام كاتب عدل المختص نظاماً حال سداد الدفعة الأولى وقدرها خمسون بالمائة كما محددة بالبند الث من هذه الاتفاقية لدى التوقيع أمام كاتب عدل.</w:t>
       </w:r>
     </w:p>
     <w:p>
@@ -2002,7 +2002,7 @@
           <w:b w:val="0"/>
           <w:i w:val="0"/>
         </w:rPr>
-        <w:t>هذه عوضوم تاكرشلا نع ثلاثلا فرطلا دارفأ ةيلوئسم يفتنت مث نمو ،ةيماظنلا هعاضوأ ىفوتسا دق جراختلا نوكي ،كلذ تــقو ةقحتسملا غلابملا دادسو صتخملا لدع بتاك مامأ عيقوتلا روفو هنا فارطألا نيب هيلع قفتملا نم ٤/٥ .ةررقملا هقوقح ءافيتساو ظفح لفكت يتلا ةمزاللا ةيماظنلا تاءارجإلا ةفاك ذاختا هنيح يف - ةحلصملا بحاص فرطلل قحيو يماظن ءارجإ يأ ذاختال ةجاح نود ًاروف لحي يناثلا طسقلا نإف ثلاثلاو يناثلا نيفرطلا نم يأل ررقملا هدعوم يف هالعأ (ثلاثلا) دنبلاب اهيلع صوصنملاو ةقحتسملا طاسقألا نم طسق يأ دادسب لوألا فرطلا لالخإ ةلاح يف هنأ فارطألا نيب هيلع قفتملا نم ٣/٥ .مهراطخإ روف ءاطبإ وأ ريخأت يأ نود مهبلط تقو ذيفنتلا لحم اهعضوو تالزانتو تامازتلا نم ةيقافتالا هذهب درو ام ءارجإل ةمزال نوكت ةيماظن تادنتسم وأ قئاثو وأ قاروأ يأ ىلع عيقوتلاب ًاعيمج فارطألا مزتلا ٢/٥</w:t>
+        <w:t>هذه عوضوم تاكرشلا نع ثلا فرطلا دارفأ ةيلوئسم يفتنت مث نمو ،ةيماظنلا هعاضوأ ىفوتسا دق جراختلا نوكي ،كلذ تــقو ةقحتسملا غلابملا دادسو صتخملا لدع بتاك مامأ عيقوتلا روفو هنا فارطألا نيب هيلع قفتملا نم ٤/٥ .ةررقملا هقوقح ءافيتساو ظفح لفكت يتلا ةمزاللا ةيماظنلا تاءارجإلا ةفاك ذاختا هنيح يف - ةحلصملا بحاص فرطلل قحيو يماظن ءارجإ يأ ذاختال ةجاح نود ًاروف لحي يناثلا طسقلا نإف ثلاثلاو يناثلا نيفرطلا نم يأل ررقملا هدعوم يف هالعأ (ثلاثلا) دنبلاب اهيلع صوصنملاو ةقحتسملا طاسقألا نم طسق يأ دادسب لوألا فرطلا لالخإ ةلاح يف هنأ فارطألا نيب هيلع قفتملا نم ٣/٥ .مهراطخإ روف ءاطبإ وأ ريخأت يأ نود مهبلط تقو ذيفنتلا لحم اهعضوو تالزانتو تامازتلا نم ةيقافتالا هذهب درو ام ءارجإل ةمزال نوكت ةيماظن تادنتسم وأ قئاثو وأ قاروأ يأ ىلع عيقوتلاب ًاعيمج فارطألا مزتلا ٢/٥</w:t>
       </w:r>
     </w:p>
     <w:p>
@@ -2145,7 +2145,7 @@
           <w:b w:val="0"/>
           <w:i w:val="0"/>
         </w:rPr>
-        <w:t>ةكرشلا ةرادإل اهيلع فراعتملا ةيلاملا تامازتلالا ادعام) ءابرهكلل نكياد ينيز دمحأ ةكرشو فييكتلاو ءابرهكلل ينيز دمحأ ةكرش يلع ةديدج ةيلبقتسم ةيلام تامازتلا يأ ءاشنإ مدع لوألا فرطلا ىلعو ةلازغ وبأ لالط / ةداسلا نم دمتعملا مييقتلا خيراتب نيتكرشلا نيتاهب ةقلعتملا مهتصح نع ثلاثلا فرطلا دارفأو لوألا فرطلا لبق نم لزانتلا مامتإ دنع تاكرشلا لدعلا بتاك ىدل هيمسي فوس نم وأ يناثلا فرطلا ىلإ نيتكرشلا ةيكلم لقنو ،نيتروكذملا نيتكرشلا عبتت يتلا صيخارتلاو ةيرصحلا عيزوتلا تالاكوو ةيراجتلا تالاكولاو ةيراجتلا تامالعلاو ةيراجتلا ءامسألا :رصحلا ال لاثملا ليبس يلع اهنمو ةلوقنم وأ ةتباث لوصأ هيأ لمشي امب ةلازغ وبأ لالط / ةداسلا نم دمتعملا مييقتلا خيراتب اهتلاحبو نويدو تامازتلا نم اهيلع امو قوقح نم اهل امب ءابرهكلل نكياد ينيز دمحأ ةكرشو فييكتلاو ءابرهكلل ينيز دمحأ ةكرشب مهنم لكل ةكولمملا صصحلا لماك نع ًايمسر لزانتلاب ثلاثلا فرطلا دارفأو لوألا فرطلا مزتلا</w:t>
+        <w:t>ةكرشلا ةرادإل اهيلع فراعتملا ةيلاملا تامازتلالا ادعام) ءابرهكلل نكياد ينيز دمحأ ةكرشو فييكتلاو ءابرهكلل ينيز دمحأ ةكرش يلع ةديدج ةيلبقتسم ةيلام تامازتلا يأ ءاشنإ مدع لوألا فرطلا ىلعو ةلازغ وبأ لالط / ةداسلا نم دمتعملا مييقتلا خيراتب نيتكرشلا نيتاهب ةقلعتملا مهتصح نع ثلا فرطلا دارفأو لوألا فرطلا لبق نم لزانتلا مامتإ دنع تاكرشلا لدعلا بتاك ىدل هيمسي فوس نم وأ يناثلا فرطلا ىلإ نيتكرشلا ةيكلم لقنو ،نيتروكذملا نيتكرشلا عبتت يتلا صيخارتلاو ةيرصحلا عيزوتلا تالاكوو ةيراجتلا تالاكولاو ةيراجتلا تامالعلاو ةيراجتلا ءامسألا :رصحلا ال لاثملا ليبس يلع اهنمو ةلوقنم وأ ةتباث لوصأ هيأ لمشي امب ةلازغ وبأ لالط / ةداسلا نم دمتعملا مييقتلا خيراتب اهتلاحبو نويدو تامازتلا نم اهيلع امو قوقح نم اهل امب ءابرهكلل نكياد ينيز دمحأ ةكرشو فييكتلاو ءابرهكلل ينيز دمحأ ةكرشب مهنم لكل ةكولمملا صصحلا لماك نع ًايمسر لزانتلاب ثلا فرطلا دارفأو لوألا فرطلا مزتلا</w:t>
       </w:r>
     </w:p>
     <w:p>
@@ -2665,7 +2665,7 @@
           <w:b w:val="0"/>
           <w:i w:val="0"/>
         </w:rPr>
-        <w:t>. اهتأشن ببس وأ تانوهرلا وأ تانامضلا وأ تالافكلا كلت رادقم وأ عون ناك ايأ ةكلمملا جراخ وأ لخاد ةيلهأ وأ ةيموكح ةهج يأل ءاوهلا فييكتل نكياد ينيز دمحأ ةكرش ، فييكتلاو ءابرهكلل ينيز دمحأ ةكرش ىلع يلام مازتلا وأ نيد يأل اقبسم - ثلاثلاو لوألا نيفرطلا دارفأ يأ- مهنم مدقم نهر وأ يصخش نامض وأ ةلافك يأ يف ثلاثلا فرطلا دارفأ و لوألا فرطلا لحم يناثلا فرطلا لحي امك ،اهتأشن ببس وأ تانوهرلا وأ تانامضلا وأ تالافكلا كلت رادقم وأ عون ناك ايأ ةكلمملا جراخ وأ لخاد ةيلهأ وأ ةيموكح ةهج يأل ) ةدودحملا ءاوهلا فييكتل نكياد ينيز دمحأ ةكرش ، فييكتلاو ءابرهكلل ينيز دمحأ ةكرش ادعام ) ىوعدلا لحم تاكرشلا ىلع يلام مازتلا وأ نيد يأل ًاقبسم -ثلاثلاو يناثلا نيفرطلا دارفأ - مهنم مدقم نهر وأ يصخش نامض وأ ةلافك يأ يف ثلاثلاو يناثلا نيفرطلا دارفأ لحم لوألا فرطلا لحي ١/٧</w:t>
+        <w:t>. اهتأشن ببس وأ تانوهرلا وأ تانامضلا وأ تالافكلا كلت رادقم وأ عون ناك ايأ ةكلمملا جراخ وأ لخاد ةيلهأ وأ ةيموكح ةهج يأل ءاوهلا فييكتل نكياد ينيز دمحأ ةكرش ، فييكتلاو ءابرهكلل ينيز دمحأ ةكرش ىلع يلام مازتلا وأ نيد يأل اقبسم - ثلاثلاو لوألا نيفرطلا دارفأ يأ- مهنم مدقم نهر وأ يصخش نامض وأ ةلافك يأ يف ثلا فرطلا دارفأ و لوألا فرطلا لحم يناثلا فرطلا لحي امك ،اهتأشن ببس وأ تانوهرلا وأ تانامضلا وأ تالافكلا كلت رادقم وأ عون ناك ايأ ةكلمملا جراخ وأ لخاد ةيلهأ وأ ةيموكح ةهج يأل ) ةدودحملا ءاوهلا فييكتل نكياد ينيز دمحأ ةكرش ، فييكتلاو ءابرهكلل ينيز دمحأ ةكرش ادعام ) ىوعدلا لحم تاكرشلا ىلع يلام مازتلا وأ نيد يأل ًاقبسم -ثلاثلاو يناثلا نيفرطلا دارفأ - مهنم مدقم نهر وأ يصخش نامض وأ ةلافك يأ يف ثلاثلاو يناثلا نيفرطلا دارفأ لحم لوألا فرطلا لحي ١/٧</w:t>
       </w:r>
     </w:p>
     <w:p>

--- a/zaini_case_audit_output/outputs/word/documents/041_اتفاقية الصلح والتخارج في شركات أحمد زيني وأولاده ـ مصدقة من المحكمة.docx
+++ b/zaini_case_audit_output/outputs/word/documents/041_اتفاقية الصلح والتخارج في شركات أحمد زيني وأولاده ـ مصدقة من المحكمة.docx
@@ -70,14 +70,13 @@
     <w:p/>
     <w:p>
       <w:pPr>
+        <w:pStyle w:val="Heading2"/>
         <w:jc w:val="right"/>
         <w:bidi/>
       </w:pPr>
       <w:r>
-        <w:rPr>
-          <w:b w:val="0"/>
-          <w:i w:val="0"/>
-        </w:rPr>
+        <w:t>[نص الضبط / الحكم — المتن الفعلي] ===</w:t>
+        <w:br/>
         <w:t>ةيدوعسلا ةيبرعلا ةكلمملا</w:t>
       </w:r>
     </w:p>

--- a/zaini_case_audit_output/outputs/word/documents/041_اتفاقية الصلح والتخارج في شركات أحمد زيني وأولاده ـ مصدقة من المحكمة.docx
+++ b/zaini_case_audit_output/outputs/word/documents/041_اتفاقية الصلح والتخارج في شركات أحمد زيني وأولاده ـ مصدقة من المحكمة.docx
@@ -75,21 +75,20 @@
         <w:bidi/>
       </w:pPr>
       <w:r>
-        <w:t>[نص الضبط / الحكم — المتن الفعلي] ===</w:t>
+        <w:t>[بيانات الأطراف: المدعي / المدعى عليه / الحاضرون] ===</w:t>
         <w:br/>
-        <w:t>ةيدوعسلا ةيبرعلا ةكلمملا</w:t>
+        <w:t>المملكة العربية السعودية</w:t>
       </w:r>
     </w:p>
     <w:p>
       <w:pPr>
+        <w:pStyle w:val="Heading2"/>
         <w:jc w:val="right"/>
         <w:bidi/>
       </w:pPr>
       <w:r>
-        <w:rPr>
-          <w:b w:val="0"/>
-          <w:i w:val="0"/>
-        </w:rPr>
+        <w:t>[نص الضبط / الحكم — المتن الفعلي] ===</w:t>
+        <w:br/>
         <w:t>يحلا زرخلا هللا مسب</w:t>
       </w:r>
     </w:p>
@@ -1026,7 +1025,7 @@
           <w:b w:val="0"/>
           <w:i w:val="0"/>
         </w:rPr>
-        <w:t>.تاكرشلا مييقتل ةلازغ وبأ لالط بتكم يبساحملا ريبخلا بادتنا نمضتملا ـه١٤٣٧/٤/١١ خيراتو ٢/١٧/٥١ مقر ةرشع ةعباسلا ةيراجتلا ةرئادلا رارقب درو امك ءارشلاب مزتلا يذلا هيلع يعدملا ىلإ ىوعدلا لحم تاكرشلا هذه نم جراختلا ىلع نوعدملا فارطألا قفتا دق ثيحو .ةدج هردصم (۲۰۱۹٤٠٣٠١٦) يراجت لجس ةدودحملا ةيراجتلا ينيز ( دمحأ ةكرش (۱۱) .ةدج هردصم (۸۱۵۲۹٤٠٣٠٠) يراجت لجس ةدودحملا ةيئاذغلا تاعانصلل انيتروك ةكرش (١٠) . ةدج هردصم (٤٠٣٠٠٤٨٦٢٠) يراجت لجس ةدودحملا ةيدوعسلا ةريمخلا ةكرش (۹)</w:t>
+        <w:t>(۹) شركة الخميرة السعودية المحدودة سجل تجاري (٤٠٣٠٠٤٨٦٢٠) مصدره جدة . (١٠) شركة كورتينا للصناعات الغذائية المحدودة سجل تجاري (٤٠٣٠٠۹۲۵۱۸) مصدره جدة. (۱۱) شركة أحمد ) زيني التجارية المحدودة سجل تجاري (٤٠٣٠١٦۹۱۰۲) مصدره جدة. وحيث قد اتفق الأطراف المدعون على التخارج من هذه الشركات محل الدعوى إلى المدعي عليه الذي التزم بالشراء كما ورد بقرار الدائرة التجارية السابعة عشرة رقم ٢/١٧/٥١ وتاريخ ١٤٣٧/٤/١١هـ المتضمن انتداب الخبير المحاسبي مكتب طلال أبو غزالة لتقييم الشركات.</w:t>
       </w:r>
     </w:p>
     <w:p>
@@ -1962,7 +1961,7 @@
           <w:b w:val="0"/>
           <w:i w:val="0"/>
         </w:rPr>
-        <w:t>.(ةلازغ وبأ لالط) ةوعدلا يف بدتنملا يبساحملا ريبخلا لبق نم دعملا يبساحملا ريرقتلا خيراتب جراختلا عوضوم تاكرشلل ةيلاملا زكارملاو عاضوألا ةفاك ىلع اوعلطأ مهنأب فارطألا ةفاك رقي ٤/٤ .ىرخأ ةمكحم مامأ اهفانئتسا وأ هقباس ىواعد نم هعفر قبس ام ادعام تاكرشلا كلتب قلعتي اميف لبقتسملاو رضاحلاو يضاملا يف اهببس وأ اهعون ناك امهم ىوعد وأ بلطم يأ يف مهقحل ًاطاقسإو ًالماشو ًامات ءاربإ اهنع جراختملا تاكرشلل ةرادإلا لامعأ نع لوألا فرطلا ةمذل يئاهنو لماش ةمذ ءاربإ حلصلاب جراختلا اذه ربتعيو ،تاكرشلا كلت لامعأب ةقلعتم اهببس وأ اهعون ناك امهم ةبلاطم يأب اهل ةعباتلا عورفلاو ىوعدلا هذه لحم تاكرشلا وأ تاكرشلا كلتل ريدم وأ كيرش هتفصب ءاوس لوألا فرطلا ةبلاطمب قح يأ مهل سيل هنأب اورقيو ،هالعأ ثلا دنبلاب اهيلإ راشملا ةيلآلل ًاقفو هعفدب ريخألا اذه - مزتلا ام لباقم كلذل لباقلا لوألا فرطلا ىلإ هالعأ ديهمتلاب ًاليصفت ةروكذملا تاكرشلا يف تاكارشو صصـح نــم اــهل امب ةدودحملا هدالوأو ينيز دمحأ ةكرش يف ينيز يزاغ ريدغ / ةذاتسألل ةئاملاب (٤٦) ةبسنو ينيز يزاغ لصيف ديسلل ةئاملاب (٦٢) هبسنو ينيز يزاغ لالط /ديسلل ةئاملاب 9 ةبسن عقاوب ةئاملاب نيرشعو ةـــثالث (%٢٣) اهردقو مهل ةكولمملا صصحلا ةفاك نع ًايئاهن مهلزانتب - نآلاو انه - ثلا فرطلا دارفأ رقي ٣/٤</w:t>
+        <w:t>٣/٤ يقر أفراد الطرف الث - هنا والآن - بتنازلهم نهائياً عن كافة الحصص المملوكة لهم وقدرها (٢٣%) ثلاثـــة وعشرين بالمائة بواقع نسبة 9 بالمائة للسيد/ طلال غازي زيني ونسبه (٦٢) بالمائة للسيد فيصل غازي زيني ونسبة (٤٦) بالمائة للأستاذة / غدير غازي زيني في شركة أحمد زيني وأولاده المحدودة بما لهــا مــن حـصص وشراكات في الشركات المذكورة تفصيلاً بالتمهيد أعلاه إلى الطرف الأول القابل لذلك مقابل ما التزم - هذا الأخير بدفعه وفقاً للآلية المشار إليها بالبند الث أعلاه، ويقروا بأنه ليس لهم أي حق بمطالبة الطرف الأول سواء بصفته شريك أو مدير لتلك الشركات أو الشركات محل هذه الدعوى والفروع التابعة لها بأي مطالبة مهما كان نوعها أو سببها متعلقة بأعمال تلك الشركات، ويعتبر هذا التخارج بالصلح إبراء ذمة شامل ونهائي لذمة الطرف الأول عن أعمال الإدارة للشركات المتخارج عنها إبراء تاماً وشاملاً وإسقاطاً لحقهم في أي مطلب أو دعوى مهما كان نوعها أو سببها في الماضي والحاضر والمستقبل فيما يتعلق بتلك الشركات ماعدا ما سبق رفعه من دعاوى سابقه أو استئنافها أمام محكمة أخرى. ٤/٤ يقر كافة الأطراف بأنهم أطلعوا على كافة الأوضاع والمراكز المالية للشركات موضوع التخارج بتاريخ التقرير المحاسبي المعد من قبل الخبير المحاسبي المنتدب في الدعوة (طلال أبو غزالة).</w:t>
       </w:r>
     </w:p>
     <w:p>
@@ -2677,7 +2676,7 @@
           <w:b w:val="0"/>
           <w:i w:val="0"/>
         </w:rPr>
-        <w:t>هذه عوضوم تابيترتلاب ةقلعتملا قئاثولاو تادنتسملاو قاروألا ةفاك ةمالسو ةحص نع مهتيلوئسمب نورقي امك ،كلذ ىلع ةبترتملا ةيماظنلا تايلوئسملاو تاعبتلا لماك نولمحتي مهنإف كلذ نم ءيش يأ روهظ لاح يفو ، ةيدوعسلا ةيبرعلا ةكلمملاب ةدئاسلا تاميلعتلاو ةمظنألل ةفلاخم يأ نمضتي ال ةيقافتالا هذهب درو ام نأب اعيمج فارطألا رقي ٢/٧</w:t>
+        <w:t>٢/٧ يقر الأطراف جميعا بأن ما ورد بهذه الاتفاقية لا يتضمن أي مخالفة للأنظمة والتعليمات السائدة بالمملكة العربية السعودية ، وفي حال ظهور أي شيء من ذلك فإنهم يتحملون كامل التبعات والمسئوليات النظامية المترتبة على ذلك، كما يقرون بمسئوليتهم عن صحة وسلامة كافة الأوراق والمستندات والوثائق المتعلقة بالترتيبات موضوع هذه</w:t>
       </w:r>
     </w:p>
     <w:p>

--- a/zaini_case_audit_output/outputs/word/documents/041_اتفاقية الصلح والتخارج في شركات أحمد زيني وأولاده ـ مصدقة من المحكمة.docx
+++ b/zaini_case_audit_output/outputs/word/documents/041_اتفاقية الصلح والتخارج في شركات أحمد زيني وأولاده ـ مصدقة من المحكمة.docx
@@ -87,7 +87,7 @@
         <w:bidi/>
       </w:pPr>
       <w:r>
-        <w:t>[نص الضبط / الحكم — المتن الفعلي] ===</w:t>
+        <w:t>[المتن الفعلي: الوقائع / الأسباب / المنطوق] ===</w:t>
         <w:br/>
         <w:t>يحلا زرخلا هللا مسب</w:t>
       </w:r>
@@ -289,27 +289,25 @@
     </w:p>
     <w:p>
       <w:pPr>
+        <w:pStyle w:val="Heading2"/>
         <w:jc w:val="right"/>
         <w:bidi/>
       </w:pPr>
       <w:r>
-        <w:rPr>
-          <w:b w:val="0"/>
-          <w:i w:val="0"/>
-        </w:rPr>
+        <w:t>[المُرسَل إليه / المخاطَب والتحية] ===</w:t>
+        <w:br/>
         <w:t>رئيساً عضوا</w:t>
       </w:r>
     </w:p>
     <w:p>
       <w:pPr>
+        <w:pStyle w:val="Heading2"/>
         <w:jc w:val="right"/>
         <w:bidi/>
       </w:pPr>
       <w:r>
-        <w:rPr>
-          <w:b w:val="0"/>
-          <w:i w:val="0"/>
-        </w:rPr>
+        <w:t>[المتن الفعلي: الوقائع / الأسباب / المنطوق] ===</w:t>
+        <w:br/>
         <w:t>نازوفلا يلع نب ديجملا دبع</w:t>
       </w:r>
     </w:p>
@@ -661,7 +659,7 @@
           <w:b w:val="0"/>
           <w:i w:val="0"/>
         </w:rPr>
-        <w:t>: يلاتلاك هتمهم نوكت ثيحب نوينوناق نوبساحم ةــيلودلا هاكرشو ةلازغ وبأ لالط / يبساحملا ريبخلا بدبن يضاقلا ـه١٤٣٢ ماعل ٥١ مقر اهرارق ةرئادلا تردصأف .ضارتعا نود بــساحملا لبق نم ردقملا غلبملاب عيبلاب مهمازتلا نوعدملا دكأ امك ،ضارتعا نود ينوناقلا بساحملا لبق نم اهمييقت دعب نييعدملا صصح ءارشب همازتلا ىلع دكأ امك ،هلمع مامتإل اهبلطي يتلا تادنتسملاو تاينازيملا ةفاك ينوناقلا بساحملا ميلستب مزتلم هنأ هيلع ىعدملا دكأو ، مهنيب ةفصانم نوكت نأ ىلع ،كلذ ىلع مهتقفاوم فارطألا ررقف ، لایر (۰۰۰,۰۰۱ غلبمب اهردقي هنأب دافأ رهشأ ةثالثب ةرئادلل مدقملا ضرعلا يف هلبق نم ةردقملا صصحلا مييقتو تاينازيملا قيقدت ةرتف لالخ ةيلاملا ةبقارملا باعتأ ريدقت نع هاكرشو ةلازغ وبأ لالط ينوناقلا بساحملا بتكم ليح و لاؤسبو ، ةيئاضقلا ةسارحلا ضرف مهبلط ىلع نورصي مهنإف تاكرشلا يف رارضأ وأ تافلاخم وأ تازواجت ةرتفلا هذه لالخ نيبت اذإ هنأ طرشب ةبساحملا لامعأ ةرتف لالخ تاكرشلل يلام بقارم نييعت بلط ىلإ ةيئاضقلا</w:t>
+        <w:t>القضائية إلى طلب تعيين مراقب مالي للشركات خلال فترة أعمال المحاسبة بشرط أنه إذا تبين خلال هذه الفترة تجاوزات أو مخالفات أو أضرار في الشركات فإنهم يصرون على طلبهم فرض الحراسة القضائية ، وبسؤال و حيل مكتب المحاسب القانوني طلال أبو غزالة وشركاه عن تقدير أتعاب المراقبة المالية خلال فترة تدقيق الميزانيات وتقييم الحصص المقدرة من قبله في العرض المقدم للدائرة بثلاثة أشهر أفاد بأنه يقدرها بمبلغ ۱۰۰,۰۰۰) ریال ، فقرر الأطراف موافقتهم على ذلك، على أن تكون مناصفة بينهم ، وأكد المدعى عليه أنه ملتزم بتسليم المحاسب القانوني كافة الميزانيات والمستندات التي يطلبها لإتمام عمله، كما أكد على التزامه بشراء حصص المدعيين بعد تقييمها من قبل المحاسب القانوني دون اعتراض، كما أكد المدعون التزامهم بالبيع بالمبلغ المقدر من قبل المحاســب دون اعتراض. فأصدرت الدائرة قرارها رقم ٥١ لعام ١٤٣٢هـ القاضي نبدب الخبير المحاسبي / طلال أبو غزالة وشركاه الدوليــة محاسبون قانونيون بحيث تكون مهمته كالتالي :</w:t>
       </w:r>
     </w:p>
     <w:p>
@@ -1038,7 +1036,7 @@
           <w:b w:val="0"/>
           <w:i w:val="0"/>
         </w:rPr>
-        <w:t>.ةيقافتالا هذهب دريس امل ًاقفوو ةروكذملا تاكرشلا نع جراختلاو لزانتلاو حلصلا ماربإ ًاعيمج فارطألا لبق دقو ،ًاحلص هالعأ ةروكذملا ىواعدلا ءاهنإ فارطألا ىلع ةيسيئرلا ىوعدلا اهمامأ ةروظنملا ةمكحملا ةئيه تضرع ثيحو</w:t>
+        <w:t>وحيث عرضت هيئة المحكمة المنظورة أمامها الدعوى الرئيسية على الأطراف إنهاء الدعاوى المذكورة أعلاه صلحاً، وقد قبل الأطراف جميعاً إبرام الصلح والتنازل والتخارج عن الشركات المذكورة ووفقاً لما سيرد بهذه الاتفاقية.</w:t>
       </w:r>
     </w:p>
     <w:p>
@@ -2520,7 +2518,7 @@
           <w:b w:val="0"/>
           <w:i w:val="0"/>
         </w:rPr>
-        <w:t>لقنب لوألا فرطلا نم ةنس ةدمل ءاغلإلل ةلباق ريغ لوعفملا ةيراس ةلاكو يناثلا فرطلا ميلست درجمب يهتنت لوألا فرطلا ةيلوئسم نإف نيتكرشلا نم يأل ليدعتلا قحالم تاءارجإ لمكي مل يناثلا فرطلا ناك اذإ ام ةلاح يفو ءاوهلا فييكتل : دمحأ ةكرش فييكتلاو ءابرهكلل ينيز دمحأ ةكرشب ءاكرشلا صصح لقنب يديهمتلا دنبلا يف ةيلاعب ركذ ام بسح ةعباتلا تاكرشلاو هدالوأو ينيز دمحأ ةكرشب يناثلا فرطلا صصح ةيكلم لقن دنع لوألا فرطلا مزتلي .ءيش يف لوألا فرطلا ىلع ةيلوئسم ىندأ نود هدالوأو ينيز دمحأ صصحلا هئارش ىلع ءاوهلا فييكتل نكياد ينيز دمحأ ةكرش يف رخآلا كيرشلا ةقفاوم ذخأ نع هتيلوئسمب رقي يناثلا فرطلا نأ امك .هالعأ نيتكرشلل ةرادإلا لامعأ نع يناثلا فرطلا لبق نم لوألا فرطلا ةمذل يئاهنو لماش ةمذ ءاربإ ةباثمب لزانتلا اذه دعيو</w:t>
+        <w:t>ويعد هذا التنازل بمثابة إبراء ذمة شامل ونهائي لذمة الطرف الأول من قبل الطرف الثاني عن أعمال الإدارة للشركتين أعلاه. كما أن الطرف الثاني يقر بمسئوليته عن أخذ موافقة الشريك الآخر في شركة أحمد زيني دايكن لتكييف الهواء على شرائه الحصص أحمد زيني وأولاده دون أدنى مسئولية على الطرف الأول في شيء. يلتزم الطرف الأول عند نقل ملكية حصص الطرف الثاني بشركة أحمد زيني وأولاده والشركات التابعة حسب ما ذكر بعالية في البند التمهيدي بنقل حصص الشركاء بشركة أحمد زيني للكهرباء والتكييف شركة أحمد : لتكييف الهواء وفي حالة ما إذا كان الطرف الثاني لم يكمل إجراءات ملاحق التعديل لأي من الشركتين فإن مسئولية الطرف الأول تنتهي بمجرد تسليم الطرف الثاني وكالة سارية المفعول غير قابلة للإلغاء لمدة سنة من الطرف الأول بنقل</w:t>
       </w:r>
     </w:p>
     <w:p>
@@ -3331,27 +3329,25 @@
     </w:p>
     <w:p>
       <w:pPr>
+        <w:pStyle w:val="Heading2"/>
         <w:jc w:val="right"/>
         <w:bidi/>
       </w:pPr>
       <w:r>
-        <w:rPr>
-          <w:b w:val="0"/>
-          <w:i w:val="0"/>
-        </w:rPr>
+        <w:t>[المُرسَل إليه / المخاطَب والتحية] ===</w:t>
+        <w:br/>
         <w:t>رئيس الدائرة</w:t>
       </w:r>
     </w:p>
     <w:p>
       <w:pPr>
+        <w:pStyle w:val="Heading2"/>
         <w:jc w:val="right"/>
         <w:bidi/>
       </w:pPr>
       <w:r>
-        <w:rPr>
-          <w:b w:val="0"/>
-          <w:i w:val="0"/>
-        </w:rPr>
+        <w:t>[المتن الفعلي: الوقائع / الأسباب / المنطوق] ===</w:t>
+        <w:br/>
         <w:t>يراشملا نمحرلا دبع نب فسوي يرجمونلا زيزعلا دبع نب ردب نازوفلا يلع نب ديجملا دبع ينارهزلا يلع نب هللا دبع</w:t>
       </w:r>
     </w:p>

--- a/zaini_case_audit_output/outputs/word/documents/041_اتفاقية الصلح والتخارج في شركات أحمد زيني وأولاده ـ مصدقة من المحكمة.docx
+++ b/zaini_case_audit_output/outputs/word/documents/041_اتفاقية الصلح والتخارج في شركات أحمد زيني وأولاده ـ مصدقة من المحكمة.docx
@@ -89,7 +89,7 @@
       <w:r>
         <w:t>[المتن الفعلي: الوقائع / الأسباب / المنطوق] ===</w:t>
         <w:br/>
-        <w:t>يحلا زرخلا هللا مسب</w:t>
+        <w:t>بسم الله الخرز الحي</w:t>
       </w:r>
     </w:p>
     <w:p>
@@ -102,7 +102,7 @@
           <w:b w:val="0"/>
           <w:i w:val="0"/>
         </w:rPr>
-        <w:t>ةدجب ةيرادإلا ةمكحملا</w:t>
+        <w:t>المحكمة الإدارية بجدة</w:t>
       </w:r>
     </w:p>
     <w:p>
@@ -115,7 +115,7 @@
           <w:b w:val="0"/>
           <w:i w:val="0"/>
         </w:rPr>
-        <w:t>ملاظملا ناويد</w:t>
+        <w:t>ديوان المظالم</w:t>
       </w:r>
     </w:p>
     <w:p>
@@ -128,7 +128,7 @@
           <w:b w:val="0"/>
           <w:i w:val="0"/>
         </w:rPr>
-        <w:t>ةرشع ةعباسلا ةرئادلا</w:t>
+        <w:t>الدائرة السابعة عشرة</w:t>
       </w:r>
     </w:p>
     <w:p>
@@ -206,7 +206,7 @@
           <w:b w:val="0"/>
           <w:i w:val="0"/>
         </w:rPr>
-        <w:t>ةدجب ةيرادإلا ةمكحملا رقمبو ـه۲/۲۱/۲۳١٤ قفاوملا تبسلا موي يف هنإف</w:t>
+        <w:t>فإنه في يوم السبت الموافق ١٤۳۲/۱۲/۲هـ وبمقر المحكمة الإدارية بجدة</w:t>
       </w:r>
     </w:p>
     <w:p>
@@ -219,7 +219,7 @@
           <w:b w:val="0"/>
           <w:i w:val="0"/>
         </w:rPr>
-        <w:t>: نم ةلكشملاو ةرشع ةعباسلا ةيئاضقلا ةرئادلا تدقعنا</w:t>
+        <w:t>انعقدت الدائرة القضائية السابعة عشرة والمشكلة من :</w:t>
       </w:r>
     </w:p>
     <w:p>
@@ -232,7 +232,7 @@
           <w:b w:val="0"/>
           <w:i w:val="0"/>
         </w:rPr>
-        <w:t>داقلا</w:t>
+        <w:t>القاد</w:t>
       </w:r>
     </w:p>
     <w:p>
@@ -284,7 +284,7 @@
           <w:b w:val="0"/>
           <w:i w:val="0"/>
         </w:rPr>
-        <w:t>يرجيوتلا زيزعلا دبع نب ردب</w:t>
+        <w:t>بدر بن عبد العزيز التويجري</w:t>
       </w:r>
     </w:p>
     <w:p>
@@ -308,7 +308,7 @@
       <w:r>
         <w:t>[المتن الفعلي: الوقائع / الأسباب / المنطوق] ===</w:t>
         <w:br/>
-        <w:t>نازوفلا يلع نب ديجملا دبع</w:t>
+        <w:t>عبد المجيد بن علي الفوزان</w:t>
       </w:r>
     </w:p>
     <w:p>
@@ -334,7 +334,7 @@
           <w:b w:val="0"/>
           <w:i w:val="0"/>
         </w:rPr>
-        <w:t>ارهزلا يلع نب هللا دبع</w:t>
+        <w:t>عبد الله بن علي الزهرا</w:t>
       </w:r>
     </w:p>
     <w:p>
@@ -360,7 +360,7 @@
           <w:b w:val="0"/>
           <w:i w:val="0"/>
         </w:rPr>
-        <w:t>. ـه١٤٣٢/٢/٢١ و ـه١٤٣١/١٠/١٦ خيراتب ةرئادلل نيتلاحملاو هيلاعب نيتحضوملا نيتيضقلا يف رظنلل كلذو</w:t>
+        <w:t>وذلك للنظر في القضيتين الموضحتين بعاليه والمحالتين للدائرة بتاريخ ١٤٣١/١٠/١٦هـ و ١٤٣٢/٢/٢١هـ .</w:t>
       </w:r>
     </w:p>
     <w:p>
@@ -373,7 +373,7 @@
           <w:b w:val="0"/>
           <w:i w:val="0"/>
         </w:rPr>
-        <w:t>(عئاقولا)</w:t>
+        <w:t>(الوقائع)</w:t>
       </w:r>
     </w:p>
     <w:p>
@@ -417,6 +417,30 @@
     </w:p>
     <w:p>
       <w:pPr>
+        <w:pStyle w:val="Heading2"/>
+        <w:jc w:val="right"/>
+        <w:bidi/>
+      </w:pPr>
+      <w:r>
+        <w:t>[بيانات الأطراف: المدعي / المدعى عليه / الحاضرون] ===</w:t>
+        <w:br/>
+        <w:t>المملكة العربية السعودية ويوان المظالم</w:t>
+      </w:r>
+    </w:p>
+    <w:p>
+      <w:pPr>
+        <w:pStyle w:val="Heading2"/>
+        <w:jc w:val="right"/>
+        <w:bidi/>
+      </w:pPr>
+      <w:r>
+        <w:t>[المتن الفعلي: الوقائع / الأسباب / المنطوق] ===</w:t>
+        <w:br/>
+        <w:t>بشم انته الحر الحب</w:t>
+      </w:r>
+    </w:p>
+    <w:p>
+      <w:pPr>
         <w:jc w:val="right"/>
         <w:bidi/>
       </w:pPr>
@@ -425,7 +449,7 @@
           <w:b w:val="0"/>
           <w:i w:val="0"/>
         </w:rPr>
-        <w:t>ملاظملا ناويو ةيدوعسلا ةيبرعلا ةكلمملا</w:t>
+        <w:t>المحكمة الإدارية بجدة</w:t>
       </w:r>
     </w:p>
     <w:p>
@@ -438,7 +462,7 @@
           <w:b w:val="0"/>
           <w:i w:val="0"/>
         </w:rPr>
-        <w:t>بحلا رحلا هتنا مشب</w:t>
+        <w:t>الدائرة السابعة عشرة</w:t>
       </w:r>
     </w:p>
     <w:p>
@@ -451,7 +475,7 @@
           <w:b w:val="0"/>
           <w:i w:val="0"/>
         </w:rPr>
-        <w:t>ةدجب ةيرادإلا ةمكحملا</w:t>
+        <w:t>والوثائق المطلوبة رغم تكرار مطالبته بذلك وهو ما يعد مخالفة صريحة للنظام ومن شانه إلحاق الضرر بموكله وتهديد مصالحه في الشركات ، وانتهى إلى طلب إيقاف المدعى عليه عن أعمال إدارة شركة أحمد زيني وأولاده المحدودة . والشركات التابعة لها ، وتعيين حارس قضائي لتسيير أعمال الشركات، وإلزام المدعى عليه بتسليم كافة المستندات والوثائق المحاسبية الخاصة بجميع الشركات لمراجعتها من قبل محاسب قانوني متضمنة بيان كافة التسهيلات والقروض</w:t>
       </w:r>
     </w:p>
     <w:p>
@@ -464,33 +488,7 @@
           <w:b w:val="0"/>
           <w:i w:val="0"/>
         </w:rPr>
-        <w:t>ةرشع ةعباسلا ةرئادلا</w:t>
-      </w:r>
-    </w:p>
-    <w:p>
-      <w:pPr>
-        <w:jc w:val="right"/>
-        <w:bidi/>
-      </w:pPr>
-      <w:r>
-        <w:rPr>
-          <w:b w:val="0"/>
-          <w:i w:val="0"/>
-        </w:rPr>
-        <w:t>ضورقلاو تاليهستلا ةفاك نايب ةنمضتم ينوناق بساحم لبق نم اهتعجارمل تاكرشلا عيمجب ةصاخلا ةيبساحملا قئاثولاو تادنتسملا ةفاك ميلستب هيلع ىعدملا مازلإو ،تاكرشلا لامعأ رييستل يئاضق سراح نييعتو ، اهل ةعباتلا تاكرشلاو . ةدودحملا هدالوأو ينيز دمحأ ةكرش ةرادإ لامعأ نع هيلع ىعدملا فاقيإ بلط ىلإ ىهتناو ، تاكرشلا يف هحلاصم ديدهتو هلكومب ررضلا قاحلإ هناش نمو ماظنلل ةحيرص ةفلاخم دعي ام وهو كلذب هتبلاطم راركت مغر ةبولطملا قئاثولاو</w:t>
-      </w:r>
-    </w:p>
-    <w:p>
-      <w:pPr>
-        <w:jc w:val="right"/>
-        <w:bidi/>
-      </w:pPr>
-      <w:r>
-        <w:rPr>
-          <w:b w:val="0"/>
-          <w:i w:val="0"/>
-        </w:rPr>
-        <w:t>.اهليصافتب ةيكنبلا</w:t>
+        <w:t>البنكية بتفاصيلها.</w:t>
       </w:r>
     </w:p>
     <w:p>
@@ -568,7 +566,7 @@
           <w:b w:val="0"/>
           <w:i w:val="0"/>
         </w:rPr>
-        <w:t>.ةمهملا هذهب هفيلكتب</w:t>
+        <w:t>بتكليفه بهذه المهمة.</w:t>
       </w:r>
     </w:p>
     <w:p>
@@ -599,6 +597,30 @@
     </w:p>
     <w:p>
       <w:pPr>
+        <w:pStyle w:val="Heading2"/>
+        <w:jc w:val="right"/>
+        <w:bidi/>
+      </w:pPr>
+      <w:r>
+        <w:t>[بيانات الأطراف: المدعي / المدعى عليه / الحاضرون] ===</w:t>
+        <w:br/>
+        <w:t>المملكة العربية السعودية ديوان المظالم</w:t>
+      </w:r>
+    </w:p>
+    <w:p>
+      <w:pPr>
+        <w:pStyle w:val="Heading2"/>
+        <w:jc w:val="right"/>
+        <w:bidi/>
+      </w:pPr>
+      <w:r>
+        <w:t>[المتن الفعلي: الوقائع / الأسباب / المنطوق] ===</w:t>
+        <w:br/>
+        <w:t>بسم الله الحر الحب</w:t>
+      </w:r>
+    </w:p>
+    <w:p>
+      <w:pPr>
         <w:jc w:val="right"/>
         <w:bidi/>
       </w:pPr>
@@ -607,7 +629,7 @@
           <w:b w:val="0"/>
           <w:i w:val="0"/>
         </w:rPr>
-        <w:t>ملاظملا ناويد ةيدوعسلا ةيبرعلا ةكلمملا</w:t>
+        <w:t>المحكمة الإدارية بجدة</w:t>
       </w:r>
     </w:p>
     <w:p>
@@ -620,33 +642,7 @@
           <w:b w:val="0"/>
           <w:i w:val="0"/>
         </w:rPr>
-        <w:t>بحلا رحلا هللا مسب</w:t>
-      </w:r>
-    </w:p>
-    <w:p>
-      <w:pPr>
-        <w:jc w:val="right"/>
-        <w:bidi/>
-      </w:pPr>
-      <w:r>
-        <w:rPr>
-          <w:b w:val="0"/>
-          <w:i w:val="0"/>
-        </w:rPr>
-        <w:t>ةدجب ةيرادإلا ةمكحملا</w:t>
-      </w:r>
-    </w:p>
-    <w:p>
-      <w:pPr>
-        <w:jc w:val="right"/>
-        <w:bidi/>
-      </w:pPr>
-      <w:r>
-        <w:rPr>
-          <w:b w:val="0"/>
-          <w:i w:val="0"/>
-        </w:rPr>
-        <w:t>ةرشع ةعباسلا ةرئادلا</w:t>
+        <w:t>الدائرة السابعة عشرة</w:t>
       </w:r>
     </w:p>
     <w:p>
@@ -711,7 +707,7 @@
           <w:b w:val="0"/>
           <w:i w:val="0"/>
         </w:rPr>
-        <w:t>.اهب فلكملا لامعألا نم ءاهتنالا ىتحو هخيرات نم ةيلاملا تاباسحلا ةبقارم : ًاثلاث</w:t>
+        <w:t>ثالثاً : مراقبة الحسابات المالية من تاريخه وحتى الانتهاء من الأعمال المكلف بها.</w:t>
       </w:r>
     </w:p>
     <w:p>
@@ -742,6 +738,30 @@
     </w:p>
     <w:p>
       <w:pPr>
+        <w:pStyle w:val="Heading2"/>
+        <w:jc w:val="right"/>
+        <w:bidi/>
+      </w:pPr>
+      <w:r>
+        <w:t>[بيانات الأطراف: المدعي / المدعى عليه / الحاضرون] ===</w:t>
+        <w:br/>
+        <w:t>المملكة العربية السعودية ديوان المظالم</w:t>
+      </w:r>
+    </w:p>
+    <w:p>
+      <w:pPr>
+        <w:pStyle w:val="Heading2"/>
+        <w:jc w:val="right"/>
+        <w:bidi/>
+      </w:pPr>
+      <w:r>
+        <w:t>[المتن الفعلي: الوقائع / الأسباب / المنطوق] ===</w:t>
+        <w:br/>
+        <w:t>بشم انته الحر الحب</w:t>
+      </w:r>
+    </w:p>
+    <w:p>
+      <w:pPr>
         <w:jc w:val="right"/>
         <w:bidi/>
       </w:pPr>
@@ -750,7 +770,7 @@
           <w:b w:val="0"/>
           <w:i w:val="0"/>
         </w:rPr>
-        <w:t>ملاظملا ناويد ةيدوعسلا ةيبرعلا ةكلمملا</w:t>
+        <w:t>المحكمة الإدارية بجدة</w:t>
       </w:r>
     </w:p>
     <w:p>
@@ -763,33 +783,7 @@
           <w:b w:val="0"/>
           <w:i w:val="0"/>
         </w:rPr>
-        <w:t>بحلا رحلا هتنا مشب</w:t>
-      </w:r>
-    </w:p>
-    <w:p>
-      <w:pPr>
-        <w:jc w:val="right"/>
-        <w:bidi/>
-      </w:pPr>
-      <w:r>
-        <w:rPr>
-          <w:b w:val="0"/>
-          <w:i w:val="0"/>
-        </w:rPr>
-        <w:t>ةدجب ةيرادإلا ةمكحملا</w:t>
-      </w:r>
-    </w:p>
-    <w:p>
-      <w:pPr>
-        <w:jc w:val="right"/>
-        <w:bidi/>
-      </w:pPr>
-      <w:r>
-        <w:rPr>
-          <w:b w:val="0"/>
-          <w:i w:val="0"/>
-        </w:rPr>
-        <w:t>ةرشع ةعباسلا ةرئادلا</w:t>
+        <w:t>الدائرة السابعة عشرة</w:t>
       </w:r>
     </w:p>
     <w:p>
@@ -841,7 +835,7 @@
           <w:b w:val="0"/>
           <w:i w:val="0"/>
         </w:rPr>
-        <w:t>: هاندأ نيروكذملا فارطألا نم لك نيب يضارتلاو قافتالا ىلاعت هللا نوعب مت ،م۹۲/۰۱/۱۱۰۲ قفاوملا ـه ١٤٣٢/١٢/١ تبسلا موي يف هنإ</w:t>
+        <w:t>إنه في يوم السبت ١٤٣٢/١٢/١ هـ الموافق ۲۰۱۱/۱۰/۲۹م، تم بعون الله تعالى الاتفاق والتراضي بين كل من الأطراف المذكورين أدناه :</w:t>
       </w:r>
     </w:p>
     <w:p>
@@ -906,7 +900,31 @@
           <w:b w:val="0"/>
           <w:i w:val="0"/>
         </w:rPr>
-        <w:t>:يتآلا ىلع مهنيب اميف اوقفتاو تافرصتلاو دوقعلا ماربإل ًاماظنو ًاعرش ةربتعملا مهتيلهأ لماكب فارطألا رقأ</w:t>
+        <w:t>أقر الأطراف بكامل أهليتهم المعتبرة شرعاً ونظاماً لإبرام العقود والتصرفات واتفقوا فيما بينهم على الآتي:</w:t>
+      </w:r>
+    </w:p>
+    <w:p>
+      <w:pPr>
+        <w:pStyle w:val="Heading2"/>
+        <w:jc w:val="right"/>
+        <w:bidi/>
+      </w:pPr>
+      <w:r>
+        <w:t>[بيانات الأطراف: المدعي / المدعى عليه / الحاضرون] ===</w:t>
+        <w:br/>
+        <w:t>المملكة العربية السعودية ويوان المظالم</w:t>
+      </w:r>
+    </w:p>
+    <w:p>
+      <w:pPr>
+        <w:pStyle w:val="Heading2"/>
+        <w:jc w:val="right"/>
+        <w:bidi/>
+      </w:pPr>
+      <w:r>
+        <w:t>[المتن الفعلي: الوقائع / الأسباب / المنطوق] ===</w:t>
+        <w:br/>
+        <w:t>بسم انه الحر الجميع</w:t>
       </w:r>
     </w:p>
     <w:p>
@@ -919,7 +937,7 @@
           <w:b w:val="0"/>
           <w:i w:val="0"/>
         </w:rPr>
-        <w:t>ملاظملا ناويو ةيدوعسلا ةيبرعلا ةكلمملا</w:t>
+        <w:t>المحكمة الإدارية بجدة</w:t>
       </w:r>
     </w:p>
     <w:p>
@@ -932,33 +950,7 @@
           <w:b w:val="0"/>
           <w:i w:val="0"/>
         </w:rPr>
-        <w:t>عيمجلا رحلا هنا مسب</w:t>
-      </w:r>
-    </w:p>
-    <w:p>
-      <w:pPr>
-        <w:jc w:val="right"/>
-        <w:bidi/>
-      </w:pPr>
-      <w:r>
-        <w:rPr>
-          <w:b w:val="0"/>
-          <w:i w:val="0"/>
-        </w:rPr>
-        <w:t>ةدجب ةيرادإلا ةمكحملا</w:t>
-      </w:r>
-    </w:p>
-    <w:p>
-      <w:pPr>
-        <w:jc w:val="right"/>
-        <w:bidi/>
-      </w:pPr>
-      <w:r>
-        <w:rPr>
-          <w:b w:val="0"/>
-          <w:i w:val="0"/>
-        </w:rPr>
-        <w:t>ةرشع ةعباسلا ةرئادلا</w:t>
+        <w:t>الدائرة السابعة عشرة</w:t>
       </w:r>
     </w:p>
     <w:p>
@@ -997,7 +989,7 @@
           <w:b w:val="0"/>
           <w:i w:val="0"/>
         </w:rPr>
-        <w:t>:ةيلاتلا تاكرشلا يف تاكارشو صصح نم ةكرشلا</w:t>
+        <w:t>الشركة من حصص وشراكات في الشركات التالية:</w:t>
       </w:r>
     </w:p>
     <w:p>
@@ -1010,7 +1002,7 @@
           <w:b w:val="0"/>
           <w:i w:val="0"/>
         </w:rPr>
-        <w:t>.ةدج هردصم (٤٠٣٠٠٤٢٤٩٦) يراجت لجس ةدودحملا تامدخلاو ةرادإلل ةينطولا ةكرشلا (۸) .ةدح هردصم (۷۸۱٤٠٣٠٠٥٤) يراجت لجس ةدودحملا ءاوهلا فييكتل نكياد ينيز دمحأ ةكرش (۷) .ةدج هردصم (٤٠٣٠٠١٦٩٧٤) يراجت لجس ةدودحملا نيومتلل وسك دوس ينيز دمحأ ةكرش (1) .ةدج هردصم (٤٥۱۷۰۱٤٠٣٠ يراجت لجس ةدودحملا فييكتلاو ءابرهكلل ينيز دمحأ ةكرش (٥) .ةدج هردصم (۳۰۰۷۰۱٤٠٣٠) يراجت لجس ةدودحملا ةيئاذغلا تامدخلاو نيومتلل ينيز دمحأ ةكرش (٤) .ةدج هردصم (۱۹۰۲۹۰۰٤٠٣) يراجت لجس ةدودحملا نجاودلل ةمطاف يداو ةعرزم ةكرش (۳) .ةدج هردصم (۷۰۵۲٤٠٣٠٠٩) يراجت لجس ةدودحملا ينطولا ةنيحطلاو تايولحلا عنصم ةكرش (۲) .ةدج هردصم (۰۱۰۲۱٤٠٣٠(٤) يراجت لجس ةدودحملا ةيراقعلا لامعألل ةفايضلا ةكرش (۱)</w:t>
+        <w:t>(۱) شركة الضيافة للأعمال العقارية المحدودة سجل تجاري (٤)٤٠٣٠۱۲۰۱۰) مصدره جدة. (۲) شركة مصنع الحلويات والطحينة الوطني المحدودة سجل تجاري (٤٠٣٠٠٩۲۵۰۷) مصدره جدة. (۳) شركة مزرعة وادي فاطمة للدواجن المحدودة سجل تجاري (٤٠٣۰۰۹۲۰۹۱) مصدره جدة. (٤) شركة أحمد زيني للتموين والخدمات الغذائية المحدودة سجل تجاري (٤٠٣٠۱۰۷۰۰۳) مصدره جدة. (٥) شركة أحمد زيني للكهرباء والتكييف المحدودة سجل تجاري ٤٠٣٠۱۰۷۱٤٥) مصدره جدة. (1) شركة أحمد زيني سود كسو للتموين المحدودة سجل تجاري (٤٠٣٠٠١٦٩٧٤) مصدره جدة. (۷) شركة أحمد زيني دايكن لتكييف الهواء المحدودة سجل تجاري (٤٠٣٠٠٥٤۱۸۷) مصدره حدة. (۸) الشركة الوطنية للإدارة والخدمات المحدودة سجل تجاري (٤٠٣٠٠٤٢٤٩٦) مصدره جدة.</w:t>
       </w:r>
     </w:p>
     <w:p>
@@ -1054,6 +1046,30 @@
     </w:p>
     <w:p>
       <w:pPr>
+        <w:pStyle w:val="Heading2"/>
+        <w:jc w:val="right"/>
+        <w:bidi/>
+      </w:pPr>
+      <w:r>
+        <w:t>[بيانات الأطراف: المدعي / المدعى عليه / الحاضرون] ===</w:t>
+        <w:br/>
+        <w:t>المملكة العربية السعودية ديوان المظالم</w:t>
+      </w:r>
+    </w:p>
+    <w:p>
+      <w:pPr>
+        <w:pStyle w:val="Heading2"/>
+        <w:jc w:val="right"/>
+        <w:bidi/>
+      </w:pPr>
+      <w:r>
+        <w:t>[المتن الفعلي: الوقائع / الأسباب / المنطوق] ===</w:t>
+        <w:br/>
+        <w:t>بشم انته الحر الحب</w:t>
+      </w:r>
+    </w:p>
+    <w:p>
+      <w:pPr>
         <w:jc w:val="right"/>
         <w:bidi/>
       </w:pPr>
@@ -1062,7 +1078,7 @@
           <w:b w:val="0"/>
           <w:i w:val="0"/>
         </w:rPr>
-        <w:t>ملاظملا ناويد ةيدوعسلا ةيبرعلا ةكلمملا</w:t>
+        <w:t>المحكمة الإدارية بجدة</w:t>
       </w:r>
     </w:p>
     <w:p>
@@ -1075,33 +1091,7 @@
           <w:b w:val="0"/>
           <w:i w:val="0"/>
         </w:rPr>
-        <w:t>بحلا رحلا هتنا مشب</w:t>
-      </w:r>
-    </w:p>
-    <w:p>
-      <w:pPr>
-        <w:jc w:val="right"/>
-        <w:bidi/>
-      </w:pPr>
-      <w:r>
-        <w:rPr>
-          <w:b w:val="0"/>
-          <w:i w:val="0"/>
-        </w:rPr>
-        <w:t>ةدجب ةيرادإلا ةمكحملا</w:t>
-      </w:r>
-    </w:p>
-    <w:p>
-      <w:pPr>
-        <w:jc w:val="right"/>
-        <w:bidi/>
-      </w:pPr>
-      <w:r>
-        <w:rPr>
-          <w:b w:val="0"/>
-          <w:i w:val="0"/>
-        </w:rPr>
-        <w:t>ةرشع ةعباسلا ةرئادلا</w:t>
+        <w:t>الدائرة السابعة عشرة</w:t>
       </w:r>
     </w:p>
     <w:p>
@@ -1127,7 +1117,7 @@
           <w:b w:val="0"/>
           <w:i w:val="0"/>
         </w:rPr>
-        <w:t>لوألا دنبلا</w:t>
+        <w:t>البند الأول</w:t>
       </w:r>
     </w:p>
     <w:p>
@@ -1140,7 +1130,7 @@
           <w:b w:val="0"/>
           <w:i w:val="0"/>
         </w:rPr>
-        <w:t>.هلجأ نم تررح ام موهفمو نومضم عم ضراعتي وأ اهدونب دنب يأ وأ ةيقافتالا عم ضراعتي ال يذلا ردقلاب كلذو اهيلع عيقوتلاو اهريرحت تقو فارطألا ةدارإ هيلإ تهجتا ام ريسفتل اهب ذخؤيو اهيلإ عجريو رارمتساب اهعم أرقتو اهب قفرت ةيقافتالا هذه نم أزجتي ال ًاءزج اهركذ دراولا تاكرشلا عيمجو يأب ةصاخلا ةيراجتلا تامالعلاو ءامسألاو ةيرصحلا عيزوتلا تالاكوو ةيراجتلا تالاكولاو حيراصتلاو صيخارتلاو ةيراجتلا تالجسلا ةفاكو ـــــم ١٤١١/٤/١١ خيراتب (٢/١٧/٥١) مقرب ةرشع ةعباسلا ةيراجتلا ةرئادلا نم رداصلا رارقلاو قباسلا ديهمتلا</w:t>
+        <w:t>التمهيد السابق والقرار الصادر من الدائرة التجارية السابعة عشرة برقم (٢/١٧/٥١) بتاريخ ١٤١١/٤/١١ مـــــ وكافة السجلات التجارية والتراخيص والتصاريح والوكالات التجارية ووكالات التوزيع الحصرية والأسماء والعلامات التجارية الخاصة بأي وجميع الشركات الوارد ذكرها جزءاً لا يتجزأ من هذه الاتفاقية ترفق بها وتقرأ معها باستمرار ويرجع إليها ويؤخذ بها لتفسير ما اتجهت إليه إرادة الأطراف وقت تحريرها والتوقيع عليها وذلك بالقدر الذي لا يتعارض مع الاتفاقية أو أي بند بنودها أو يتعارض مع مضمون ومفهوم ما حررت من أجله.</w:t>
       </w:r>
     </w:p>
     <w:p>
@@ -1153,7 +1143,7 @@
           <w:b w:val="0"/>
           <w:i w:val="0"/>
         </w:rPr>
-        <w:t>يناثلا دنبلا</w:t>
+        <w:t>البند الثاني</w:t>
       </w:r>
     </w:p>
     <w:p>
@@ -1166,7 +1156,7 @@
           <w:b w:val="0"/>
           <w:i w:val="0"/>
         </w:rPr>
-        <w:t>مازتلالا طرشب ةيقافتالا هذه بجومب ًاحلص ةدجب ةيرادإلا ةمكحملاب ةرشع ةعباسلاو ةرشع ةسداسلا نيتيراجتلا نيترئادلا مامأ لوألا فرطلا دض ثلاثلاو يناثلا نيفرطلا دارفأ نم ةعوفرملا ىواعدلا ءاهنإ ىلع ًاعيمج فارطألا قفتا ۲/۱</w:t>
+        <w:t>۱/۲ اتفق الأطراف جميعاً على إنهاء الدعاوى المرفوعة من أفراد الطرفين الثاني والثالث ضد الطرف الأول أمام الدائرتين التجاريتين السادسة عشرة والسابعة عشرة بالمحكمة الإدارية بجدة صلحاً بموجب هذه الاتفاقية بشرط الالتزام</w:t>
       </w:r>
     </w:p>
     <w:p>
@@ -1179,7 +1169,7 @@
           <w:b w:val="0"/>
           <w:i w:val="0"/>
         </w:rPr>
-        <w:t>. ةيقافتالا هذه ماكحأب</w:t>
+        <w:t>بأحكام هذه الاتفاقية .</w:t>
       </w:r>
     </w:p>
     <w:p>
@@ -1192,7 +1182,7 @@
           <w:b w:val="0"/>
           <w:i w:val="0"/>
         </w:rPr>
-        <w:t>ةوق يف هلعجو اهاوتحم تابثإو ركذلا يتفلاس نيتيراجتلا نيترئادلا ىدل ةيقافتالا هذه ميدقت ىلع فارطألا قفتا ٢/٢</w:t>
+        <w:t>٢/٢ اتفق الأطراف على تقديم هذه الاتفاقية لدى الدائرتين التجاريتين سالفتي الذكر وإثبات محتواها وجعله في قوة</w:t>
       </w:r>
     </w:p>
     <w:p>
@@ -1218,7 +1208,7 @@
           <w:b w:val="0"/>
           <w:i w:val="0"/>
         </w:rPr>
-        <w:t>ثلا دنبلا</w:t>
+        <w:t>البند الث</w:t>
       </w:r>
     </w:p>
     <w:p>
@@ -1231,7 +1221,7 @@
           <w:b w:val="0"/>
           <w:i w:val="0"/>
         </w:rPr>
-        <w:t>:ةيلاتلا ةيلآلل ًاقفو تاكرشلا نم جراختلاب حلصلا ذافنإ ىلع ًاعيمج فارطألا قفتا ۳/۱</w:t>
+        <w:t>۱/۳ اتفق الأطراف جميعاً على إنفاذ الصلح بالتخارج من الشركات وفقاً للآلية التالية:</w:t>
       </w:r>
     </w:p>
     <w:p>
@@ -1301,6 +1291,30 @@
     </w:p>
     <w:p>
       <w:pPr>
+        <w:pStyle w:val="Heading2"/>
+        <w:jc w:val="right"/>
+        <w:bidi/>
+      </w:pPr>
+      <w:r>
+        <w:t>[بيانات الأطراف: المدعي / المدعى عليه / الحاضرون] ===</w:t>
+        <w:br/>
+        <w:t>المملكة العربية السعودية ديوان المظام</w:t>
+      </w:r>
+    </w:p>
+    <w:p>
+      <w:pPr>
+        <w:pStyle w:val="Heading2"/>
+        <w:jc w:val="right"/>
+        <w:bidi/>
+      </w:pPr>
+      <w:r>
+        <w:t>[المتن الفعلي: الوقائع / الأسباب / المنطوق] ===</w:t>
+        <w:br/>
+        <w:t>بشم انته الحر الحب</w:t>
+      </w:r>
+    </w:p>
+    <w:p>
+      <w:pPr>
         <w:jc w:val="right"/>
         <w:bidi/>
       </w:pPr>
@@ -1309,7 +1323,7 @@
           <w:b w:val="0"/>
           <w:i w:val="0"/>
         </w:rPr>
-        <w:t>ماظملا ناويد ةيدوعسلا ةيبرعلا ةكلمملا</w:t>
+        <w:t>المحكمة الإدارية بجدة</w:t>
       </w:r>
     </w:p>
     <w:p>
@@ -1322,33 +1336,7 @@
           <w:b w:val="0"/>
           <w:i w:val="0"/>
         </w:rPr>
-        <w:t>بحلا رحلا هتنا مشب</w:t>
-      </w:r>
-    </w:p>
-    <w:p>
-      <w:pPr>
-        <w:jc w:val="right"/>
-        <w:bidi/>
-      </w:pPr>
-      <w:r>
-        <w:rPr>
-          <w:b w:val="0"/>
-          <w:i w:val="0"/>
-        </w:rPr>
-        <w:t>ةدجب ةيرادإلا ةمكحملا</w:t>
-      </w:r>
-    </w:p>
-    <w:p>
-      <w:pPr>
-        <w:jc w:val="right"/>
-        <w:bidi/>
-      </w:pPr>
-      <w:r>
-        <w:rPr>
-          <w:b w:val="0"/>
-          <w:i w:val="0"/>
-        </w:rPr>
-        <w:t>ةرشع ةعباسلا ةرئادلا</w:t>
+        <w:t>الدائرة السابعة عشرة</w:t>
       </w:r>
     </w:p>
     <w:p>
@@ -1387,7 +1375,7 @@
           <w:b w:val="0"/>
           <w:i w:val="0"/>
         </w:rPr>
-        <w:t>.هجراختب ءاكرشلا تارارق</w:t>
+        <w:t>قرارات الشركاء بتخارجه.</w:t>
       </w:r>
     </w:p>
     <w:p>
@@ -1400,7 +1388,7 @@
           <w:b w:val="0"/>
           <w:i w:val="0"/>
         </w:rPr>
-        <w:t>عفدت يدوعس لاير فلأ ةئامسمخو نويلم نوعبرأو نانثا (۰۰۰,۰۰۵,۲٤) دحاولا طسقلا ةميق عقاوب نيواستم نيطسق ىلع لاير نويلم نونامثو ةسمخ (۰۰۰,۰۰۰,۵۸) هردقو يقابلا فصنلا دادسب لوألا فرطلا مزتلا ج</w:t>
+        <w:t>ج التزم الطرف الأول بسداد النصف الباقي وقدره (۸۵,۰۰۰,۰۰۰) خمسة وثمانون مليون ريال على قسطين متساوين بواقع قيمة القسط الواحد (٤۲,۵۰۰,۰۰۰) اثنان وأربعون مليون وخمسمائة ألف ريال سعودي تدفع</w:t>
       </w:r>
     </w:p>
     <w:p>
@@ -1413,7 +1401,7 @@
           <w:b w:val="0"/>
           <w:i w:val="0"/>
         </w:rPr>
-        <w:t>:يلاتلاك</w:t>
+        <w:t>كالتالي:</w:t>
       </w:r>
     </w:p>
     <w:p>
@@ -1491,7 +1479,7 @@
           <w:b w:val="0"/>
           <w:i w:val="0"/>
         </w:rPr>
-        <w:t>:يلاتلا وحنلا يلع غلبملا عيزوت متيو ،ةيقافتالا هذه ةدم زواجي ال اميف مهجراختب ءاكرشلا تارارق ىلع تاكرشلا</w:t>
+        <w:t>الشركات على قرارات الشركاء بتخارجهم فيما لا يجاوز مدة هذه الاتفاقية، ويتم توزيع المبلغ علي النحو التالي:</w:t>
       </w:r>
     </w:p>
     <w:p>
@@ -1509,6 +1497,30 @@
     </w:p>
     <w:p>
       <w:pPr>
+        <w:pStyle w:val="Heading2"/>
+        <w:jc w:val="right"/>
+        <w:bidi/>
+      </w:pPr>
+      <w:r>
+        <w:t>[بيانات الأطراف: المدعي / المدعى عليه / الحاضرون] ===</w:t>
+        <w:br/>
+        <w:t>المملكة العربية السعودية ديوان المظالم</w:t>
+      </w:r>
+    </w:p>
+    <w:p>
+      <w:pPr>
+        <w:pStyle w:val="Heading2"/>
+        <w:jc w:val="right"/>
+        <w:bidi/>
+      </w:pPr>
+      <w:r>
+        <w:t>[المتن الفعلي: الوقائع / الأسباب / المنطوق] ===</w:t>
+        <w:br/>
+        <w:t>بشم انته الحر</w:t>
+      </w:r>
+    </w:p>
+    <w:p>
+      <w:pPr>
         <w:jc w:val="right"/>
         <w:bidi/>
       </w:pPr>
@@ -1517,7 +1529,7 @@
           <w:b w:val="0"/>
           <w:i w:val="0"/>
         </w:rPr>
-        <w:t>ملاظملا ناويد ةيدوعسلا ةيبرعلا ةكلمملا</w:t>
+        <w:t>المحكمة الإدارية بجدة</w:t>
       </w:r>
     </w:p>
     <w:p>
@@ -1530,33 +1542,7 @@
           <w:b w:val="0"/>
           <w:i w:val="0"/>
         </w:rPr>
-        <w:t>رحلا هتنا مشب</w:t>
-      </w:r>
-    </w:p>
-    <w:p>
-      <w:pPr>
-        <w:jc w:val="right"/>
-        <w:bidi/>
-      </w:pPr>
-      <w:r>
-        <w:rPr>
-          <w:b w:val="0"/>
-          <w:i w:val="0"/>
-        </w:rPr>
-        <w:t>ةدجب ةيرادإلا ةمكحملا</w:t>
-      </w:r>
-    </w:p>
-    <w:p>
-      <w:pPr>
-        <w:jc w:val="right"/>
-        <w:bidi/>
-      </w:pPr>
-      <w:r>
-        <w:rPr>
-          <w:b w:val="0"/>
-          <w:i w:val="0"/>
-        </w:rPr>
-        <w:t>ةرشع ةعباسلا ةرئادلا</w:t>
+        <w:t>الدائرة السابعة عشرة</w:t>
       </w:r>
     </w:p>
     <w:p>
@@ -1608,7 +1594,7 @@
           <w:b w:val="0"/>
           <w:i w:val="0"/>
         </w:rPr>
-        <w:t>.ثلاثلا فرطلا دارفأ جراختب نوعستو</w:t>
+        <w:t>وتسعون بتخارج أفراد الطرف الثالث.</w:t>
       </w:r>
     </w:p>
     <w:p>
@@ -1621,7 +1607,7 @@
           <w:b w:val="0"/>
           <w:i w:val="0"/>
         </w:rPr>
-        <w:t>:يلاتلاك ثلا فرطلا دارفأ يلع عزوت لاير فلأ ةئامسمخو نويلم نوعبرأو نانثا ٠٠٠,٥٠٠,٤٢) دحاولا طسقلا عقاوب نيواستم نيطسق ىلع لاير نويلم نونامثو ةسمخ (۰۰۰,۰۰۰,۵۸) هردقو يقابلا فصنلا دادسب لوألا فرطلا مزتلا</w:t>
+        <w:t>التزم الطرف الأول بسداد النصف الباقي وقدره (۸۵,۰۰۰,۰۰۰) خمسة وثمانون مليون ريال على قسطين متساوين بواقع القسط الواحد (٤٢,٥٠٠,٠٠٠ اثنان وأربعون مليون وخمسمائة ألف ريال توزع علي أفراد الطرف الث كالتالي:</w:t>
       </w:r>
     </w:p>
     <w:p>
@@ -1634,7 +1620,7 @@
           <w:b w:val="0"/>
           <w:i w:val="0"/>
         </w:rPr>
-        <w:t>:- يلاتلا وحنلا ىلع ينيز دمحأ يزاغ لالط / ديسلا ١-</w:t>
+        <w:t>١- السيد / طلال غازي أحمد زيني على النحو التالي :-</w:t>
       </w:r>
     </w:p>
     <w:p>
@@ -1743,6 +1729,30 @@
     </w:p>
     <w:p>
       <w:pPr>
+        <w:pStyle w:val="Heading2"/>
+        <w:jc w:val="right"/>
+        <w:bidi/>
+      </w:pPr>
+      <w:r>
+        <w:t>[بيانات الأطراف: المدعي / المدعى عليه / الحاضرون] ===</w:t>
+        <w:br/>
+        <w:t>المملكة العربية السعودية ديوان المظالم</w:t>
+      </w:r>
+    </w:p>
+    <w:p>
+      <w:pPr>
+        <w:pStyle w:val="Heading2"/>
+        <w:jc w:val="right"/>
+        <w:bidi/>
+      </w:pPr>
+      <w:r>
+        <w:t>[المتن الفعلي: الوقائع / الأسباب / المنطوق] ===</w:t>
+        <w:br/>
+        <w:t>بشم انته الحر الجمي</w:t>
+      </w:r>
+    </w:p>
+    <w:p>
+      <w:pPr>
         <w:jc w:val="right"/>
         <w:bidi/>
       </w:pPr>
@@ -1751,7 +1761,7 @@
           <w:b w:val="0"/>
           <w:i w:val="0"/>
         </w:rPr>
-        <w:t>ملاظملا ناويد ةيدوعسلا ةيبرعلا ةكلمملا</w:t>
+        <w:t>المحكمة الإدارية بجدة</w:t>
       </w:r>
     </w:p>
     <w:p>
@@ -1764,33 +1774,7 @@
           <w:b w:val="0"/>
           <w:i w:val="0"/>
         </w:rPr>
-        <w:t>يمجلا رحلا هتنا مشب</w:t>
-      </w:r>
-    </w:p>
-    <w:p>
-      <w:pPr>
-        <w:jc w:val="right"/>
-        <w:bidi/>
-      </w:pPr>
-      <w:r>
-        <w:rPr>
-          <w:b w:val="0"/>
-          <w:i w:val="0"/>
-        </w:rPr>
-        <w:t>ةدجب ةيرادإلا ةمكحملا</w:t>
-      </w:r>
-    </w:p>
-    <w:p>
-      <w:pPr>
-        <w:jc w:val="right"/>
-        <w:bidi/>
-      </w:pPr>
-      <w:r>
-        <w:rPr>
-          <w:b w:val="0"/>
-          <w:i w:val="0"/>
-        </w:rPr>
-        <w:t>ةرشع ةعباسلا ةرئادلا</w:t>
+        <w:t>الدائرة السابعة عشرة</w:t>
       </w:r>
     </w:p>
     <w:p>
@@ -1829,7 +1813,7 @@
           <w:b w:val="0"/>
           <w:i w:val="0"/>
         </w:rPr>
-        <w:t>عبارلا دنبلا</w:t>
+        <w:t>البند الرابع</w:t>
       </w:r>
     </w:p>
     <w:p>
@@ -1868,7 +1852,7 @@
           <w:b w:val="0"/>
           <w:i w:val="0"/>
         </w:rPr>
-        <w:t>حلصلاب جراختلا اذه ربتعيو تاكرشلا كلت لامعأب ةقلعتم اهببس وأ اهعون ناك امهم ةبلاطم يأب اهل ةعباتلا عورفلاو ىوعدلا هذه لحم تاكرشلا وأ تاكرشلا كلتل ريدم وأ كيرش هتفصب ءاوس ثلاثلاو لوألا فرطلا ةبلاطمب قح يأ هل سيل هنأب يناثلا فرطلا رقيو ،ةدودحملا نكياد ينيز دمحأ ةكرشو ةدودحملا فييكتلاو ءابرهكلل ينيز دمحأ ةكرش ءانثتساب هالعأ ثلا دنبلاب اهيلإ راشملا ةيلآلل ًاقفو هعفدب - ريخألا اذه - مزتلأ ام لباقم كلذل لباقلا لوألا فرطلا ىلإ اهيلع امو اهل امب (ةلازغ وبأ لالط ىوعدلاب بدتنملا يبساحملا ريبخلا نم دمتعملا مييقتلا خيراتب هالعأ ديهمتلاب ًاليصفت ةروكذملا تاكرشلا يف تاكارشو صصح نم اهل امب هدالوأو ينيز دمحأ ةكرش يف ةئاملاب نورشعو ةثالث (۳۲)</w:t>
+        <w:t>(۲۳) ثلاثة وعشرون بالمائة في شركة أحمد زيني وأولاده بما لها من حصص وشراكات في الشركات المذكورة تفصيلاً بالتمهيد أعلاه بتاريخ التقييم المعتمد من الخبير المحاسبي المنتدب بالدعوى طلال أبو غزالة) بما لها وما عليها إلى الطرف الأول القابل لذلك مقابل ما ألتزم - هذا الأخير - بدفعه وفقاً للآلية المشار إليها بالبند الث أعلاه باستثناء شركة أحمد زيني للكهرباء والتكييف المحدودة وشركة أحمد زيني دايكن المحدودة، ويقر الطرف الثاني بأنه ليس له أي حق بمطالبة الطرف الأول والثالث سواء بصفته شريك أو مدير لتلك الشركات أو الشركات محل هذه الدعوى والفروع التابعة لها بأي مطالبة مهما كان نوعها أو سببها متعلقة بأعمال تلك الشركات ويعتبر هذا التخارج بالصلح</w:t>
       </w:r>
     </w:p>
     <w:p>
@@ -1899,6 +1883,30 @@
     </w:p>
     <w:p>
       <w:pPr>
+        <w:pStyle w:val="Heading2"/>
+        <w:jc w:val="right"/>
+        <w:bidi/>
+      </w:pPr>
+      <w:r>
+        <w:t>[بيانات الأطراف: المدعي / المدعى عليه / الحاضرون] ===</w:t>
+        <w:br/>
+        <w:t>المملكة العربية السعودية ديوان المظالم</w:t>
+      </w:r>
+    </w:p>
+    <w:p>
+      <w:pPr>
+        <w:pStyle w:val="Heading2"/>
+        <w:jc w:val="right"/>
+        <w:bidi/>
+      </w:pPr>
+      <w:r>
+        <w:t>[المتن الفعلي: الوقائع / الأسباب / المنطوق] ===</w:t>
+        <w:br/>
+        <w:t>المحكمة الإدارية بجدة</w:t>
+      </w:r>
+    </w:p>
+    <w:p>
+      <w:pPr>
         <w:jc w:val="right"/>
         <w:bidi/>
       </w:pPr>
@@ -1907,33 +1915,7 @@
           <w:b w:val="0"/>
           <w:i w:val="0"/>
         </w:rPr>
-        <w:t>ملاظملا ناويد ةيدوعسلا ةيبرعلا ةكلمملا</w:t>
-      </w:r>
-    </w:p>
-    <w:p>
-      <w:pPr>
-        <w:jc w:val="right"/>
-        <w:bidi/>
-      </w:pPr>
-      <w:r>
-        <w:rPr>
-          <w:b w:val="0"/>
-          <w:i w:val="0"/>
-        </w:rPr>
-        <w:t>ةدجب ةيرادإلا ةمكحملا</w:t>
-      </w:r>
-    </w:p>
-    <w:p>
-      <w:pPr>
-        <w:jc w:val="right"/>
-        <w:bidi/>
-      </w:pPr>
-      <w:r>
-        <w:rPr>
-          <w:b w:val="0"/>
-          <w:i w:val="0"/>
-        </w:rPr>
-        <w:t>ةرشع ةعباسلا ةرئادلا</w:t>
+        <w:t>الدائرة السابعة عشرة</w:t>
       </w:r>
     </w:p>
     <w:p>
@@ -1972,7 +1954,7 @@
           <w:b w:val="0"/>
           <w:i w:val="0"/>
         </w:rPr>
-        <w:t>سماخلا دنبلا</w:t>
+        <w:t>البند الخامس</w:t>
       </w:r>
     </w:p>
     <w:p>
@@ -1998,7 +1980,7 @@
           <w:b w:val="0"/>
           <w:i w:val="0"/>
         </w:rPr>
-        <w:t>هذه عوضوم تاكرشلا نع ثلا فرطلا دارفأ ةيلوئسم يفتنت مث نمو ،ةيماظنلا هعاضوأ ىفوتسا دق جراختلا نوكي ،كلذ تــقو ةقحتسملا غلابملا دادسو صتخملا لدع بتاك مامأ عيقوتلا روفو هنا فارطألا نيب هيلع قفتملا نم ٤/٥ .ةررقملا هقوقح ءافيتساو ظفح لفكت يتلا ةمزاللا ةيماظنلا تاءارجإلا ةفاك ذاختا هنيح يف - ةحلصملا بحاص فرطلل قحيو يماظن ءارجإ يأ ذاختال ةجاح نود ًاروف لحي يناثلا طسقلا نإف ثلاثلاو يناثلا نيفرطلا نم يأل ررقملا هدعوم يف هالعأ (ثلاثلا) دنبلاب اهيلع صوصنملاو ةقحتسملا طاسقألا نم طسق يأ دادسب لوألا فرطلا لالخإ ةلاح يف هنأ فارطألا نيب هيلع قفتملا نم ٣/٥ .مهراطخإ روف ءاطبإ وأ ريخأت يأ نود مهبلط تقو ذيفنتلا لحم اهعضوو تالزانتو تامازتلا نم ةيقافتالا هذهب درو ام ءارجإل ةمزال نوكت ةيماظن تادنتسم وأ قئاثو وأ قاروأ يأ ىلع عيقوتلاب ًاعيمج فارطألا مزتلا ٢/٥</w:t>
+        <w:t>٢/٥ التزم الأطراف جميعاً بالتوقيع على أي أوراق أو وثائق أو مستندات نظامية تكون لازمة لإجراء ما ورد بهذه الاتفاقية من التزامات وتنازلات ووضعها محل التنفيذ وقت طلبهم دون أي تأخير أو إبطاء فور إخطارهم. ٣/٥ من المتفق عليه بين الأطراف أنه في حالة إخلال الطرف الأول بسداد أي قسط من الأقساط المستحقة والمنصوص عليها بالبند (الثالث) أعلاه في موعده المقرر لأي من الطرفين الثاني والثالث فإن القسط الثاني يحل فوراً دون حاجة لاتخاذ أي إجراء نظامي ويحق للطرف صاحب المصلحة - في حينه اتخاذ كافة الإجراءات النظامية اللازمة التي تكفل حفظ واستيفاء حقوقه المقررة. ٤/٥ من المتفق عليه بين الأطراف انه وفور التوقيع أمام كاتب عدل المختص وسداد المبالغ المستحقة وقــت ذلك، يكون التخارج قد استوفى أوضاعه النظامية، ومن ثم تنتفي مسئولية أفراد الطرف الث عن الشركات موضوع هذه</w:t>
       </w:r>
     </w:p>
     <w:p>
@@ -2016,6 +1998,30 @@
     </w:p>
     <w:p>
       <w:pPr>
+        <w:pStyle w:val="Heading2"/>
+        <w:jc w:val="right"/>
+        <w:bidi/>
+      </w:pPr>
+      <w:r>
+        <w:t>[بيانات الأطراف: المدعي / المدعى عليه / الحاضرون] ===</w:t>
+        <w:br/>
+        <w:t>المملكة العربية السعودية ديوان المظالم</w:t>
+      </w:r>
+    </w:p>
+    <w:p>
+      <w:pPr>
+        <w:pStyle w:val="Heading2"/>
+        <w:jc w:val="right"/>
+        <w:bidi/>
+      </w:pPr>
+      <w:r>
+        <w:t>[المتن الفعلي: الوقائع / الأسباب / المنطوق] ===</w:t>
+        <w:br/>
+        <w:t>بسم الله الحر الجن</w:t>
+      </w:r>
+    </w:p>
+    <w:p>
+      <w:pPr>
         <w:jc w:val="right"/>
         <w:bidi/>
       </w:pPr>
@@ -2024,7 +2030,7 @@
           <w:b w:val="0"/>
           <w:i w:val="0"/>
         </w:rPr>
-        <w:t>ملاظملا ناويد ةيدوعسلا ةيبرعلا ةكلمملا</w:t>
+        <w:t>المحكمة الإدارية بجدة</w:t>
       </w:r>
     </w:p>
     <w:p>
@@ -2037,33 +2043,7 @@
           <w:b w:val="0"/>
           <w:i w:val="0"/>
         </w:rPr>
-        <w:t>نجلا رحلا هللا مسب</w:t>
-      </w:r>
-    </w:p>
-    <w:p>
-      <w:pPr>
-        <w:jc w:val="right"/>
-        <w:bidi/>
-      </w:pPr>
-      <w:r>
-        <w:rPr>
-          <w:b w:val="0"/>
-          <w:i w:val="0"/>
-        </w:rPr>
-        <w:t>ةدجب ةيرادإلا ةمكحملا</w:t>
-      </w:r>
-    </w:p>
-    <w:p>
-      <w:pPr>
-        <w:jc w:val="right"/>
-        <w:bidi/>
-      </w:pPr>
-      <w:r>
-        <w:rPr>
-          <w:b w:val="0"/>
-          <w:i w:val="0"/>
-        </w:rPr>
-        <w:t>ةرشع ةعباسلا ةرئادلا</w:t>
+        <w:t>الدائرة السابعة عشرة</w:t>
       </w:r>
     </w:p>
     <w:p>
@@ -2089,7 +2069,7 @@
           <w:b w:val="0"/>
           <w:i w:val="0"/>
         </w:rPr>
-        <w:t>.ًاماظن : جراختلا تابثإ خيرات نم نارهش (۲) زواجي ال دعوم يف كلذو ،هحلاصل جراختلا مت نم ىلإ مهتامازتلا لقنو هنع اوجراخت امم ةجراختملا فارطألا ةمذ ءاربإو اهب ةيماظنلا زكارملل تاليدعت نم مت امب تاكرشلا ينئاد ةفاك راطخإ وحن مزلي ام ءارجإب يناثلاو لوألا نافرطلا مزتليو ،ةرئادلا لبق نم بدتنملا يبساحملا ريبخلا ريرقتلا خيرات ذنم نيتكرشلا ىلع ةيرهوج ةيلام تامازتلا يأ بتري ال امب نيتكرشلل هملست خيرات ىتح نكياد ينيز دمحأ ةكرشو فييكتلاو ءابرهكلل دمحأ ةكرشل هترادإ نع لوألا فرطلا ةيلوئسم يناثلا فرطلا ئربي امك ءاوهلا فيكتل نكياد ينيز دمحأ ةكرش ، فييكتلاو ءابرهكلل ينيز دمحأ ةكرش نع هتيلوئسم ءاقتناب لوألا فرطلل هبسنلاب مكحلا كلذ يرسيو هالعا (ثلاثلا دنبلاب نايبلا فلاس وحنلا ىــلع هــيلإ اتلآ نيتللا نيتكرشلا ءانثتساب يناثلا فرطلل ةبسنلاب مكحلا كلذ يرسيو ،ءانثتسا نود لماكلاب ةيقافتالا</w:t>
+        <w:t>الاتفاقية بالكامل دون استثناء، ويسري ذلك الحكم بالنسبة للطرف الثاني باستثناء الشركتين اللتين آلتا إليــه علــى النحو سالف البيان بالبند الثالث) اعلاه ويسري ذلك الحكم بالنسبه للطرف الأول بانتقاء مسئوليته عن شركة أحمد زيني للكهرباء والتكييف ، شركة أحمد زيني دايكن لتكيف الهواء كما يبرئ الطرف الثاني مسئولية الطرف الأول عن إدارته لشركة أحمد للكهرباء والتكييف وشركة أحمد زيني دايكن حتى تاريخ تسلمه للشركتين بما لا يرتب أي التزامات مالية جوهرية على الشركتين منذ تاريخ التقرير الخبير المحاسبي المنتدب من قبل الدائرة، ويلتزم الطرفان الأول والثاني بإجراء ما يلزم نحو إخطار كافة دائني الشركات بما تم من تعديلات للمراكز النظامية بها وإبراء ذمة الأطراف المتخارجة مما تخارجوا عنه ونقل التزاماتهم إلى من تم التخارج لصالحه، وذلك في موعد لا يجاوز (۲) شهران من تاريخ إثبات التخارج : نظاماً.</w:t>
       </w:r>
     </w:p>
     <w:p>
@@ -2115,7 +2095,7 @@
           <w:b w:val="0"/>
           <w:i w:val="0"/>
         </w:rPr>
-        <w:t>.تاكرشلا</w:t>
+        <w:t>الشركات.</w:t>
       </w:r>
     </w:p>
     <w:p>
@@ -2128,7 +2108,7 @@
           <w:b w:val="0"/>
           <w:i w:val="0"/>
         </w:rPr>
-        <w:t>سداسلا دنبلا</w:t>
+        <w:t>البند السادس</w:t>
       </w:r>
     </w:p>
     <w:p>
@@ -2141,7 +2121,31 @@
           <w:b w:val="0"/>
           <w:i w:val="0"/>
         </w:rPr>
-        <w:t>ةكرشلا ةرادإل اهيلع فراعتملا ةيلاملا تامازتلالا ادعام) ءابرهكلل نكياد ينيز دمحأ ةكرشو فييكتلاو ءابرهكلل ينيز دمحأ ةكرش يلع ةديدج ةيلبقتسم ةيلام تامازتلا يأ ءاشنإ مدع لوألا فرطلا ىلعو ةلازغ وبأ لالط / ةداسلا نم دمتعملا مييقتلا خيراتب نيتكرشلا نيتاهب ةقلعتملا مهتصح نع ثلا فرطلا دارفأو لوألا فرطلا لبق نم لزانتلا مامتإ دنع تاكرشلا لدعلا بتاك ىدل هيمسي فوس نم وأ يناثلا فرطلا ىلإ نيتكرشلا ةيكلم لقنو ،نيتروكذملا نيتكرشلا عبتت يتلا صيخارتلاو ةيرصحلا عيزوتلا تالاكوو ةيراجتلا تالاكولاو ةيراجتلا تامالعلاو ةيراجتلا ءامسألا :رصحلا ال لاثملا ليبس يلع اهنمو ةلوقنم وأ ةتباث لوصأ هيأ لمشي امب ةلازغ وبأ لالط / ةداسلا نم دمتعملا مييقتلا خيراتب اهتلاحبو نويدو تامازتلا نم اهيلع امو قوقح نم اهل امب ءابرهكلل نكياد ينيز دمحأ ةكرشو فييكتلاو ءابرهكلل ينيز دمحأ ةكرشب مهنم لكل ةكولمملا صصحلا لماك نع ًايمسر لزانتلاب ثلا فرطلا دارفأو لوألا فرطلا مزتلا</w:t>
+        <w:t>التزم الطرف الأول وأفراد الطرف الث بالتنازل رسمياً عن كامل الحصص المملوكة لكل منهم بشركة أحمد زيني للكهرباء والتكييف وشركة أحمد زيني دايكن للكهرباء بما لها من حقوق وما عليها من التزامات وديون وبحالتها بتاريخ التقييم المعتمد من السادة / طلال أبو غزالة بما يشمل أيه أصول ثابتة أو منقولة ومنها علي سبيل المثال لا الحصر: الأسماء التجارية والعلامات التجارية والوكالات التجارية ووكالات التوزيع الحصرية والتراخيص التي تتبع الشركتين المذكورتين، ونقل ملكية الشركتين إلى الطرف الثاني أو من سوف يسميه لدى كاتب العدل الشركات عند إتمام التنازل من قبل الطرف الأول وأفراد الطرف الث عن حصتهم المتعلقة بهاتين الشركتين بتاريخ التقييم المعتمد من السادة / طلال أبو غزالة وعلى الطرف الأول عدم إنشاء أي التزامات مالية مستقبلية جديدة علي شركة أحمد زيني للكهرباء والتكييف وشركة أحمد زيني دايكن للكهرباء (ماعدا الالتزامات المالية المتعارف عليها لإدارة الشركة</w:t>
+      </w:r>
+    </w:p>
+    <w:p>
+      <w:pPr>
+        <w:pStyle w:val="Heading2"/>
+        <w:jc w:val="right"/>
+        <w:bidi/>
+      </w:pPr>
+      <w:r>
+        <w:t>[بيانات الأطراف: المدعي / المدعى عليه / الحاضرون] ===</w:t>
+        <w:br/>
+        <w:t>المملكة العربية السعودية ديوان المظالم</w:t>
+      </w:r>
+    </w:p>
+    <w:p>
+      <w:pPr>
+        <w:pStyle w:val="Heading2"/>
+        <w:jc w:val="right"/>
+        <w:bidi/>
+      </w:pPr>
+      <w:r>
+        <w:t>[المتن الفعلي: الوقائع / الأسباب / المنطوق] ===</w:t>
+        <w:br/>
+        <w:t>بسم الله الحر الحب</w:t>
       </w:r>
     </w:p>
     <w:p>
@@ -2154,7 +2158,7 @@
           <w:b w:val="0"/>
           <w:i w:val="0"/>
         </w:rPr>
-        <w:t>ملاظملا ناويد ةيدوعسلا ةيبرعلا ةكلمملا</w:t>
+        <w:t>المحكمة الإدارية بجدة</w:t>
       </w:r>
     </w:p>
     <w:p>
@@ -2167,33 +2171,7 @@
           <w:b w:val="0"/>
           <w:i w:val="0"/>
         </w:rPr>
-        <w:t>بحلا رحلا هللا مسب</w:t>
-      </w:r>
-    </w:p>
-    <w:p>
-      <w:pPr>
-        <w:jc w:val="right"/>
-        <w:bidi/>
-      </w:pPr>
-      <w:r>
-        <w:rPr>
-          <w:b w:val="0"/>
-          <w:i w:val="0"/>
-        </w:rPr>
-        <w:t>ةدجب ةيرادإلا ةمكحملا</w:t>
-      </w:r>
-    </w:p>
-    <w:p>
-      <w:pPr>
-        <w:jc w:val="right"/>
-        <w:bidi/>
-      </w:pPr>
-      <w:r>
-        <w:rPr>
-          <w:b w:val="0"/>
-          <w:i w:val="0"/>
-        </w:rPr>
-        <w:t>ةرشع ةعباسلا ةرئادلا</w:t>
+        <w:t>الدائرة السابعة عشرة</w:t>
       </w:r>
     </w:p>
     <w:p>
@@ -2362,7 +2340,7 @@
           <w:b w:val="0"/>
           <w:i w:val="0"/>
         </w:rPr>
-        <w:t>.تاكيشلا رتافد</w:t>
+        <w:t>دفاتر الشيكات.</w:t>
       </w:r>
     </w:p>
     <w:p>
@@ -2375,7 +2353,7 @@
           <w:b w:val="0"/>
           <w:i w:val="0"/>
         </w:rPr>
-        <w:t>.ةيبساحملا دويقلا تافلم</w:t>
+        <w:t>ملفات القيود المحاسبية.</w:t>
       </w:r>
     </w:p>
     <w:p>
@@ -2406,54 +2384,50 @@
     </w:p>
     <w:p>
       <w:pPr>
+        <w:pStyle w:val="Heading2"/>
         <w:jc w:val="right"/>
         <w:bidi/>
       </w:pPr>
       <w:r>
-        <w:rPr>
-          <w:b w:val="0"/>
-          <w:i w:val="0"/>
-        </w:rPr>
-        <w:t>.ةعباتلا تارتويبمكلا و يسيئرلا رتويبمكلا</w:t>
+        <w:t>[المُرسَل إليه / المخاطَب والتحية] ===</w:t>
+        <w:br/>
+        <w:t>الكمبيوتر الرئيسي و الكمبيوترات التابعة.</w:t>
       </w:r>
     </w:p>
     <w:p>
       <w:pPr>
+        <w:pStyle w:val="Heading2"/>
         <w:jc w:val="right"/>
         <w:bidi/>
       </w:pPr>
       <w:r>
-        <w:rPr>
-          <w:b w:val="0"/>
-          <w:i w:val="0"/>
-        </w:rPr>
+        <w:t>[المتن الفعلي: الوقائع / الأسباب / المنطوق] ===</w:t>
+        <w:br/>
         <w:t>كلمات المرور للكمبيوتر.</w:t>
       </w:r>
     </w:p>
     <w:p>
       <w:pPr>
+        <w:pStyle w:val="Heading2"/>
         <w:jc w:val="right"/>
         <w:bidi/>
       </w:pPr>
       <w:r>
-        <w:rPr>
-          <w:b w:val="0"/>
-          <w:i w:val="0"/>
-        </w:rPr>
-        <w:t>.يسيئرلا رقملا يف ةدوجوملا ماتخألا</w:t>
+        <w:t>[المُرسَل إليه / المخاطَب والتحية] ===</w:t>
+        <w:br/>
+        <w:t>الأختام الموجودة في المقر الرئيسي.</w:t>
       </w:r>
     </w:p>
     <w:p>
       <w:pPr>
+        <w:pStyle w:val="Heading2"/>
         <w:jc w:val="right"/>
         <w:bidi/>
       </w:pPr>
       <w:r>
-        <w:rPr>
-          <w:b w:val="0"/>
-          <w:i w:val="0"/>
-        </w:rPr>
-        <w:t>.اهتايكلم روص و تارايسلا تافلم</w:t>
+        <w:t>[المتن الفعلي: الوقائع / الأسباب / المنطوق] ===</w:t>
+        <w:br/>
+        <w:t>ملفات السيارات و صور ملكياتها.</w:t>
       </w:r>
     </w:p>
     <w:p>
@@ -2492,7 +2466,7 @@
           <w:b w:val="0"/>
           <w:i w:val="0"/>
         </w:rPr>
-        <w:t>.يلصألا يراجتلا لجسلا ١٢.</w:t>
+        <w:t>١٢. السجل التجاري الأصلي.</w:t>
       </w:r>
     </w:p>
     <w:p>
@@ -2505,7 +2479,7 @@
           <w:b w:val="0"/>
           <w:i w:val="0"/>
         </w:rPr>
-        <w:t>. عئاضبلاو ممذلاو نوزخملاو كونبلا تاباسح ۳۱</w:t>
+        <w:t>۱۳ حسابات البنوك والمخزون والذمم والبضائع .</w:t>
       </w:r>
     </w:p>
     <w:p>
@@ -2562,6 +2536,30 @@
     </w:p>
     <w:p>
       <w:pPr>
+        <w:pStyle w:val="Heading2"/>
+        <w:jc w:val="right"/>
+        <w:bidi/>
+      </w:pPr>
+      <w:r>
+        <w:t>[بيانات الأطراف: المدعي / المدعى عليه / الحاضرون] ===</w:t>
+        <w:br/>
+        <w:t>المملكة العربية السعودية ديوان المظالم</w:t>
+      </w:r>
+    </w:p>
+    <w:p>
+      <w:pPr>
+        <w:pStyle w:val="Heading2"/>
+        <w:jc w:val="right"/>
+        <w:bidi/>
+      </w:pPr>
+      <w:r>
+        <w:t>[المتن الفعلي: الوقائع / الأسباب / المنطوق] ===</w:t>
+        <w:br/>
+        <w:t>بشم انت الحر الحب</w:t>
+      </w:r>
+    </w:p>
+    <w:p>
+      <w:pPr>
         <w:jc w:val="right"/>
         <w:bidi/>
       </w:pPr>
@@ -2570,7 +2568,7 @@
           <w:b w:val="0"/>
           <w:i w:val="0"/>
         </w:rPr>
-        <w:t>ملاظملا ناويد ةيدوعسلا ةيبرعلا ةكلمملا</w:t>
+        <w:t>المحكمة الإدارية بجدة</w:t>
       </w:r>
     </w:p>
     <w:p>
@@ -2583,7 +2581,7 @@
           <w:b w:val="0"/>
           <w:i w:val="0"/>
         </w:rPr>
-        <w:t>بحلا رحلا تنا مشب</w:t>
+        <w:t>الدائرة السابعة عشرة</w:t>
       </w:r>
     </w:p>
     <w:p>
@@ -2596,7 +2594,7 @@
           <w:b w:val="0"/>
           <w:i w:val="0"/>
         </w:rPr>
-        <w:t>ةدجب ةيرادإلا ةمكحملا</w:t>
+        <w:t>ملكية حصص الشركاء بالشركتين أعلاه إلى اسم الطرف الثاني ويتعهد الطرف الأول بعدم إلغاء هذه الوكالة إلى أن تتم إجراءات نقل ملكية الحصص لتلك الشركتين إلى الطرف الثاني .</w:t>
       </w:r>
     </w:p>
     <w:p>
@@ -2609,33 +2607,7 @@
           <w:b w:val="0"/>
           <w:i w:val="0"/>
         </w:rPr>
-        <w:t>ةرشع ةعباسلا ةرئادلا</w:t>
-      </w:r>
-    </w:p>
-    <w:p>
-      <w:pPr>
-        <w:jc w:val="right"/>
-        <w:bidi/>
-      </w:pPr>
-      <w:r>
-        <w:rPr>
-          <w:b w:val="0"/>
-          <w:i w:val="0"/>
-        </w:rPr>
-        <w:t>. يناثلا فرطلا ىلإ نيتكرشلا كلتل صصحلا ةيكلم لقن تاءارجإ متت نأ ىلإ ةلاكولا هذه ءاغلإ مدعب لوألا فرطلا دهعتيو يناثلا فرطلا مسا ىلإ هالعأ نيتكرشلاب ءاكرشلا صصح ةيكلم</w:t>
-      </w:r>
-    </w:p>
-    <w:p>
-      <w:pPr>
-        <w:jc w:val="right"/>
-        <w:bidi/>
-      </w:pPr>
-      <w:r>
-        <w:rPr>
-          <w:b w:val="0"/>
-          <w:i w:val="0"/>
-        </w:rPr>
-        <w:t>عباسلا دنبلا</w:t>
+        <w:t>البند السابع</w:t>
       </w:r>
     </w:p>
     <w:p>
@@ -2661,7 +2633,7 @@
           <w:b w:val="0"/>
           <w:i w:val="0"/>
         </w:rPr>
-        <w:t>. اهتأشن ببس وأ تانوهرلا وأ تانامضلا وأ تالافكلا كلت رادقم وأ عون ناك ايأ ةكلمملا جراخ وأ لخاد ةيلهأ وأ ةيموكح ةهج يأل ءاوهلا فييكتل نكياد ينيز دمحأ ةكرش ، فييكتلاو ءابرهكلل ينيز دمحأ ةكرش ىلع يلام مازتلا وأ نيد يأل اقبسم - ثلاثلاو لوألا نيفرطلا دارفأ يأ- مهنم مدقم نهر وأ يصخش نامض وأ ةلافك يأ يف ثلا فرطلا دارفأ و لوألا فرطلا لحم يناثلا فرطلا لحي امك ،اهتأشن ببس وأ تانوهرلا وأ تانامضلا وأ تالافكلا كلت رادقم وأ عون ناك ايأ ةكلمملا جراخ وأ لخاد ةيلهأ وأ ةيموكح ةهج يأل ) ةدودحملا ءاوهلا فييكتل نكياد ينيز دمحأ ةكرش ، فييكتلاو ءابرهكلل ينيز دمحأ ةكرش ادعام ) ىوعدلا لحم تاكرشلا ىلع يلام مازتلا وأ نيد يأل ًاقبسم -ثلاثلاو يناثلا نيفرطلا دارفأ - مهنم مدقم نهر وأ يصخش نامض وأ ةلافك يأ يف ثلاثلاو يناثلا نيفرطلا دارفأ لحم لوألا فرطلا لحي ١/٧</w:t>
+        <w:t>١/٧ يحل الطرف الأول محل أفراد الطرفين الثاني والثالث في أي كفالة أو ضمان شخصي أو رهن مقدم منهم - أفراد الطرفين الثاني والثالث- مسبقاً لأي دين أو التزام مالي على الشركات محل الدعوى ( ماعدا شركة أحمد زيني للكهرباء والتكييف ، شركة أحمد زيني دايكن لتكييف الهواء المحدودة ( لأي جهة حكومية أو أهلية داخل أو خارج المملكة أيا كان نوع أو مقدار تلك الكفالات أو الضمانات أو الرهونات أو سبب نشأتها، كما يحل الطرف الثاني محل الطرف الأول و أفراد الطرف الث في أي كفالة أو ضمان شخصي أو رهن مقدم منهم -أي أفراد الطرفين الأول والثالث - مسبقا لأي دين أو التزام مالي على شركة أحمد زيني للكهرباء والتكييف ، شركة أحمد زيني دايكن لتكييف الهواء لأي جهة حكومية أو أهلية داخل أو خارج المملكة أيا كان نوع أو مقدار تلك الكفالات أو الضمانات أو الرهونات أو سبب نشأتها .</w:t>
       </w:r>
     </w:p>
     <w:p>
@@ -2700,7 +2672,7 @@
           <w:b w:val="0"/>
           <w:i w:val="0"/>
         </w:rPr>
-        <w:t>مل ةيقافتالا هذه ريرحت خيرات ىلع ةقباس اهريغ وأ تالزانت وأ تامازتلا وأ تاقافتا وأ تامهافم وأ تاضوافم وأ دوعو يأ نأو امك ،ًانوناق مهبوني وأ مهلثمي نم وأ فارطألا هيلع عقوي يطخ قافتا بجومب لدعت امنإو ريشحتلا وأ طشكلا وأ ةفاضإلا وأ فذحلاب اهليدعت زوجي ال كلذ ىلعو ،اهفارطأ نيب ةقباس ةبوتكم وأ ةيهفش تادهعت وأ تامهافم وأ تاقافتا يأ لحم لحتو بجتو يغلتو هيلع اوقفتا امو اهفارطأ ةدارإ نع ةربعملا طورشلاو دونبلا لكل ةلماش ةيقافتالا هذه ٤/٧ .كلذ ىلع بترتت رارضأ يأ نع ضيوعتلاب هتبلاطمو ةيماظنلاو ةيعرشلا قرطلاب كلذب لخملا فرطلا مازلإ ىلإ ءوجللا ررضتملا فرطلل زاج الإو ،همازتلاب رخآلا فرطلا ىفوأ املاط بابسألا نم ببس يأل ةيمسرلا تاءارجإلا مامتإل روضحلاب همازتلا نع لوكنلا / وأ لالخإلا مهنم يأل قحي ال هنأ فارطألا نيب هيلع قفتملا نم ٣/٧</w:t>
+        <w:t>٣/٧ من المتفق عليه بين الأطراف أنه لا يحق لأي منهم الإخلال أو / النكول عن التزامه بالحضور لإتمام الإجراءات الرسمية لأي سبب من الأسباب طالما أوفى الطرف الآخر بالتزامه، وإلا جاز للطرف المتضرر اللجوء إلى إلزام الطرف المخل بذلك بالطرق الشرعية والنظامية ومطالبته بالتعويض عن أي أضرار تترتب على ذلك. ٤/٧ هذه الاتفاقية شاملة لكل البنود والشروط المعبرة عن إرادة أطرافها وما اتفقوا عليه وتلغي وتجب وتحل محل أي اتفاقات أو مفاهمات أو تعهدات شفهية أو مكتوبة سابقة بين أطرافها، وعلى ذلك لا يجوز تعديلها بالحذف أو الإضافة أو الكشط أو التحشير وإنما تعدل بموجب اتفاق خطي يوقع عليه الأطراف أو من يمثلهم أو ينوبهم قانوناً، كما وأن أي وعود أو مفاوضات أو مفاهمات أو اتفاقات أو التزامات أو تنازلات أو غيرها سابقة على تاريخ تحرير هذه الاتفاقية لم</w:t>
       </w:r>
     </w:p>
     <w:p>
@@ -2731,6 +2703,30 @@
     </w:p>
     <w:p>
       <w:pPr>
+        <w:pStyle w:val="Heading2"/>
+        <w:jc w:val="right"/>
+        <w:bidi/>
+      </w:pPr>
+      <w:r>
+        <w:t>[بيانات الأطراف: المدعي / المدعى عليه / الحاضرون] ===</w:t>
+        <w:br/>
+        <w:t>المملكة العربية السعودية ويران المظالم</w:t>
+      </w:r>
+    </w:p>
+    <w:p>
+      <w:pPr>
+        <w:pStyle w:val="Heading2"/>
+        <w:jc w:val="right"/>
+        <w:bidi/>
+      </w:pPr>
+      <w:r>
+        <w:t>[المتن الفعلي: الوقائع / الأسباب / المنطوق] ===</w:t>
+        <w:br/>
+        <w:t>بشم انته الحر الحب</w:t>
+      </w:r>
+    </w:p>
+    <w:p>
+      <w:pPr>
         <w:jc w:val="right"/>
         <w:bidi/>
       </w:pPr>
@@ -2739,7 +2735,7 @@
           <w:b w:val="0"/>
           <w:i w:val="0"/>
         </w:rPr>
-        <w:t>ملاظملا ناريو ةيدوعسلا ةيبرعلا ةكلمملا</w:t>
+        <w:t>المحكمة الإدارية بجدة</w:t>
       </w:r>
     </w:p>
     <w:p>
@@ -2752,33 +2748,7 @@
           <w:b w:val="0"/>
           <w:i w:val="0"/>
         </w:rPr>
-        <w:t>بحلا رحلا هتنا مشب</w:t>
-      </w:r>
-    </w:p>
-    <w:p>
-      <w:pPr>
-        <w:jc w:val="right"/>
-        <w:bidi/>
-      </w:pPr>
-      <w:r>
-        <w:rPr>
-          <w:b w:val="0"/>
-          <w:i w:val="0"/>
-        </w:rPr>
-        <w:t>ةدجب ةيرادإلا ةمكحملا</w:t>
-      </w:r>
-    </w:p>
-    <w:p>
-      <w:pPr>
-        <w:jc w:val="right"/>
-        <w:bidi/>
-      </w:pPr>
-      <w:r>
-        <w:rPr>
-          <w:b w:val="0"/>
-          <w:i w:val="0"/>
-        </w:rPr>
-        <w:t>ةرشع ةعباسلا ةرئادلا</w:t>
+        <w:t>الدائرة السابعة عشرة</w:t>
       </w:r>
     </w:p>
     <w:p>
@@ -2830,7 +2800,7 @@
           <w:b w:val="0"/>
           <w:i w:val="0"/>
         </w:rPr>
-        <w:t>.ةينلا</w:t>
+        <w:t>النية.</w:t>
       </w:r>
     </w:p>
     <w:p>
@@ -2869,7 +2839,7 @@
           <w:b w:val="0"/>
           <w:i w:val="0"/>
         </w:rPr>
-        <w:t>نماثلا دنبلا</w:t>
+        <w:t>البند الثامن</w:t>
       </w:r>
     </w:p>
     <w:p>
@@ -2908,7 +2878,7 @@
           <w:b w:val="0"/>
           <w:i w:val="0"/>
         </w:rPr>
-        <w:t>عساتلا دنبلا</w:t>
+        <w:t>البند التاسع</w:t>
       </w:r>
     </w:p>
     <w:p>
@@ -2934,7 +2904,7 @@
           <w:b w:val="0"/>
           <w:i w:val="0"/>
         </w:rPr>
-        <w:t>. مازتلالا كلذ يف هبيصن</w:t>
+        <w:t>نصيبه في ذلك الالتزام .</w:t>
       </w:r>
     </w:p>
     <w:p>
@@ -2947,7 +2917,7 @@
           <w:b w:val="0"/>
           <w:i w:val="0"/>
         </w:rPr>
-        <w:t>رشاعلا دنبلا</w:t>
+        <w:t>البند العاشر</w:t>
       </w:r>
     </w:p>
     <w:p>
@@ -2960,7 +2930,7 @@
           <w:b w:val="0"/>
           <w:i w:val="0"/>
         </w:rPr>
-        <w:t>.يذيفنتلا دنسلا ةوق يف هلعجو هاوتحم تابثاو يوعدلا لحم تاكرشلاب جراختلا حلصلا دامتعاب رارق رادصإل ةدجب ةيرادإلا ةمكحملاب رشع ةعباسلا ةيراجتلا ةرئادلا يدل ةيسيئرلا يوعدلا فلمب ةيلصأ ةخسن تعدوأو ،هتخسن فرط لكل تملس خسن ةعبس نم ةيقافتالا هذه تررح</w:t>
+        <w:t>حررت هذه الاتفاقية من سبعة نسخ سلمت لكل طرف نسخته، وأودعت نسخة أصلية بملف الدعوي الرئيسية لدي الدائرة التجارية السابعة عشر بالمحكمة الإدارية بجدة لإصدار قرار باعتماد الصلح التخارج بالشركات محل الدعوي واثبات محتواه وجعله في قوة السند التنفيذي.</w:t>
       </w:r>
     </w:p>
     <w:p>
@@ -2986,7 +2956,7 @@
           <w:b w:val="0"/>
           <w:i w:val="0"/>
         </w:rPr>
-        <w:t>((نيدهاشلا</w:t>
+        <w:t>الشاهدين))</w:t>
       </w:r>
     </w:p>
     <w:p>
@@ -3017,6 +2987,30 @@
     </w:p>
     <w:p>
       <w:pPr>
+        <w:pStyle w:val="Heading2"/>
+        <w:jc w:val="right"/>
+        <w:bidi/>
+      </w:pPr>
+      <w:r>
+        <w:t>[بيانات الأطراف: المدعي / المدعى عليه / الحاضرون] ===</w:t>
+        <w:br/>
+        <w:t>المملكة العربية السعودية ديوان المظالم</w:t>
+      </w:r>
+    </w:p>
+    <w:p>
+      <w:pPr>
+        <w:pStyle w:val="Heading2"/>
+        <w:jc w:val="right"/>
+        <w:bidi/>
+      </w:pPr>
+      <w:r>
+        <w:t>[المتن الفعلي: الوقائع / الأسباب / المنطوق] ===</w:t>
+        <w:br/>
+        <w:t>بشم انت الحر الجميع</w:t>
+      </w:r>
+    </w:p>
+    <w:p>
+      <w:pPr>
         <w:jc w:val="right"/>
         <w:bidi/>
       </w:pPr>
@@ -3025,7 +3019,7 @@
           <w:b w:val="0"/>
           <w:i w:val="0"/>
         </w:rPr>
-        <w:t>ملاظملا ناويد ةيدوعسلا ةيبرعلا ةكلمملا</w:t>
+        <w:t>المحكمة الإدارية بجدة</w:t>
       </w:r>
     </w:p>
     <w:p>
@@ -3038,33 +3032,7 @@
           <w:b w:val="0"/>
           <w:i w:val="0"/>
         </w:rPr>
-        <w:t>عيمجلا رحلا تنا مشب</w:t>
-      </w:r>
-    </w:p>
-    <w:p>
-      <w:pPr>
-        <w:jc w:val="right"/>
-        <w:bidi/>
-      </w:pPr>
-      <w:r>
-        <w:rPr>
-          <w:b w:val="0"/>
-          <w:i w:val="0"/>
-        </w:rPr>
-        <w:t>ةدجب ةيرادإلا ةمكحملا</w:t>
-      </w:r>
-    </w:p>
-    <w:p>
-      <w:pPr>
-        <w:jc w:val="right"/>
-        <w:bidi/>
-      </w:pPr>
-      <w:r>
-        <w:rPr>
-          <w:b w:val="0"/>
-          <w:i w:val="0"/>
-        </w:rPr>
-        <w:t>ةرشع ةعباسلا ةرئادلا</w:t>
+        <w:t>الدائرة السابعة عشرة</w:t>
       </w:r>
     </w:p>
     <w:p>
@@ -3090,7 +3058,7 @@
           <w:b w:val="0"/>
           <w:i w:val="0"/>
         </w:rPr>
-        <w:t>(بابسألا)</w:t>
+        <w:t>(الأسباب)</w:t>
       </w:r>
     </w:p>
     <w:p>
@@ -3116,7 +3084,7 @@
           <w:b w:val="0"/>
           <w:i w:val="0"/>
         </w:rPr>
-        <w:t>عازنلا اذه يف رظنلاب ملاظملا ناويدل يئالولا صاصتخالا كلذب دقعنيف ،تاكرشلا ماظنل ًاقفو ،ةيراجتلا تاعازنلا</w:t>
+        <w:t>النزاعات التجارية، وفقاً لنظام الشركات، فينعقد بذلك الاختصاص الولائي لديوان المظالم بالنظر في هذا النزاع</w:t>
       </w:r>
     </w:p>
     <w:p>
@@ -3155,7 +3123,7 @@
           <w:b w:val="0"/>
           <w:i w:val="0"/>
         </w:rPr>
-        <w:t>.ةيضقلا هذه يف رظنلاب ةمكحملا هذهل يناكملا صاصتخالا كلذب</w:t>
+        <w:t>بذلك الاختصاص المكاني لهذه المحكمة بالنظر في هذه القضية.</w:t>
       </w:r>
     </w:p>
     <w:p>
@@ -3348,7 +3316,7 @@
       <w:r>
         <w:t>[المتن الفعلي: الوقائع / الأسباب / المنطوق] ===</w:t>
         <w:br/>
-        <w:t>يراشملا نمحرلا دبع نب فسوي يرجمونلا زيزعلا دبع نب ردب نازوفلا يلع نب ديجملا دبع ينارهزلا يلع نب هللا دبع</w:t>
+        <w:t>عبد الله بن علي الزهراني عبد المجيد بن علي الفوزان بدر بن عبد العزيز النومجري يوسف بن عبد الرحمن المشاري</w:t>
       </w:r>
     </w:p>
     <w:p>
@@ -3361,7 +3329,7 @@
           <w:b w:val="0"/>
           <w:i w:val="0"/>
         </w:rPr>
-        <w:t>رطملا نادير</w:t>
+        <w:t>ريدان المطر</w:t>
       </w:r>
     </w:p>
     <w:sectPr>

--- a/zaini_case_audit_output/outputs/word/documents/041_اتفاقية الصلح والتخارج في شركات أحمد زيني وأولاده ـ مصدقة من المحكمة.docx
+++ b/zaini_case_audit_output/outputs/word/documents/041_اتفاقية الصلح والتخارج في شركات أحمد زيني وأولاده ـ مصدقة من المحكمة.docx
@@ -2607,7 +2607,7 @@
           <w:b w:val="0"/>
           <w:i w:val="0"/>
         </w:rPr>
-        <w:t>البند السابع</w:t>
+        <w:t>عباسلا دنبلا</w:t>
       </w:r>
     </w:p>
     <w:p>
